--- a/docs/tables/entire/sec7_aki_c10_surv.docx
+++ b/docs/tables/entire/sec7_aki_c10_surv.docx
@@ -2069,7 +2069,7 @@
                 <w:szCs w:val="22"/>
                 <w:color w:val="000000"/>
               </w:rPr>
-              <w:t xml:space="preserve">1.03</w:t>
+              <w:t xml:space="preserve">1.02</w:t>
             </w:r>
           </w:p>
         </w:tc>
@@ -4590,7 +4590,7 @@
                 <w:szCs w:val="22"/>
                 <w:color w:val="000000"/>
               </w:rPr>
-              <w:t xml:space="preserve">0.630</w:t>
+              <w:t xml:space="preserve">0.640</w:t>
             </w:r>
           </w:p>
         </w:tc>
@@ -5933,7 +5933,7 @@
                 <w:szCs w:val="22"/>
                 <w:color w:val="000000"/>
               </w:rPr>
-              <w:t xml:space="preserve">1.59</w:t>
+              <w:t xml:space="preserve">1.58</w:t>
             </w:r>
           </w:p>
         </w:tc>
@@ -7382,113 +7382,113 @@
                 <w:szCs w:val="22"/>
                 <w:color w:val="000000"/>
               </w:rPr>
-              <w:t xml:space="preserve">2.40</w:t>
-            </w:r>
-          </w:p>
-        </w:tc>
-        <w:tc>
-          <w:tcPr>
-            <w:tcBorders>
-              <w:bottom w:val="none" w:sz="0" w:space="0" w:color="000000"/>
-              <w:top w:val="none" w:sz="0" w:space="0" w:color="000000"/>
-              <w:left w:val="none" w:sz="0" w:space="0" w:color="000000"/>
-              <w:right w:val="none" w:sz="0" w:space="0" w:color="000000"/>
-            </w:tcBorders>
-            <w:shd w:val="clear" w:color="auto" w:fill="FFFFFF"/>
-            <w:tcMar>
-              <w:top w:w="0" w:type="dxa"/>
-              <w:bottom w:w="0" w:type="dxa"/>
-              <w:left w:w="0" w:type="dxa"/>
-              <w:right w:w="0" w:type="dxa"/>
-            </w:tcMar>
-            <w:vAlign w:val="top"/>
-          </w:tcPr>
-          <w:p>
-            <w:pPr>
-              <w:pStyle w:val="Normal"/>
-              <w:jc w:val="center"/>
-              <w:pBdr>
-                <w:bottom w:val="none" w:sz="0" w:space="0" w:color="000000"/>
-                <w:top w:val="none" w:sz="0" w:space="0" w:color="000000"/>
-                <w:left w:val="none" w:sz="0" w:space="0" w:color="000000"/>
-                <w:right w:val="none" w:sz="0" w:space="0" w:color="000000"/>
-              </w:pBdr>
-              <w:spacing w:after="100" w:before="100" w:line="240"/>
-              <w:ind w:left="100" w:right="100" w:firstLine="0" w:firstLineChars="0"/>
-              <w:rPr>
-                <w:rFonts w:ascii="Helvetica" w:hAnsi="Helvetica" w:eastAsia="Helvetica" w:cs="Helvetica"/>
-                <w:i w:val="false"/>
-                <w:b w:val="false"/>
-                <w:u w:val="none"/>
-                <w:sz w:val="22"/>
-                <w:szCs w:val="22"/>
-                <w:color w:val="000000"/>
-              </w:rPr>
-            </w:pPr>
-            <w:r>
-              <w:rPr>
-                <w:rFonts w:ascii="Helvetica" w:hAnsi="Helvetica" w:eastAsia="Helvetica" w:cs="Helvetica"/>
-                <w:i w:val="false"/>
-                <w:b w:val="false"/>
-                <w:u w:val="none"/>
-                <w:sz w:val="22"/>
-                <w:szCs w:val="22"/>
-                <w:color w:val="000000"/>
-              </w:rPr>
-              <w:t xml:space="preserve">0.85, 6.76</w:t>
-            </w:r>
-          </w:p>
-        </w:tc>
-        <w:tc>
-          <w:tcPr>
-            <w:tcBorders>
-              <w:bottom w:val="none" w:sz="0" w:space="0" w:color="000000"/>
-              <w:top w:val="none" w:sz="0" w:space="0" w:color="000000"/>
-              <w:left w:val="none" w:sz="0" w:space="0" w:color="000000"/>
-              <w:right w:val="none" w:sz="0" w:space="0" w:color="000000"/>
-            </w:tcBorders>
-            <w:shd w:val="clear" w:color="auto" w:fill="FFFFFF"/>
-            <w:tcMar>
-              <w:top w:w="0" w:type="dxa"/>
-              <w:bottom w:w="0" w:type="dxa"/>
-              <w:left w:w="0" w:type="dxa"/>
-              <w:right w:w="0" w:type="dxa"/>
-            </w:tcMar>
-            <w:vAlign w:val="top"/>
-          </w:tcPr>
-          <w:p>
-            <w:pPr>
-              <w:pStyle w:val="Normal"/>
-              <w:jc w:val="center"/>
-              <w:pBdr>
-                <w:bottom w:val="none" w:sz="0" w:space="0" w:color="000000"/>
-                <w:top w:val="none" w:sz="0" w:space="0" w:color="000000"/>
-                <w:left w:val="none" w:sz="0" w:space="0" w:color="000000"/>
-                <w:right w:val="none" w:sz="0" w:space="0" w:color="000000"/>
-              </w:pBdr>
-              <w:spacing w:after="100" w:before="100" w:line="240"/>
-              <w:ind w:left="100" w:right="100" w:firstLine="0" w:firstLineChars="0"/>
-              <w:rPr>
-                <w:rFonts w:ascii="Helvetica" w:hAnsi="Helvetica" w:eastAsia="Helvetica" w:cs="Helvetica"/>
-                <w:i w:val="false"/>
-                <w:b w:val="false"/>
-                <w:u w:val="none"/>
-                <w:sz w:val="22"/>
-                <w:szCs w:val="22"/>
-                <w:color w:val="000000"/>
-              </w:rPr>
-            </w:pPr>
-            <w:r>
-              <w:rPr>
-                <w:rFonts w:ascii="Helvetica" w:hAnsi="Helvetica" w:eastAsia="Helvetica" w:cs="Helvetica"/>
-                <w:i w:val="false"/>
-                <w:b w:val="false"/>
-                <w:u w:val="none"/>
-                <w:sz w:val="22"/>
-                <w:szCs w:val="22"/>
-                <w:color w:val="000000"/>
-              </w:rPr>
-              <w:t xml:space="preserve">0.097</w:t>
+              <w:t xml:space="preserve">2.41</w:t>
+            </w:r>
+          </w:p>
+        </w:tc>
+        <w:tc>
+          <w:tcPr>
+            <w:tcBorders>
+              <w:bottom w:val="none" w:sz="0" w:space="0" w:color="000000"/>
+              <w:top w:val="none" w:sz="0" w:space="0" w:color="000000"/>
+              <w:left w:val="none" w:sz="0" w:space="0" w:color="000000"/>
+              <w:right w:val="none" w:sz="0" w:space="0" w:color="000000"/>
+            </w:tcBorders>
+            <w:shd w:val="clear" w:color="auto" w:fill="FFFFFF"/>
+            <w:tcMar>
+              <w:top w:w="0" w:type="dxa"/>
+              <w:bottom w:w="0" w:type="dxa"/>
+              <w:left w:w="0" w:type="dxa"/>
+              <w:right w:w="0" w:type="dxa"/>
+            </w:tcMar>
+            <w:vAlign w:val="top"/>
+          </w:tcPr>
+          <w:p>
+            <w:pPr>
+              <w:pStyle w:val="Normal"/>
+              <w:jc w:val="center"/>
+              <w:pBdr>
+                <w:bottom w:val="none" w:sz="0" w:space="0" w:color="000000"/>
+                <w:top w:val="none" w:sz="0" w:space="0" w:color="000000"/>
+                <w:left w:val="none" w:sz="0" w:space="0" w:color="000000"/>
+                <w:right w:val="none" w:sz="0" w:space="0" w:color="000000"/>
+              </w:pBdr>
+              <w:spacing w:after="100" w:before="100" w:line="240"/>
+              <w:ind w:left="100" w:right="100" w:firstLine="0" w:firstLineChars="0"/>
+              <w:rPr>
+                <w:rFonts w:ascii="Helvetica" w:hAnsi="Helvetica" w:eastAsia="Helvetica" w:cs="Helvetica"/>
+                <w:i w:val="false"/>
+                <w:b w:val="false"/>
+                <w:u w:val="none"/>
+                <w:sz w:val="22"/>
+                <w:szCs w:val="22"/>
+                <w:color w:val="000000"/>
+              </w:rPr>
+            </w:pPr>
+            <w:r>
+              <w:rPr>
+                <w:rFonts w:ascii="Helvetica" w:hAnsi="Helvetica" w:eastAsia="Helvetica" w:cs="Helvetica"/>
+                <w:i w:val="false"/>
+                <w:b w:val="false"/>
+                <w:u w:val="none"/>
+                <w:sz w:val="22"/>
+                <w:szCs w:val="22"/>
+                <w:color w:val="000000"/>
+              </w:rPr>
+              <w:t xml:space="preserve">0.86, 6.76</w:t>
+            </w:r>
+          </w:p>
+        </w:tc>
+        <w:tc>
+          <w:tcPr>
+            <w:tcBorders>
+              <w:bottom w:val="none" w:sz="0" w:space="0" w:color="000000"/>
+              <w:top w:val="none" w:sz="0" w:space="0" w:color="000000"/>
+              <w:left w:val="none" w:sz="0" w:space="0" w:color="000000"/>
+              <w:right w:val="none" w:sz="0" w:space="0" w:color="000000"/>
+            </w:tcBorders>
+            <w:shd w:val="clear" w:color="auto" w:fill="FFFFFF"/>
+            <w:tcMar>
+              <w:top w:w="0" w:type="dxa"/>
+              <w:bottom w:w="0" w:type="dxa"/>
+              <w:left w:w="0" w:type="dxa"/>
+              <w:right w:w="0" w:type="dxa"/>
+            </w:tcMar>
+            <w:vAlign w:val="top"/>
+          </w:tcPr>
+          <w:p>
+            <w:pPr>
+              <w:pStyle w:val="Normal"/>
+              <w:jc w:val="center"/>
+              <w:pBdr>
+                <w:bottom w:val="none" w:sz="0" w:space="0" w:color="000000"/>
+                <w:top w:val="none" w:sz="0" w:space="0" w:color="000000"/>
+                <w:left w:val="none" w:sz="0" w:space="0" w:color="000000"/>
+                <w:right w:val="none" w:sz="0" w:space="0" w:color="000000"/>
+              </w:pBdr>
+              <w:spacing w:after="100" w:before="100" w:line="240"/>
+              <w:ind w:left="100" w:right="100" w:firstLine="0" w:firstLineChars="0"/>
+              <w:rPr>
+                <w:rFonts w:ascii="Helvetica" w:hAnsi="Helvetica" w:eastAsia="Helvetica" w:cs="Helvetica"/>
+                <w:i w:val="false"/>
+                <w:b w:val="false"/>
+                <w:u w:val="none"/>
+                <w:sz w:val="22"/>
+                <w:szCs w:val="22"/>
+                <w:color w:val="000000"/>
+              </w:rPr>
+            </w:pPr>
+            <w:r>
+              <w:rPr>
+                <w:rFonts w:ascii="Helvetica" w:hAnsi="Helvetica" w:eastAsia="Helvetica" w:cs="Helvetica"/>
+                <w:i w:val="false"/>
+                <w:b w:val="false"/>
+                <w:u w:val="none"/>
+                <w:sz w:val="22"/>
+                <w:szCs w:val="22"/>
+                <w:color w:val="000000"/>
+              </w:rPr>
+              <w:t xml:space="preserve">0.096</w:t>
             </w:r>
           </w:p>
         </w:tc>
@@ -7865,113 +7865,113 @@
                 <w:szCs w:val="22"/>
                 <w:color w:val="000000"/>
               </w:rPr>
-              <w:t xml:space="preserve">0.78</w:t>
-            </w:r>
-          </w:p>
-        </w:tc>
-        <w:tc>
-          <w:tcPr>
-            <w:tcBorders>
-              <w:bottom w:val="none" w:sz="0" w:space="0" w:color="000000"/>
-              <w:top w:val="none" w:sz="0" w:space="0" w:color="000000"/>
-              <w:left w:val="none" w:sz="0" w:space="0" w:color="000000"/>
-              <w:right w:val="none" w:sz="0" w:space="0" w:color="000000"/>
-            </w:tcBorders>
-            <w:shd w:val="clear" w:color="auto" w:fill="FFFFFF"/>
-            <w:tcMar>
-              <w:top w:w="0" w:type="dxa"/>
-              <w:bottom w:w="0" w:type="dxa"/>
-              <w:left w:w="0" w:type="dxa"/>
-              <w:right w:w="0" w:type="dxa"/>
-            </w:tcMar>
-            <w:vAlign w:val="top"/>
-          </w:tcPr>
-          <w:p>
-            <w:pPr>
-              <w:pStyle w:val="Normal"/>
-              <w:jc w:val="center"/>
-              <w:pBdr>
-                <w:bottom w:val="none" w:sz="0" w:space="0" w:color="000000"/>
-                <w:top w:val="none" w:sz="0" w:space="0" w:color="000000"/>
-                <w:left w:val="none" w:sz="0" w:space="0" w:color="000000"/>
-                <w:right w:val="none" w:sz="0" w:space="0" w:color="000000"/>
-              </w:pBdr>
-              <w:spacing w:after="100" w:before="100" w:line="240"/>
-              <w:ind w:left="100" w:right="100" w:firstLine="0" w:firstLineChars="0"/>
-              <w:rPr>
-                <w:rFonts w:ascii="Helvetica" w:hAnsi="Helvetica" w:eastAsia="Helvetica" w:cs="Helvetica"/>
-                <w:i w:val="false"/>
-                <w:b w:val="false"/>
-                <w:u w:val="none"/>
-                <w:sz w:val="22"/>
-                <w:szCs w:val="22"/>
-                <w:color w:val="000000"/>
-              </w:rPr>
-            </w:pPr>
-            <w:r>
-              <w:rPr>
-                <w:rFonts w:ascii="Helvetica" w:hAnsi="Helvetica" w:eastAsia="Helvetica" w:cs="Helvetica"/>
-                <w:i w:val="false"/>
-                <w:b w:val="false"/>
-                <w:u w:val="none"/>
-                <w:sz w:val="22"/>
-                <w:szCs w:val="22"/>
-                <w:color w:val="000000"/>
-              </w:rPr>
-              <w:t xml:space="preserve">0.34, 1.77</w:t>
-            </w:r>
-          </w:p>
-        </w:tc>
-        <w:tc>
-          <w:tcPr>
-            <w:tcBorders>
-              <w:bottom w:val="none" w:sz="0" w:space="0" w:color="000000"/>
-              <w:top w:val="none" w:sz="0" w:space="0" w:color="000000"/>
-              <w:left w:val="none" w:sz="0" w:space="0" w:color="000000"/>
-              <w:right w:val="none" w:sz="0" w:space="0" w:color="000000"/>
-            </w:tcBorders>
-            <w:shd w:val="clear" w:color="auto" w:fill="FFFFFF"/>
-            <w:tcMar>
-              <w:top w:w="0" w:type="dxa"/>
-              <w:bottom w:w="0" w:type="dxa"/>
-              <w:left w:w="0" w:type="dxa"/>
-              <w:right w:w="0" w:type="dxa"/>
-            </w:tcMar>
-            <w:vAlign w:val="top"/>
-          </w:tcPr>
-          <w:p>
-            <w:pPr>
-              <w:pStyle w:val="Normal"/>
-              <w:jc w:val="center"/>
-              <w:pBdr>
-                <w:bottom w:val="none" w:sz="0" w:space="0" w:color="000000"/>
-                <w:top w:val="none" w:sz="0" w:space="0" w:color="000000"/>
-                <w:left w:val="none" w:sz="0" w:space="0" w:color="000000"/>
-                <w:right w:val="none" w:sz="0" w:space="0" w:color="000000"/>
-              </w:pBdr>
-              <w:spacing w:after="100" w:before="100" w:line="240"/>
-              <w:ind w:left="100" w:right="100" w:firstLine="0" w:firstLineChars="0"/>
-              <w:rPr>
-                <w:rFonts w:ascii="Helvetica" w:hAnsi="Helvetica" w:eastAsia="Helvetica" w:cs="Helvetica"/>
-                <w:i w:val="false"/>
-                <w:b w:val="false"/>
-                <w:u w:val="none"/>
-                <w:sz w:val="22"/>
-                <w:szCs w:val="22"/>
-                <w:color w:val="000000"/>
-              </w:rPr>
-            </w:pPr>
-            <w:r>
-              <w:rPr>
-                <w:rFonts w:ascii="Helvetica" w:hAnsi="Helvetica" w:eastAsia="Helvetica" w:cs="Helvetica"/>
-                <w:i w:val="false"/>
-                <w:b w:val="false"/>
-                <w:u w:val="none"/>
-                <w:sz w:val="22"/>
-                <w:szCs w:val="22"/>
-                <w:color w:val="000000"/>
-              </w:rPr>
-              <w:t xml:space="preserve">0.550</w:t>
+              <w:t xml:space="preserve">0.79</w:t>
+            </w:r>
+          </w:p>
+        </w:tc>
+        <w:tc>
+          <w:tcPr>
+            <w:tcBorders>
+              <w:bottom w:val="none" w:sz="0" w:space="0" w:color="000000"/>
+              <w:top w:val="none" w:sz="0" w:space="0" w:color="000000"/>
+              <w:left w:val="none" w:sz="0" w:space="0" w:color="000000"/>
+              <w:right w:val="none" w:sz="0" w:space="0" w:color="000000"/>
+            </w:tcBorders>
+            <w:shd w:val="clear" w:color="auto" w:fill="FFFFFF"/>
+            <w:tcMar>
+              <w:top w:w="0" w:type="dxa"/>
+              <w:bottom w:w="0" w:type="dxa"/>
+              <w:left w:w="0" w:type="dxa"/>
+              <w:right w:w="0" w:type="dxa"/>
+            </w:tcMar>
+            <w:vAlign w:val="top"/>
+          </w:tcPr>
+          <w:p>
+            <w:pPr>
+              <w:pStyle w:val="Normal"/>
+              <w:jc w:val="center"/>
+              <w:pBdr>
+                <w:bottom w:val="none" w:sz="0" w:space="0" w:color="000000"/>
+                <w:top w:val="none" w:sz="0" w:space="0" w:color="000000"/>
+                <w:left w:val="none" w:sz="0" w:space="0" w:color="000000"/>
+                <w:right w:val="none" w:sz="0" w:space="0" w:color="000000"/>
+              </w:pBdr>
+              <w:spacing w:after="100" w:before="100" w:line="240"/>
+              <w:ind w:left="100" w:right="100" w:firstLine="0" w:firstLineChars="0"/>
+              <w:rPr>
+                <w:rFonts w:ascii="Helvetica" w:hAnsi="Helvetica" w:eastAsia="Helvetica" w:cs="Helvetica"/>
+                <w:i w:val="false"/>
+                <w:b w:val="false"/>
+                <w:u w:val="none"/>
+                <w:sz w:val="22"/>
+                <w:szCs w:val="22"/>
+                <w:color w:val="000000"/>
+              </w:rPr>
+            </w:pPr>
+            <w:r>
+              <w:rPr>
+                <w:rFonts w:ascii="Helvetica" w:hAnsi="Helvetica" w:eastAsia="Helvetica" w:cs="Helvetica"/>
+                <w:i w:val="false"/>
+                <w:b w:val="false"/>
+                <w:u w:val="none"/>
+                <w:sz w:val="22"/>
+                <w:szCs w:val="22"/>
+                <w:color w:val="000000"/>
+              </w:rPr>
+              <w:t xml:space="preserve">0.35, 1.78</w:t>
+            </w:r>
+          </w:p>
+        </w:tc>
+        <w:tc>
+          <w:tcPr>
+            <w:tcBorders>
+              <w:bottom w:val="none" w:sz="0" w:space="0" w:color="000000"/>
+              <w:top w:val="none" w:sz="0" w:space="0" w:color="000000"/>
+              <w:left w:val="none" w:sz="0" w:space="0" w:color="000000"/>
+              <w:right w:val="none" w:sz="0" w:space="0" w:color="000000"/>
+            </w:tcBorders>
+            <w:shd w:val="clear" w:color="auto" w:fill="FFFFFF"/>
+            <w:tcMar>
+              <w:top w:w="0" w:type="dxa"/>
+              <w:bottom w:w="0" w:type="dxa"/>
+              <w:left w:w="0" w:type="dxa"/>
+              <w:right w:w="0" w:type="dxa"/>
+            </w:tcMar>
+            <w:vAlign w:val="top"/>
+          </w:tcPr>
+          <w:p>
+            <w:pPr>
+              <w:pStyle w:val="Normal"/>
+              <w:jc w:val="center"/>
+              <w:pBdr>
+                <w:bottom w:val="none" w:sz="0" w:space="0" w:color="000000"/>
+                <w:top w:val="none" w:sz="0" w:space="0" w:color="000000"/>
+                <w:left w:val="none" w:sz="0" w:space="0" w:color="000000"/>
+                <w:right w:val="none" w:sz="0" w:space="0" w:color="000000"/>
+              </w:pBdr>
+              <w:spacing w:after="100" w:before="100" w:line="240"/>
+              <w:ind w:left="100" w:right="100" w:firstLine="0" w:firstLineChars="0"/>
+              <w:rPr>
+                <w:rFonts w:ascii="Helvetica" w:hAnsi="Helvetica" w:eastAsia="Helvetica" w:cs="Helvetica"/>
+                <w:i w:val="false"/>
+                <w:b w:val="false"/>
+                <w:u w:val="none"/>
+                <w:sz w:val="22"/>
+                <w:szCs w:val="22"/>
+                <w:color w:val="000000"/>
+              </w:rPr>
+            </w:pPr>
+            <w:r>
+              <w:rPr>
+                <w:rFonts w:ascii="Helvetica" w:hAnsi="Helvetica" w:eastAsia="Helvetica" w:cs="Helvetica"/>
+                <w:i w:val="false"/>
+                <w:b w:val="false"/>
+                <w:u w:val="none"/>
+                <w:sz w:val="22"/>
+                <w:szCs w:val="22"/>
+                <w:color w:val="000000"/>
+              </w:rPr>
+              <w:t xml:space="preserve">0.560</w:t>
             </w:r>
           </w:p>
         </w:tc>
@@ -8401,7 +8401,7 @@
                 <w:szCs w:val="22"/>
                 <w:color w:val="000000"/>
               </w:rPr>
-              <w:t xml:space="preserve">0.19, 1.27</w:t>
+              <w:t xml:space="preserve">0.18, 1.26</w:t>
             </w:r>
           </w:p>
         </w:tc>
@@ -8884,60 +8884,60 @@
                 <w:szCs w:val="22"/>
                 <w:color w:val="000000"/>
               </w:rPr>
-              <w:t xml:space="preserve">0.48, 2.61</w:t>
-            </w:r>
-          </w:p>
-        </w:tc>
-        <w:tc>
-          <w:tcPr>
-            <w:tcBorders>
-              <w:bottom w:val="none" w:sz="0" w:space="0" w:color="000000"/>
-              <w:top w:val="none" w:sz="0" w:space="0" w:color="000000"/>
-              <w:left w:val="none" w:sz="0" w:space="0" w:color="000000"/>
-              <w:right w:val="none" w:sz="0" w:space="0" w:color="000000"/>
-            </w:tcBorders>
-            <w:shd w:val="clear" w:color="auto" w:fill="FFFFFF"/>
-            <w:tcMar>
-              <w:top w:w="0" w:type="dxa"/>
-              <w:bottom w:w="0" w:type="dxa"/>
-              <w:left w:w="0" w:type="dxa"/>
-              <w:right w:w="0" w:type="dxa"/>
-            </w:tcMar>
-            <w:vAlign w:val="top"/>
-          </w:tcPr>
-          <w:p>
-            <w:pPr>
-              <w:pStyle w:val="Normal"/>
-              <w:jc w:val="center"/>
-              <w:pBdr>
-                <w:bottom w:val="none" w:sz="0" w:space="0" w:color="000000"/>
-                <w:top w:val="none" w:sz="0" w:space="0" w:color="000000"/>
-                <w:left w:val="none" w:sz="0" w:space="0" w:color="000000"/>
-                <w:right w:val="none" w:sz="0" w:space="0" w:color="000000"/>
-              </w:pBdr>
-              <w:spacing w:after="100" w:before="100" w:line="240"/>
-              <w:ind w:left="100" w:right="100" w:firstLine="0" w:firstLineChars="0"/>
-              <w:rPr>
-                <w:rFonts w:ascii="Helvetica" w:hAnsi="Helvetica" w:eastAsia="Helvetica" w:cs="Helvetica"/>
-                <w:i w:val="false"/>
-                <w:b w:val="false"/>
-                <w:u w:val="none"/>
-                <w:sz w:val="22"/>
-                <w:szCs w:val="22"/>
-                <w:color w:val="000000"/>
-              </w:rPr>
-            </w:pPr>
-            <w:r>
-              <w:rPr>
-                <w:rFonts w:ascii="Helvetica" w:hAnsi="Helvetica" w:eastAsia="Helvetica" w:cs="Helvetica"/>
-                <w:i w:val="false"/>
-                <w:b w:val="false"/>
-                <w:u w:val="none"/>
-                <w:sz w:val="22"/>
-                <w:szCs w:val="22"/>
-                <w:color w:val="000000"/>
-              </w:rPr>
-              <w:t xml:space="preserve">0.800</w:t>
+              <w:t xml:space="preserve">0.47, 2.60</w:t>
+            </w:r>
+          </w:p>
+        </w:tc>
+        <w:tc>
+          <w:tcPr>
+            <w:tcBorders>
+              <w:bottom w:val="none" w:sz="0" w:space="0" w:color="000000"/>
+              <w:top w:val="none" w:sz="0" w:space="0" w:color="000000"/>
+              <w:left w:val="none" w:sz="0" w:space="0" w:color="000000"/>
+              <w:right w:val="none" w:sz="0" w:space="0" w:color="000000"/>
+            </w:tcBorders>
+            <w:shd w:val="clear" w:color="auto" w:fill="FFFFFF"/>
+            <w:tcMar>
+              <w:top w:w="0" w:type="dxa"/>
+              <w:bottom w:w="0" w:type="dxa"/>
+              <w:left w:w="0" w:type="dxa"/>
+              <w:right w:w="0" w:type="dxa"/>
+            </w:tcMar>
+            <w:vAlign w:val="top"/>
+          </w:tcPr>
+          <w:p>
+            <w:pPr>
+              <w:pStyle w:val="Normal"/>
+              <w:jc w:val="center"/>
+              <w:pBdr>
+                <w:bottom w:val="none" w:sz="0" w:space="0" w:color="000000"/>
+                <w:top w:val="none" w:sz="0" w:space="0" w:color="000000"/>
+                <w:left w:val="none" w:sz="0" w:space="0" w:color="000000"/>
+                <w:right w:val="none" w:sz="0" w:space="0" w:color="000000"/>
+              </w:pBdr>
+              <w:spacing w:after="100" w:before="100" w:line="240"/>
+              <w:ind w:left="100" w:right="100" w:firstLine="0" w:firstLineChars="0"/>
+              <w:rPr>
+                <w:rFonts w:ascii="Helvetica" w:hAnsi="Helvetica" w:eastAsia="Helvetica" w:cs="Helvetica"/>
+                <w:i w:val="false"/>
+                <w:b w:val="false"/>
+                <w:u w:val="none"/>
+                <w:sz w:val="22"/>
+                <w:szCs w:val="22"/>
+                <w:color w:val="000000"/>
+              </w:rPr>
+            </w:pPr>
+            <w:r>
+              <w:rPr>
+                <w:rFonts w:ascii="Helvetica" w:hAnsi="Helvetica" w:eastAsia="Helvetica" w:cs="Helvetica"/>
+                <w:i w:val="false"/>
+                <w:b w:val="false"/>
+                <w:u w:val="none"/>
+                <w:sz w:val="22"/>
+                <w:szCs w:val="22"/>
+                <w:color w:val="000000"/>
+              </w:rPr>
+              <w:t xml:space="preserve">0.810</w:t>
             </w:r>
           </w:p>
         </w:tc>
@@ -9314,7 +9314,7 @@
                 <w:szCs w:val="22"/>
                 <w:color w:val="000000"/>
               </w:rPr>
-              <w:t xml:space="preserve">0.41</w:t>
+              <w:t xml:space="preserve">0.40</w:t>
             </w:r>
           </w:p>
         </w:tc>
@@ -9420,7 +9420,7 @@
                 <w:szCs w:val="22"/>
                 <w:color w:val="000000"/>
               </w:rPr>
-              <w:t xml:space="preserve">0.031</w:t>
+              <w:t xml:space="preserve">0.030</w:t>
             </w:r>
           </w:p>
         </w:tc>
@@ -11299,60 +11299,60 @@
                 <w:szCs w:val="22"/>
                 <w:color w:val="000000"/>
               </w:rPr>
-              <w:t xml:space="preserve">0.98, 2.34</w:t>
-            </w:r>
-          </w:p>
-        </w:tc>
-        <w:tc>
-          <w:tcPr>
-            <w:tcBorders>
-              <w:bottom w:val="none" w:sz="0" w:space="0" w:color="000000"/>
-              <w:top w:val="none" w:sz="0" w:space="0" w:color="000000"/>
-              <w:left w:val="none" w:sz="0" w:space="0" w:color="000000"/>
-              <w:right w:val="none" w:sz="0" w:space="0" w:color="000000"/>
-            </w:tcBorders>
-            <w:shd w:val="clear" w:color="auto" w:fill="FFFFFF"/>
-            <w:tcMar>
-              <w:top w:w="0" w:type="dxa"/>
-              <w:bottom w:w="0" w:type="dxa"/>
-              <w:left w:w="0" w:type="dxa"/>
-              <w:right w:w="0" w:type="dxa"/>
-            </w:tcMar>
-            <w:vAlign w:val="top"/>
-          </w:tcPr>
-          <w:p>
-            <w:pPr>
-              <w:pStyle w:val="Normal"/>
-              <w:jc w:val="center"/>
-              <w:pBdr>
-                <w:bottom w:val="none" w:sz="0" w:space="0" w:color="000000"/>
-                <w:top w:val="none" w:sz="0" w:space="0" w:color="000000"/>
-                <w:left w:val="none" w:sz="0" w:space="0" w:color="000000"/>
-                <w:right w:val="none" w:sz="0" w:space="0" w:color="000000"/>
-              </w:pBdr>
-              <w:spacing w:after="100" w:before="100" w:line="240"/>
-              <w:ind w:left="100" w:right="100" w:firstLine="0" w:firstLineChars="0"/>
-              <w:rPr>
-                <w:rFonts w:ascii="Helvetica" w:hAnsi="Helvetica" w:eastAsia="Helvetica" w:cs="Helvetica"/>
-                <w:i w:val="false"/>
-                <w:b w:val="false"/>
-                <w:u w:val="none"/>
-                <w:sz w:val="22"/>
-                <w:szCs w:val="22"/>
-                <w:color w:val="000000"/>
-              </w:rPr>
-            </w:pPr>
-            <w:r>
-              <w:rPr>
-                <w:rFonts w:ascii="Helvetica" w:hAnsi="Helvetica" w:eastAsia="Helvetica" w:cs="Helvetica"/>
-                <w:i w:val="false"/>
-                <w:b w:val="false"/>
-                <w:u w:val="none"/>
-                <w:sz w:val="22"/>
-                <w:szCs w:val="22"/>
-                <w:color w:val="000000"/>
-              </w:rPr>
-              <w:t xml:space="preserve">0.059</w:t>
+              <w:t xml:space="preserve">0.99, 2.34</w:t>
+            </w:r>
+          </w:p>
+        </w:tc>
+        <w:tc>
+          <w:tcPr>
+            <w:tcBorders>
+              <w:bottom w:val="none" w:sz="0" w:space="0" w:color="000000"/>
+              <w:top w:val="none" w:sz="0" w:space="0" w:color="000000"/>
+              <w:left w:val="none" w:sz="0" w:space="0" w:color="000000"/>
+              <w:right w:val="none" w:sz="0" w:space="0" w:color="000000"/>
+            </w:tcBorders>
+            <w:shd w:val="clear" w:color="auto" w:fill="FFFFFF"/>
+            <w:tcMar>
+              <w:top w:w="0" w:type="dxa"/>
+              <w:bottom w:w="0" w:type="dxa"/>
+              <w:left w:w="0" w:type="dxa"/>
+              <w:right w:w="0" w:type="dxa"/>
+            </w:tcMar>
+            <w:vAlign w:val="top"/>
+          </w:tcPr>
+          <w:p>
+            <w:pPr>
+              <w:pStyle w:val="Normal"/>
+              <w:jc w:val="center"/>
+              <w:pBdr>
+                <w:bottom w:val="none" w:sz="0" w:space="0" w:color="000000"/>
+                <w:top w:val="none" w:sz="0" w:space="0" w:color="000000"/>
+                <w:left w:val="none" w:sz="0" w:space="0" w:color="000000"/>
+                <w:right w:val="none" w:sz="0" w:space="0" w:color="000000"/>
+              </w:pBdr>
+              <w:spacing w:after="100" w:before="100" w:line="240"/>
+              <w:ind w:left="100" w:right="100" w:firstLine="0" w:firstLineChars="0"/>
+              <w:rPr>
+                <w:rFonts w:ascii="Helvetica" w:hAnsi="Helvetica" w:eastAsia="Helvetica" w:cs="Helvetica"/>
+                <w:i w:val="false"/>
+                <w:b w:val="false"/>
+                <w:u w:val="none"/>
+                <w:sz w:val="22"/>
+                <w:szCs w:val="22"/>
+                <w:color w:val="000000"/>
+              </w:rPr>
+            </w:pPr>
+            <w:r>
+              <w:rPr>
+                <w:rFonts w:ascii="Helvetica" w:hAnsi="Helvetica" w:eastAsia="Helvetica" w:cs="Helvetica"/>
+                <w:i w:val="false"/>
+                <w:b w:val="false"/>
+                <w:u w:val="none"/>
+                <w:sz w:val="22"/>
+                <w:szCs w:val="22"/>
+                <w:color w:val="000000"/>
+              </w:rPr>
+              <w:t xml:space="preserve">0.057</w:t>
             </w:r>
           </w:p>
         </w:tc>
@@ -12695,113 +12695,113 @@
                 <w:szCs w:val="22"/>
                 <w:color w:val="000000"/>
               </w:rPr>
-              <w:t xml:space="preserve">1.91</w:t>
-            </w:r>
-          </w:p>
-        </w:tc>
-        <w:tc>
-          <w:tcPr>
-            <w:tcBorders>
-              <w:bottom w:val="none" w:sz="0" w:space="0" w:color="000000"/>
-              <w:top w:val="none" w:sz="0" w:space="0" w:color="000000"/>
-              <w:left w:val="none" w:sz="0" w:space="0" w:color="000000"/>
-              <w:right w:val="none" w:sz="0" w:space="0" w:color="000000"/>
-            </w:tcBorders>
-            <w:shd w:val="clear" w:color="auto" w:fill="FFFFFF"/>
-            <w:tcMar>
-              <w:top w:w="0" w:type="dxa"/>
-              <w:bottom w:w="0" w:type="dxa"/>
-              <w:left w:w="0" w:type="dxa"/>
-              <w:right w:w="0" w:type="dxa"/>
-            </w:tcMar>
-            <w:vAlign w:val="top"/>
-          </w:tcPr>
-          <w:p>
-            <w:pPr>
-              <w:pStyle w:val="Normal"/>
-              <w:jc w:val="center"/>
-              <w:pBdr>
-                <w:bottom w:val="none" w:sz="0" w:space="0" w:color="000000"/>
-                <w:top w:val="none" w:sz="0" w:space="0" w:color="000000"/>
-                <w:left w:val="none" w:sz="0" w:space="0" w:color="000000"/>
-                <w:right w:val="none" w:sz="0" w:space="0" w:color="000000"/>
-              </w:pBdr>
-              <w:spacing w:after="100" w:before="100" w:line="240"/>
-              <w:ind w:left="100" w:right="100" w:firstLine="0" w:firstLineChars="0"/>
-              <w:rPr>
-                <w:rFonts w:ascii="Helvetica" w:hAnsi="Helvetica" w:eastAsia="Helvetica" w:cs="Helvetica"/>
-                <w:i w:val="false"/>
-                <w:b w:val="false"/>
-                <w:u w:val="none"/>
-                <w:sz w:val="22"/>
-                <w:szCs w:val="22"/>
-                <w:color w:val="000000"/>
-              </w:rPr>
-            </w:pPr>
-            <w:r>
-              <w:rPr>
-                <w:rFonts w:ascii="Helvetica" w:hAnsi="Helvetica" w:eastAsia="Helvetica" w:cs="Helvetica"/>
-                <w:i w:val="false"/>
-                <w:b w:val="false"/>
-                <w:u w:val="none"/>
-                <w:sz w:val="22"/>
-                <w:szCs w:val="22"/>
-                <w:color w:val="000000"/>
-              </w:rPr>
-              <w:t xml:space="preserve">0.98, 3.71</w:t>
-            </w:r>
-          </w:p>
-        </w:tc>
-        <w:tc>
-          <w:tcPr>
-            <w:tcBorders>
-              <w:bottom w:val="none" w:sz="0" w:space="0" w:color="000000"/>
-              <w:top w:val="none" w:sz="0" w:space="0" w:color="000000"/>
-              <w:left w:val="none" w:sz="0" w:space="0" w:color="000000"/>
-              <w:right w:val="none" w:sz="0" w:space="0" w:color="000000"/>
-            </w:tcBorders>
-            <w:shd w:val="clear" w:color="auto" w:fill="FFFFFF"/>
-            <w:tcMar>
-              <w:top w:w="0" w:type="dxa"/>
-              <w:bottom w:w="0" w:type="dxa"/>
-              <w:left w:w="0" w:type="dxa"/>
-              <w:right w:w="0" w:type="dxa"/>
-            </w:tcMar>
-            <w:vAlign w:val="top"/>
-          </w:tcPr>
-          <w:p>
-            <w:pPr>
-              <w:pStyle w:val="Normal"/>
-              <w:jc w:val="center"/>
-              <w:pBdr>
-                <w:bottom w:val="none" w:sz="0" w:space="0" w:color="000000"/>
-                <w:top w:val="none" w:sz="0" w:space="0" w:color="000000"/>
-                <w:left w:val="none" w:sz="0" w:space="0" w:color="000000"/>
-                <w:right w:val="none" w:sz="0" w:space="0" w:color="000000"/>
-              </w:pBdr>
-              <w:spacing w:after="100" w:before="100" w:line="240"/>
-              <w:ind w:left="100" w:right="100" w:firstLine="0" w:firstLineChars="0"/>
-              <w:rPr>
-                <w:rFonts w:ascii="Helvetica" w:hAnsi="Helvetica" w:eastAsia="Helvetica" w:cs="Helvetica"/>
-                <w:i w:val="false"/>
-                <w:b w:val="false"/>
-                <w:u w:val="none"/>
-                <w:sz w:val="22"/>
-                <w:szCs w:val="22"/>
-                <w:color w:val="000000"/>
-              </w:rPr>
-            </w:pPr>
-            <w:r>
-              <w:rPr>
-                <w:rFonts w:ascii="Helvetica" w:hAnsi="Helvetica" w:eastAsia="Helvetica" w:cs="Helvetica"/>
-                <w:i w:val="false"/>
-                <w:b w:val="false"/>
-                <w:u w:val="none"/>
-                <w:sz w:val="22"/>
-                <w:szCs w:val="22"/>
-                <w:color w:val="000000"/>
-              </w:rPr>
-              <w:t xml:space="preserve">0.056</w:t>
+              <w:t xml:space="preserve">1.92</w:t>
+            </w:r>
+          </w:p>
+        </w:tc>
+        <w:tc>
+          <w:tcPr>
+            <w:tcBorders>
+              <w:bottom w:val="none" w:sz="0" w:space="0" w:color="000000"/>
+              <w:top w:val="none" w:sz="0" w:space="0" w:color="000000"/>
+              <w:left w:val="none" w:sz="0" w:space="0" w:color="000000"/>
+              <w:right w:val="none" w:sz="0" w:space="0" w:color="000000"/>
+            </w:tcBorders>
+            <w:shd w:val="clear" w:color="auto" w:fill="FFFFFF"/>
+            <w:tcMar>
+              <w:top w:w="0" w:type="dxa"/>
+              <w:bottom w:w="0" w:type="dxa"/>
+              <w:left w:w="0" w:type="dxa"/>
+              <w:right w:w="0" w:type="dxa"/>
+            </w:tcMar>
+            <w:vAlign w:val="top"/>
+          </w:tcPr>
+          <w:p>
+            <w:pPr>
+              <w:pStyle w:val="Normal"/>
+              <w:jc w:val="center"/>
+              <w:pBdr>
+                <w:bottom w:val="none" w:sz="0" w:space="0" w:color="000000"/>
+                <w:top w:val="none" w:sz="0" w:space="0" w:color="000000"/>
+                <w:left w:val="none" w:sz="0" w:space="0" w:color="000000"/>
+                <w:right w:val="none" w:sz="0" w:space="0" w:color="000000"/>
+              </w:pBdr>
+              <w:spacing w:after="100" w:before="100" w:line="240"/>
+              <w:ind w:left="100" w:right="100" w:firstLine="0" w:firstLineChars="0"/>
+              <w:rPr>
+                <w:rFonts w:ascii="Helvetica" w:hAnsi="Helvetica" w:eastAsia="Helvetica" w:cs="Helvetica"/>
+                <w:i w:val="false"/>
+                <w:b w:val="false"/>
+                <w:u w:val="none"/>
+                <w:sz w:val="22"/>
+                <w:szCs w:val="22"/>
+                <w:color w:val="000000"/>
+              </w:rPr>
+            </w:pPr>
+            <w:r>
+              <w:rPr>
+                <w:rFonts w:ascii="Helvetica" w:hAnsi="Helvetica" w:eastAsia="Helvetica" w:cs="Helvetica"/>
+                <w:i w:val="false"/>
+                <w:b w:val="false"/>
+                <w:u w:val="none"/>
+                <w:sz w:val="22"/>
+                <w:szCs w:val="22"/>
+                <w:color w:val="000000"/>
+              </w:rPr>
+              <w:t xml:space="preserve">0.99, 3.72</w:t>
+            </w:r>
+          </w:p>
+        </w:tc>
+        <w:tc>
+          <w:tcPr>
+            <w:tcBorders>
+              <w:bottom w:val="none" w:sz="0" w:space="0" w:color="000000"/>
+              <w:top w:val="none" w:sz="0" w:space="0" w:color="000000"/>
+              <w:left w:val="none" w:sz="0" w:space="0" w:color="000000"/>
+              <w:right w:val="none" w:sz="0" w:space="0" w:color="000000"/>
+            </w:tcBorders>
+            <w:shd w:val="clear" w:color="auto" w:fill="FFFFFF"/>
+            <w:tcMar>
+              <w:top w:w="0" w:type="dxa"/>
+              <w:bottom w:w="0" w:type="dxa"/>
+              <w:left w:w="0" w:type="dxa"/>
+              <w:right w:w="0" w:type="dxa"/>
+            </w:tcMar>
+            <w:vAlign w:val="top"/>
+          </w:tcPr>
+          <w:p>
+            <w:pPr>
+              <w:pStyle w:val="Normal"/>
+              <w:jc w:val="center"/>
+              <w:pBdr>
+                <w:bottom w:val="none" w:sz="0" w:space="0" w:color="000000"/>
+                <w:top w:val="none" w:sz="0" w:space="0" w:color="000000"/>
+                <w:left w:val="none" w:sz="0" w:space="0" w:color="000000"/>
+                <w:right w:val="none" w:sz="0" w:space="0" w:color="000000"/>
+              </w:pBdr>
+              <w:spacing w:after="100" w:before="100" w:line="240"/>
+              <w:ind w:left="100" w:right="100" w:firstLine="0" w:firstLineChars="0"/>
+              <w:rPr>
+                <w:rFonts w:ascii="Helvetica" w:hAnsi="Helvetica" w:eastAsia="Helvetica" w:cs="Helvetica"/>
+                <w:i w:val="false"/>
+                <w:b w:val="false"/>
+                <w:u w:val="none"/>
+                <w:sz w:val="22"/>
+                <w:szCs w:val="22"/>
+                <w:color w:val="000000"/>
+              </w:rPr>
+            </w:pPr>
+            <w:r>
+              <w:rPr>
+                <w:rFonts w:ascii="Helvetica" w:hAnsi="Helvetica" w:eastAsia="Helvetica" w:cs="Helvetica"/>
+                <w:i w:val="false"/>
+                <w:b w:val="false"/>
+                <w:u w:val="none"/>
+                <w:sz w:val="22"/>
+                <w:szCs w:val="22"/>
+                <w:color w:val="000000"/>
+              </w:rPr>
+              <w:t xml:space="preserve">0.054</w:t>
             </w:r>
           </w:p>
         </w:tc>
@@ -14197,60 +14197,60 @@
                 <w:szCs w:val="22"/>
                 <w:color w:val="000000"/>
               </w:rPr>
-              <w:t xml:space="preserve">0.54, 1.46</w:t>
-            </w:r>
-          </w:p>
-        </w:tc>
-        <w:tc>
-          <w:tcPr>
-            <w:tcBorders>
-              <w:bottom w:val="none" w:sz="0" w:space="0" w:color="000000"/>
-              <w:top w:val="none" w:sz="0" w:space="0" w:color="000000"/>
-              <w:left w:val="none" w:sz="0" w:space="0" w:color="000000"/>
-              <w:right w:val="none" w:sz="0" w:space="0" w:color="000000"/>
-            </w:tcBorders>
-            <w:shd w:val="clear" w:color="auto" w:fill="FFFFFF"/>
-            <w:tcMar>
-              <w:top w:w="0" w:type="dxa"/>
-              <w:bottom w:w="0" w:type="dxa"/>
-              <w:left w:w="0" w:type="dxa"/>
-              <w:right w:w="0" w:type="dxa"/>
-            </w:tcMar>
-            <w:vAlign w:val="top"/>
-          </w:tcPr>
-          <w:p>
-            <w:pPr>
-              <w:pStyle w:val="Normal"/>
-              <w:jc w:val="center"/>
-              <w:pBdr>
-                <w:bottom w:val="none" w:sz="0" w:space="0" w:color="000000"/>
-                <w:top w:val="none" w:sz="0" w:space="0" w:color="000000"/>
-                <w:left w:val="none" w:sz="0" w:space="0" w:color="000000"/>
-                <w:right w:val="none" w:sz="0" w:space="0" w:color="000000"/>
-              </w:pBdr>
-              <w:spacing w:after="100" w:before="100" w:line="240"/>
-              <w:ind w:left="100" w:right="100" w:firstLine="0" w:firstLineChars="0"/>
-              <w:rPr>
-                <w:rFonts w:ascii="Helvetica" w:hAnsi="Helvetica" w:eastAsia="Helvetica" w:cs="Helvetica"/>
-                <w:i w:val="false"/>
-                <w:b w:val="false"/>
-                <w:u w:val="none"/>
-                <w:sz w:val="22"/>
-                <w:szCs w:val="22"/>
-                <w:color w:val="000000"/>
-              </w:rPr>
-            </w:pPr>
-            <w:r>
-              <w:rPr>
-                <w:rFonts w:ascii="Helvetica" w:hAnsi="Helvetica" w:eastAsia="Helvetica" w:cs="Helvetica"/>
-                <w:i w:val="false"/>
-                <w:b w:val="false"/>
-                <w:u w:val="none"/>
-                <w:sz w:val="22"/>
-                <w:szCs w:val="22"/>
-                <w:color w:val="000000"/>
-              </w:rPr>
-              <w:t xml:space="preserve">0.640</w:t>
+              <w:t xml:space="preserve">0.55, 1.46</w:t>
+            </w:r>
+          </w:p>
+        </w:tc>
+        <w:tc>
+          <w:tcPr>
+            <w:tcBorders>
+              <w:bottom w:val="none" w:sz="0" w:space="0" w:color="000000"/>
+              <w:top w:val="none" w:sz="0" w:space="0" w:color="000000"/>
+              <w:left w:val="none" w:sz="0" w:space="0" w:color="000000"/>
+              <w:right w:val="none" w:sz="0" w:space="0" w:color="000000"/>
+            </w:tcBorders>
+            <w:shd w:val="clear" w:color="auto" w:fill="FFFFFF"/>
+            <w:tcMar>
+              <w:top w:w="0" w:type="dxa"/>
+              <w:bottom w:w="0" w:type="dxa"/>
+              <w:left w:w="0" w:type="dxa"/>
+              <w:right w:w="0" w:type="dxa"/>
+            </w:tcMar>
+            <w:vAlign w:val="top"/>
+          </w:tcPr>
+          <w:p>
+            <w:pPr>
+              <w:pStyle w:val="Normal"/>
+              <w:jc w:val="center"/>
+              <w:pBdr>
+                <w:bottom w:val="none" w:sz="0" w:space="0" w:color="000000"/>
+                <w:top w:val="none" w:sz="0" w:space="0" w:color="000000"/>
+                <w:left w:val="none" w:sz="0" w:space="0" w:color="000000"/>
+                <w:right w:val="none" w:sz="0" w:space="0" w:color="000000"/>
+              </w:pBdr>
+              <w:spacing w:after="100" w:before="100" w:line="240"/>
+              <w:ind w:left="100" w:right="100" w:firstLine="0" w:firstLineChars="0"/>
+              <w:rPr>
+                <w:rFonts w:ascii="Helvetica" w:hAnsi="Helvetica" w:eastAsia="Helvetica" w:cs="Helvetica"/>
+                <w:i w:val="false"/>
+                <w:b w:val="false"/>
+                <w:u w:val="none"/>
+                <w:sz w:val="22"/>
+                <w:szCs w:val="22"/>
+                <w:color w:val="000000"/>
+              </w:rPr>
+            </w:pPr>
+            <w:r>
+              <w:rPr>
+                <w:rFonts w:ascii="Helvetica" w:hAnsi="Helvetica" w:eastAsia="Helvetica" w:cs="Helvetica"/>
+                <w:i w:val="false"/>
+                <w:b w:val="false"/>
+                <w:u w:val="none"/>
+                <w:sz w:val="22"/>
+                <w:szCs w:val="22"/>
+                <w:color w:val="000000"/>
+              </w:rPr>
+              <w:t xml:space="preserve">0.660</w:t>
             </w:r>
           </w:p>
         </w:tc>
@@ -14627,113 +14627,113 @@
                 <w:szCs w:val="22"/>
                 <w:color w:val="000000"/>
               </w:rPr>
-              <w:t xml:space="preserve">1.47</w:t>
-            </w:r>
-          </w:p>
-        </w:tc>
-        <w:tc>
-          <w:tcPr>
-            <w:tcBorders>
-              <w:bottom w:val="none" w:sz="0" w:space="0" w:color="000000"/>
-              <w:top w:val="none" w:sz="0" w:space="0" w:color="000000"/>
-              <w:left w:val="none" w:sz="0" w:space="0" w:color="000000"/>
-              <w:right w:val="none" w:sz="0" w:space="0" w:color="000000"/>
-            </w:tcBorders>
-            <w:shd w:val="clear" w:color="auto" w:fill="FFFFFF"/>
-            <w:tcMar>
-              <w:top w:w="0" w:type="dxa"/>
-              <w:bottom w:w="0" w:type="dxa"/>
-              <w:left w:w="0" w:type="dxa"/>
-              <w:right w:w="0" w:type="dxa"/>
-            </w:tcMar>
-            <w:vAlign w:val="top"/>
-          </w:tcPr>
-          <w:p>
-            <w:pPr>
-              <w:pStyle w:val="Normal"/>
-              <w:jc w:val="center"/>
-              <w:pBdr>
-                <w:bottom w:val="none" w:sz="0" w:space="0" w:color="000000"/>
-                <w:top w:val="none" w:sz="0" w:space="0" w:color="000000"/>
-                <w:left w:val="none" w:sz="0" w:space="0" w:color="000000"/>
-                <w:right w:val="none" w:sz="0" w:space="0" w:color="000000"/>
-              </w:pBdr>
-              <w:spacing w:after="100" w:before="100" w:line="240"/>
-              <w:ind w:left="100" w:right="100" w:firstLine="0" w:firstLineChars="0"/>
-              <w:rPr>
-                <w:rFonts w:ascii="Helvetica" w:hAnsi="Helvetica" w:eastAsia="Helvetica" w:cs="Helvetica"/>
-                <w:i w:val="false"/>
-                <w:b w:val="false"/>
-                <w:u w:val="none"/>
-                <w:sz w:val="22"/>
-                <w:szCs w:val="22"/>
-                <w:color w:val="000000"/>
-              </w:rPr>
-            </w:pPr>
-            <w:r>
-              <w:rPr>
-                <w:rFonts w:ascii="Helvetica" w:hAnsi="Helvetica" w:eastAsia="Helvetica" w:cs="Helvetica"/>
-                <w:i w:val="false"/>
-                <w:b w:val="false"/>
-                <w:u w:val="none"/>
-                <w:sz w:val="22"/>
-                <w:szCs w:val="22"/>
-                <w:color w:val="000000"/>
-              </w:rPr>
-              <w:t xml:space="preserve">0.75, 2.87</w:t>
-            </w:r>
-          </w:p>
-        </w:tc>
-        <w:tc>
-          <w:tcPr>
-            <w:tcBorders>
-              <w:bottom w:val="none" w:sz="0" w:space="0" w:color="000000"/>
-              <w:top w:val="none" w:sz="0" w:space="0" w:color="000000"/>
-              <w:left w:val="none" w:sz="0" w:space="0" w:color="000000"/>
-              <w:right w:val="none" w:sz="0" w:space="0" w:color="000000"/>
-            </w:tcBorders>
-            <w:shd w:val="clear" w:color="auto" w:fill="FFFFFF"/>
-            <w:tcMar>
-              <w:top w:w="0" w:type="dxa"/>
-              <w:bottom w:w="0" w:type="dxa"/>
-              <w:left w:w="0" w:type="dxa"/>
-              <w:right w:w="0" w:type="dxa"/>
-            </w:tcMar>
-            <w:vAlign w:val="top"/>
-          </w:tcPr>
-          <w:p>
-            <w:pPr>
-              <w:pStyle w:val="Normal"/>
-              <w:jc w:val="center"/>
-              <w:pBdr>
-                <w:bottom w:val="none" w:sz="0" w:space="0" w:color="000000"/>
-                <w:top w:val="none" w:sz="0" w:space="0" w:color="000000"/>
-                <w:left w:val="none" w:sz="0" w:space="0" w:color="000000"/>
-                <w:right w:val="none" w:sz="0" w:space="0" w:color="000000"/>
-              </w:pBdr>
-              <w:spacing w:after="100" w:before="100" w:line="240"/>
-              <w:ind w:left="100" w:right="100" w:firstLine="0" w:firstLineChars="0"/>
-              <w:rPr>
-                <w:rFonts w:ascii="Helvetica" w:hAnsi="Helvetica" w:eastAsia="Helvetica" w:cs="Helvetica"/>
-                <w:i w:val="false"/>
-                <w:b w:val="false"/>
-                <w:u w:val="none"/>
-                <w:sz w:val="22"/>
-                <w:szCs w:val="22"/>
-                <w:color w:val="000000"/>
-              </w:rPr>
-            </w:pPr>
-            <w:r>
-              <w:rPr>
-                <w:rFonts w:ascii="Helvetica" w:hAnsi="Helvetica" w:eastAsia="Helvetica" w:cs="Helvetica"/>
-                <w:i w:val="false"/>
-                <w:b w:val="false"/>
-                <w:u w:val="none"/>
-                <w:sz w:val="22"/>
-                <w:szCs w:val="22"/>
-                <w:color w:val="000000"/>
-              </w:rPr>
-              <w:t xml:space="preserve">0.260</w:t>
+              <w:t xml:space="preserve">1.46</w:t>
+            </w:r>
+          </w:p>
+        </w:tc>
+        <w:tc>
+          <w:tcPr>
+            <w:tcBorders>
+              <w:bottom w:val="none" w:sz="0" w:space="0" w:color="000000"/>
+              <w:top w:val="none" w:sz="0" w:space="0" w:color="000000"/>
+              <w:left w:val="none" w:sz="0" w:space="0" w:color="000000"/>
+              <w:right w:val="none" w:sz="0" w:space="0" w:color="000000"/>
+            </w:tcBorders>
+            <w:shd w:val="clear" w:color="auto" w:fill="FFFFFF"/>
+            <w:tcMar>
+              <w:top w:w="0" w:type="dxa"/>
+              <w:bottom w:w="0" w:type="dxa"/>
+              <w:left w:w="0" w:type="dxa"/>
+              <w:right w:w="0" w:type="dxa"/>
+            </w:tcMar>
+            <w:vAlign w:val="top"/>
+          </w:tcPr>
+          <w:p>
+            <w:pPr>
+              <w:pStyle w:val="Normal"/>
+              <w:jc w:val="center"/>
+              <w:pBdr>
+                <w:bottom w:val="none" w:sz="0" w:space="0" w:color="000000"/>
+                <w:top w:val="none" w:sz="0" w:space="0" w:color="000000"/>
+                <w:left w:val="none" w:sz="0" w:space="0" w:color="000000"/>
+                <w:right w:val="none" w:sz="0" w:space="0" w:color="000000"/>
+              </w:pBdr>
+              <w:spacing w:after="100" w:before="100" w:line="240"/>
+              <w:ind w:left="100" w:right="100" w:firstLine="0" w:firstLineChars="0"/>
+              <w:rPr>
+                <w:rFonts w:ascii="Helvetica" w:hAnsi="Helvetica" w:eastAsia="Helvetica" w:cs="Helvetica"/>
+                <w:i w:val="false"/>
+                <w:b w:val="false"/>
+                <w:u w:val="none"/>
+                <w:sz w:val="22"/>
+                <w:szCs w:val="22"/>
+                <w:color w:val="000000"/>
+              </w:rPr>
+            </w:pPr>
+            <w:r>
+              <w:rPr>
+                <w:rFonts w:ascii="Helvetica" w:hAnsi="Helvetica" w:eastAsia="Helvetica" w:cs="Helvetica"/>
+                <w:i w:val="false"/>
+                <w:b w:val="false"/>
+                <w:u w:val="none"/>
+                <w:sz w:val="22"/>
+                <w:szCs w:val="22"/>
+                <w:color w:val="000000"/>
+              </w:rPr>
+              <w:t xml:space="preserve">0.75, 2.86</w:t>
+            </w:r>
+          </w:p>
+        </w:tc>
+        <w:tc>
+          <w:tcPr>
+            <w:tcBorders>
+              <w:bottom w:val="none" w:sz="0" w:space="0" w:color="000000"/>
+              <w:top w:val="none" w:sz="0" w:space="0" w:color="000000"/>
+              <w:left w:val="none" w:sz="0" w:space="0" w:color="000000"/>
+              <w:right w:val="none" w:sz="0" w:space="0" w:color="000000"/>
+            </w:tcBorders>
+            <w:shd w:val="clear" w:color="auto" w:fill="FFFFFF"/>
+            <w:tcMar>
+              <w:top w:w="0" w:type="dxa"/>
+              <w:bottom w:w="0" w:type="dxa"/>
+              <w:left w:w="0" w:type="dxa"/>
+              <w:right w:w="0" w:type="dxa"/>
+            </w:tcMar>
+            <w:vAlign w:val="top"/>
+          </w:tcPr>
+          <w:p>
+            <w:pPr>
+              <w:pStyle w:val="Normal"/>
+              <w:jc w:val="center"/>
+              <w:pBdr>
+                <w:bottom w:val="none" w:sz="0" w:space="0" w:color="000000"/>
+                <w:top w:val="none" w:sz="0" w:space="0" w:color="000000"/>
+                <w:left w:val="none" w:sz="0" w:space="0" w:color="000000"/>
+                <w:right w:val="none" w:sz="0" w:space="0" w:color="000000"/>
+              </w:pBdr>
+              <w:spacing w:after="100" w:before="100" w:line="240"/>
+              <w:ind w:left="100" w:right="100" w:firstLine="0" w:firstLineChars="0"/>
+              <w:rPr>
+                <w:rFonts w:ascii="Helvetica" w:hAnsi="Helvetica" w:eastAsia="Helvetica" w:cs="Helvetica"/>
+                <w:i w:val="false"/>
+                <w:b w:val="false"/>
+                <w:u w:val="none"/>
+                <w:sz w:val="22"/>
+                <w:szCs w:val="22"/>
+                <w:color w:val="000000"/>
+              </w:rPr>
+            </w:pPr>
+            <w:r>
+              <w:rPr>
+                <w:rFonts w:ascii="Helvetica" w:hAnsi="Helvetica" w:eastAsia="Helvetica" w:cs="Helvetica"/>
+                <w:i w:val="false"/>
+                <w:b w:val="false"/>
+                <w:u w:val="none"/>
+                <w:sz w:val="22"/>
+                <w:szCs w:val="22"/>
+                <w:color w:val="000000"/>
+              </w:rPr>
+              <w:t xml:space="preserve">0.270</w:t>
             </w:r>
           </w:p>
         </w:tc>
@@ -15593,113 +15593,113 @@
                 <w:szCs w:val="22"/>
                 <w:color w:val="000000"/>
               </w:rPr>
-              <w:t xml:space="preserve">1.84</w:t>
-            </w:r>
-          </w:p>
-        </w:tc>
-        <w:tc>
-          <w:tcPr>
-            <w:tcBorders>
-              <w:bottom w:val="none" w:sz="0" w:space="0" w:color="000000"/>
-              <w:top w:val="none" w:sz="0" w:space="0" w:color="000000"/>
-              <w:left w:val="none" w:sz="0" w:space="0" w:color="000000"/>
-              <w:right w:val="none" w:sz="0" w:space="0" w:color="000000"/>
-            </w:tcBorders>
-            <w:shd w:val="clear" w:color="auto" w:fill="FFFFFF"/>
-            <w:tcMar>
-              <w:top w:w="0" w:type="dxa"/>
-              <w:bottom w:w="0" w:type="dxa"/>
-              <w:left w:w="0" w:type="dxa"/>
-              <w:right w:w="0" w:type="dxa"/>
-            </w:tcMar>
-            <w:vAlign w:val="top"/>
-          </w:tcPr>
-          <w:p>
-            <w:pPr>
-              <w:pStyle w:val="Normal"/>
-              <w:jc w:val="center"/>
-              <w:pBdr>
-                <w:bottom w:val="none" w:sz="0" w:space="0" w:color="000000"/>
-                <w:top w:val="none" w:sz="0" w:space="0" w:color="000000"/>
-                <w:left w:val="none" w:sz="0" w:space="0" w:color="000000"/>
-                <w:right w:val="none" w:sz="0" w:space="0" w:color="000000"/>
-              </w:pBdr>
-              <w:spacing w:after="100" w:before="100" w:line="240"/>
-              <w:ind w:left="100" w:right="100" w:firstLine="0" w:firstLineChars="0"/>
-              <w:rPr>
-                <w:rFonts w:ascii="Helvetica" w:hAnsi="Helvetica" w:eastAsia="Helvetica" w:cs="Helvetica"/>
-                <w:i w:val="false"/>
-                <w:b w:val="false"/>
-                <w:u w:val="none"/>
-                <w:sz w:val="22"/>
-                <w:szCs w:val="22"/>
-                <w:color w:val="000000"/>
-              </w:rPr>
-            </w:pPr>
-            <w:r>
-              <w:rPr>
-                <w:rFonts w:ascii="Helvetica" w:hAnsi="Helvetica" w:eastAsia="Helvetica" w:cs="Helvetica"/>
-                <w:i w:val="false"/>
-                <w:b w:val="false"/>
-                <w:u w:val="none"/>
-                <w:sz w:val="22"/>
-                <w:szCs w:val="22"/>
-                <w:color w:val="000000"/>
-              </w:rPr>
-              <w:t xml:space="preserve">0.89, 3.78</w:t>
-            </w:r>
-          </w:p>
-        </w:tc>
-        <w:tc>
-          <w:tcPr>
-            <w:tcBorders>
-              <w:bottom w:val="none" w:sz="0" w:space="0" w:color="000000"/>
-              <w:top w:val="none" w:sz="0" w:space="0" w:color="000000"/>
-              <w:left w:val="none" w:sz="0" w:space="0" w:color="000000"/>
-              <w:right w:val="none" w:sz="0" w:space="0" w:color="000000"/>
-            </w:tcBorders>
-            <w:shd w:val="clear" w:color="auto" w:fill="FFFFFF"/>
-            <w:tcMar>
-              <w:top w:w="0" w:type="dxa"/>
-              <w:bottom w:w="0" w:type="dxa"/>
-              <w:left w:w="0" w:type="dxa"/>
-              <w:right w:w="0" w:type="dxa"/>
-            </w:tcMar>
-            <w:vAlign w:val="top"/>
-          </w:tcPr>
-          <w:p>
-            <w:pPr>
-              <w:pStyle w:val="Normal"/>
-              <w:jc w:val="center"/>
-              <w:pBdr>
-                <w:bottom w:val="none" w:sz="0" w:space="0" w:color="000000"/>
-                <w:top w:val="none" w:sz="0" w:space="0" w:color="000000"/>
-                <w:left w:val="none" w:sz="0" w:space="0" w:color="000000"/>
-                <w:right w:val="none" w:sz="0" w:space="0" w:color="000000"/>
-              </w:pBdr>
-              <w:spacing w:after="100" w:before="100" w:line="240"/>
-              <w:ind w:left="100" w:right="100" w:firstLine="0" w:firstLineChars="0"/>
-              <w:rPr>
-                <w:rFonts w:ascii="Helvetica" w:hAnsi="Helvetica" w:eastAsia="Helvetica" w:cs="Helvetica"/>
-                <w:i w:val="false"/>
-                <w:b w:val="false"/>
-                <w:u w:val="none"/>
-                <w:sz w:val="22"/>
-                <w:szCs w:val="22"/>
-                <w:color w:val="000000"/>
-              </w:rPr>
-            </w:pPr>
-            <w:r>
-              <w:rPr>
-                <w:rFonts w:ascii="Helvetica" w:hAnsi="Helvetica" w:eastAsia="Helvetica" w:cs="Helvetica"/>
-                <w:i w:val="false"/>
-                <w:b w:val="false"/>
-                <w:u w:val="none"/>
-                <w:sz w:val="22"/>
-                <w:szCs w:val="22"/>
-                <w:color w:val="000000"/>
-              </w:rPr>
-              <w:t xml:space="preserve">0.099</w:t>
+              <w:t xml:space="preserve">1.83</w:t>
+            </w:r>
+          </w:p>
+        </w:tc>
+        <w:tc>
+          <w:tcPr>
+            <w:tcBorders>
+              <w:bottom w:val="none" w:sz="0" w:space="0" w:color="000000"/>
+              <w:top w:val="none" w:sz="0" w:space="0" w:color="000000"/>
+              <w:left w:val="none" w:sz="0" w:space="0" w:color="000000"/>
+              <w:right w:val="none" w:sz="0" w:space="0" w:color="000000"/>
+            </w:tcBorders>
+            <w:shd w:val="clear" w:color="auto" w:fill="FFFFFF"/>
+            <w:tcMar>
+              <w:top w:w="0" w:type="dxa"/>
+              <w:bottom w:w="0" w:type="dxa"/>
+              <w:left w:w="0" w:type="dxa"/>
+              <w:right w:w="0" w:type="dxa"/>
+            </w:tcMar>
+            <w:vAlign w:val="top"/>
+          </w:tcPr>
+          <w:p>
+            <w:pPr>
+              <w:pStyle w:val="Normal"/>
+              <w:jc w:val="center"/>
+              <w:pBdr>
+                <w:bottom w:val="none" w:sz="0" w:space="0" w:color="000000"/>
+                <w:top w:val="none" w:sz="0" w:space="0" w:color="000000"/>
+                <w:left w:val="none" w:sz="0" w:space="0" w:color="000000"/>
+                <w:right w:val="none" w:sz="0" w:space="0" w:color="000000"/>
+              </w:pBdr>
+              <w:spacing w:after="100" w:before="100" w:line="240"/>
+              <w:ind w:left="100" w:right="100" w:firstLine="0" w:firstLineChars="0"/>
+              <w:rPr>
+                <w:rFonts w:ascii="Helvetica" w:hAnsi="Helvetica" w:eastAsia="Helvetica" w:cs="Helvetica"/>
+                <w:i w:val="false"/>
+                <w:b w:val="false"/>
+                <w:u w:val="none"/>
+                <w:sz w:val="22"/>
+                <w:szCs w:val="22"/>
+                <w:color w:val="000000"/>
+              </w:rPr>
+            </w:pPr>
+            <w:r>
+              <w:rPr>
+                <w:rFonts w:ascii="Helvetica" w:hAnsi="Helvetica" w:eastAsia="Helvetica" w:cs="Helvetica"/>
+                <w:i w:val="false"/>
+                <w:b w:val="false"/>
+                <w:u w:val="none"/>
+                <w:sz w:val="22"/>
+                <w:szCs w:val="22"/>
+                <w:color w:val="000000"/>
+              </w:rPr>
+              <w:t xml:space="preserve">0.89, 3.76</w:t>
+            </w:r>
+          </w:p>
+        </w:tc>
+        <w:tc>
+          <w:tcPr>
+            <w:tcBorders>
+              <w:bottom w:val="none" w:sz="0" w:space="0" w:color="000000"/>
+              <w:top w:val="none" w:sz="0" w:space="0" w:color="000000"/>
+              <w:left w:val="none" w:sz="0" w:space="0" w:color="000000"/>
+              <w:right w:val="none" w:sz="0" w:space="0" w:color="000000"/>
+            </w:tcBorders>
+            <w:shd w:val="clear" w:color="auto" w:fill="FFFFFF"/>
+            <w:tcMar>
+              <w:top w:w="0" w:type="dxa"/>
+              <w:bottom w:w="0" w:type="dxa"/>
+              <w:left w:w="0" w:type="dxa"/>
+              <w:right w:w="0" w:type="dxa"/>
+            </w:tcMar>
+            <w:vAlign w:val="top"/>
+          </w:tcPr>
+          <w:p>
+            <w:pPr>
+              <w:pStyle w:val="Normal"/>
+              <w:jc w:val="center"/>
+              <w:pBdr>
+                <w:bottom w:val="none" w:sz="0" w:space="0" w:color="000000"/>
+                <w:top w:val="none" w:sz="0" w:space="0" w:color="000000"/>
+                <w:left w:val="none" w:sz="0" w:space="0" w:color="000000"/>
+                <w:right w:val="none" w:sz="0" w:space="0" w:color="000000"/>
+              </w:pBdr>
+              <w:spacing w:after="100" w:before="100" w:line="240"/>
+              <w:ind w:left="100" w:right="100" w:firstLine="0" w:firstLineChars="0"/>
+              <w:rPr>
+                <w:rFonts w:ascii="Helvetica" w:hAnsi="Helvetica" w:eastAsia="Helvetica" w:cs="Helvetica"/>
+                <w:i w:val="false"/>
+                <w:b w:val="false"/>
+                <w:u w:val="none"/>
+                <w:sz w:val="22"/>
+                <w:szCs w:val="22"/>
+                <w:color w:val="000000"/>
+              </w:rPr>
+            </w:pPr>
+            <w:r>
+              <w:rPr>
+                <w:rFonts w:ascii="Helvetica" w:hAnsi="Helvetica" w:eastAsia="Helvetica" w:cs="Helvetica"/>
+                <w:i w:val="false"/>
+                <w:b w:val="false"/>
+                <w:u w:val="none"/>
+                <w:sz w:val="22"/>
+                <w:szCs w:val="22"/>
+                <w:color w:val="000000"/>
+              </w:rPr>
+              <w:t xml:space="preserve">0.100</w:t>
             </w:r>
           </w:p>
         </w:tc>
@@ -16182,7 +16182,7 @@
                 <w:szCs w:val="22"/>
                 <w:color w:val="000000"/>
               </w:rPr>
-              <w:t xml:space="preserve">0.079</w:t>
+              <w:t xml:space="preserve">0.078</w:t>
             </w:r>
           </w:p>
         </w:tc>
@@ -16665,7 +16665,7 @@
                 <w:szCs w:val="22"/>
                 <w:color w:val="000000"/>
               </w:rPr>
-              <w:t xml:space="preserve">0.850</w:t>
+              <w:t xml:space="preserve">0.870</w:t>
             </w:r>
           </w:p>
         </w:tc>
@@ -17155,7 +17155,7 @@
       </w:tr>
       <w:tr>
         <w:trPr>
-          <w:trHeight w:val="598" w:hRule="auto"/>
+          <w:trHeight w:val="616" w:hRule="auto"/>
         </w:trPr>
         body35
         <w:tc>
@@ -17207,7 +17207,7 @@
                 <w:szCs w:val="22"/>
                 <w:color w:val="000000"/>
               </w:rPr>
-              <w:t xml:space="preserve">steroids</w:t>
+              <w:t xml:space="preserve">thyroid</w:t>
             </w:r>
           </w:p>
         </w:tc>
@@ -17313,113 +17313,113 @@
                 <w:szCs w:val="22"/>
                 <w:color w:val="000000"/>
               </w:rPr>
-              <w:t xml:space="preserve">1.06</w:t>
-            </w:r>
-          </w:p>
-        </w:tc>
-        <w:tc>
-          <w:tcPr>
-            <w:tcBorders>
-              <w:bottom w:val="none" w:sz="0" w:space="0" w:color="000000"/>
-              <w:top w:val="none" w:sz="0" w:space="0" w:color="000000"/>
-              <w:left w:val="none" w:sz="0" w:space="0" w:color="000000"/>
-              <w:right w:val="none" w:sz="0" w:space="0" w:color="000000"/>
-            </w:tcBorders>
-            <w:shd w:val="clear" w:color="auto" w:fill="FFFFFF"/>
-            <w:tcMar>
-              <w:top w:w="0" w:type="dxa"/>
-              <w:bottom w:w="0" w:type="dxa"/>
-              <w:left w:w="0" w:type="dxa"/>
-              <w:right w:w="0" w:type="dxa"/>
-            </w:tcMar>
-            <w:vAlign w:val="top"/>
-          </w:tcPr>
-          <w:p>
-            <w:pPr>
-              <w:pStyle w:val="Normal"/>
-              <w:jc w:val="center"/>
-              <w:pBdr>
-                <w:bottom w:val="none" w:sz="0" w:space="0" w:color="000000"/>
-                <w:top w:val="none" w:sz="0" w:space="0" w:color="000000"/>
-                <w:left w:val="none" w:sz="0" w:space="0" w:color="000000"/>
-                <w:right w:val="none" w:sz="0" w:space="0" w:color="000000"/>
-              </w:pBdr>
-              <w:spacing w:after="100" w:before="100" w:line="240"/>
-              <w:ind w:left="100" w:right="100" w:firstLine="0" w:firstLineChars="0"/>
-              <w:rPr>
-                <w:rFonts w:ascii="Helvetica" w:hAnsi="Helvetica" w:eastAsia="Helvetica" w:cs="Helvetica"/>
-                <w:i w:val="false"/>
-                <w:b w:val="false"/>
-                <w:u w:val="none"/>
-                <w:sz w:val="22"/>
-                <w:szCs w:val="22"/>
-                <w:color w:val="000000"/>
-              </w:rPr>
-            </w:pPr>
-            <w:r>
-              <w:rPr>
-                <w:rFonts w:ascii="Helvetica" w:hAnsi="Helvetica" w:eastAsia="Helvetica" w:cs="Helvetica"/>
-                <w:i w:val="false"/>
-                <w:b w:val="false"/>
-                <w:u w:val="none"/>
-                <w:sz w:val="22"/>
-                <w:szCs w:val="22"/>
-                <w:color w:val="000000"/>
-              </w:rPr>
-              <w:t xml:space="preserve">0.34, 3.33</w:t>
-            </w:r>
-          </w:p>
-        </w:tc>
-        <w:tc>
-          <w:tcPr>
-            <w:tcBorders>
-              <w:bottom w:val="none" w:sz="0" w:space="0" w:color="000000"/>
-              <w:top w:val="none" w:sz="0" w:space="0" w:color="000000"/>
-              <w:left w:val="none" w:sz="0" w:space="0" w:color="000000"/>
-              <w:right w:val="none" w:sz="0" w:space="0" w:color="000000"/>
-            </w:tcBorders>
-            <w:shd w:val="clear" w:color="auto" w:fill="FFFFFF"/>
-            <w:tcMar>
-              <w:top w:w="0" w:type="dxa"/>
-              <w:bottom w:w="0" w:type="dxa"/>
-              <w:left w:w="0" w:type="dxa"/>
-              <w:right w:w="0" w:type="dxa"/>
-            </w:tcMar>
-            <w:vAlign w:val="top"/>
-          </w:tcPr>
-          <w:p>
-            <w:pPr>
-              <w:pStyle w:val="Normal"/>
-              <w:jc w:val="center"/>
-              <w:pBdr>
-                <w:bottom w:val="none" w:sz="0" w:space="0" w:color="000000"/>
-                <w:top w:val="none" w:sz="0" w:space="0" w:color="000000"/>
-                <w:left w:val="none" w:sz="0" w:space="0" w:color="000000"/>
-                <w:right w:val="none" w:sz="0" w:space="0" w:color="000000"/>
-              </w:pBdr>
-              <w:spacing w:after="100" w:before="100" w:line="240"/>
-              <w:ind w:left="100" w:right="100" w:firstLine="0" w:firstLineChars="0"/>
-              <w:rPr>
-                <w:rFonts w:ascii="Helvetica" w:hAnsi="Helvetica" w:eastAsia="Helvetica" w:cs="Helvetica"/>
-                <w:i w:val="false"/>
-                <w:b w:val="false"/>
-                <w:u w:val="none"/>
-                <w:sz w:val="22"/>
-                <w:szCs w:val="22"/>
-                <w:color w:val="000000"/>
-              </w:rPr>
-            </w:pPr>
-            <w:r>
-              <w:rPr>
-                <w:rFonts w:ascii="Helvetica" w:hAnsi="Helvetica" w:eastAsia="Helvetica" w:cs="Helvetica"/>
-                <w:i w:val="false"/>
-                <w:b w:val="false"/>
-                <w:u w:val="none"/>
-                <w:sz w:val="22"/>
-                <w:szCs w:val="22"/>
-                <w:color w:val="000000"/>
-              </w:rPr>
-              <w:t xml:space="preserve">0.910</w:t>
+              <w:t xml:space="preserve">1.03</w:t>
+            </w:r>
+          </w:p>
+        </w:tc>
+        <w:tc>
+          <w:tcPr>
+            <w:tcBorders>
+              <w:bottom w:val="none" w:sz="0" w:space="0" w:color="000000"/>
+              <w:top w:val="none" w:sz="0" w:space="0" w:color="000000"/>
+              <w:left w:val="none" w:sz="0" w:space="0" w:color="000000"/>
+              <w:right w:val="none" w:sz="0" w:space="0" w:color="000000"/>
+            </w:tcBorders>
+            <w:shd w:val="clear" w:color="auto" w:fill="FFFFFF"/>
+            <w:tcMar>
+              <w:top w:w="0" w:type="dxa"/>
+              <w:bottom w:w="0" w:type="dxa"/>
+              <w:left w:w="0" w:type="dxa"/>
+              <w:right w:w="0" w:type="dxa"/>
+            </w:tcMar>
+            <w:vAlign w:val="top"/>
+          </w:tcPr>
+          <w:p>
+            <w:pPr>
+              <w:pStyle w:val="Normal"/>
+              <w:jc w:val="center"/>
+              <w:pBdr>
+                <w:bottom w:val="none" w:sz="0" w:space="0" w:color="000000"/>
+                <w:top w:val="none" w:sz="0" w:space="0" w:color="000000"/>
+                <w:left w:val="none" w:sz="0" w:space="0" w:color="000000"/>
+                <w:right w:val="none" w:sz="0" w:space="0" w:color="000000"/>
+              </w:pBdr>
+              <w:spacing w:after="100" w:before="100" w:line="240"/>
+              <w:ind w:left="100" w:right="100" w:firstLine="0" w:firstLineChars="0"/>
+              <w:rPr>
+                <w:rFonts w:ascii="Helvetica" w:hAnsi="Helvetica" w:eastAsia="Helvetica" w:cs="Helvetica"/>
+                <w:i w:val="false"/>
+                <w:b w:val="false"/>
+                <w:u w:val="none"/>
+                <w:sz w:val="22"/>
+                <w:szCs w:val="22"/>
+                <w:color w:val="000000"/>
+              </w:rPr>
+            </w:pPr>
+            <w:r>
+              <w:rPr>
+                <w:rFonts w:ascii="Helvetica" w:hAnsi="Helvetica" w:eastAsia="Helvetica" w:cs="Helvetica"/>
+                <w:i w:val="false"/>
+                <w:b w:val="false"/>
+                <w:u w:val="none"/>
+                <w:sz w:val="22"/>
+                <w:szCs w:val="22"/>
+                <w:color w:val="000000"/>
+              </w:rPr>
+              <w:t xml:space="preserve">0.63, 1.68</w:t>
+            </w:r>
+          </w:p>
+        </w:tc>
+        <w:tc>
+          <w:tcPr>
+            <w:tcBorders>
+              <w:bottom w:val="none" w:sz="0" w:space="0" w:color="000000"/>
+              <w:top w:val="none" w:sz="0" w:space="0" w:color="000000"/>
+              <w:left w:val="none" w:sz="0" w:space="0" w:color="000000"/>
+              <w:right w:val="none" w:sz="0" w:space="0" w:color="000000"/>
+            </w:tcBorders>
+            <w:shd w:val="clear" w:color="auto" w:fill="FFFFFF"/>
+            <w:tcMar>
+              <w:top w:w="0" w:type="dxa"/>
+              <w:bottom w:w="0" w:type="dxa"/>
+              <w:left w:w="0" w:type="dxa"/>
+              <w:right w:w="0" w:type="dxa"/>
+            </w:tcMar>
+            <w:vAlign w:val="top"/>
+          </w:tcPr>
+          <w:p>
+            <w:pPr>
+              <w:pStyle w:val="Normal"/>
+              <w:jc w:val="center"/>
+              <w:pBdr>
+                <w:bottom w:val="none" w:sz="0" w:space="0" w:color="000000"/>
+                <w:top w:val="none" w:sz="0" w:space="0" w:color="000000"/>
+                <w:left w:val="none" w:sz="0" w:space="0" w:color="000000"/>
+                <w:right w:val="none" w:sz="0" w:space="0" w:color="000000"/>
+              </w:pBdr>
+              <w:spacing w:after="100" w:before="100" w:line="240"/>
+              <w:ind w:left="100" w:right="100" w:firstLine="0" w:firstLineChars="0"/>
+              <w:rPr>
+                <w:rFonts w:ascii="Helvetica" w:hAnsi="Helvetica" w:eastAsia="Helvetica" w:cs="Helvetica"/>
+                <w:i w:val="false"/>
+                <w:b w:val="false"/>
+                <w:u w:val="none"/>
+                <w:sz w:val="22"/>
+                <w:szCs w:val="22"/>
+                <w:color w:val="000000"/>
+              </w:rPr>
+            </w:pPr>
+            <w:r>
+              <w:rPr>
+                <w:rFonts w:ascii="Helvetica" w:hAnsi="Helvetica" w:eastAsia="Helvetica" w:cs="Helvetica"/>
+                <w:i w:val="false"/>
+                <w:b w:val="false"/>
+                <w:u w:val="none"/>
+                <w:sz w:val="22"/>
+                <w:szCs w:val="22"/>
+                <w:color w:val="000000"/>
+              </w:rPr>
+              <w:t xml:space="preserve">0.900</w:t>
             </w:r>
           </w:p>
         </w:tc>
@@ -17525,490 +17525,7 @@
                 <w:szCs w:val="22"/>
                 <w:color w:val="000000"/>
               </w:rPr>
-              <w:t xml:space="preserve">1.22</w:t>
-            </w:r>
-          </w:p>
-        </w:tc>
-        <w:tc>
-          <w:tcPr>
-            <w:tcBorders>
-              <w:bottom w:val="none" w:sz="0" w:space="0" w:color="000000"/>
-              <w:top w:val="none" w:sz="0" w:space="0" w:color="000000"/>
-              <w:left w:val="none" w:sz="0" w:space="0" w:color="000000"/>
-              <w:right w:val="none" w:sz="0" w:space="0" w:color="000000"/>
-            </w:tcBorders>
-            <w:shd w:val="clear" w:color="auto" w:fill="FFFFFF"/>
-            <w:tcMar>
-              <w:top w:w="0" w:type="dxa"/>
-              <w:bottom w:w="0" w:type="dxa"/>
-              <w:left w:w="0" w:type="dxa"/>
-              <w:right w:w="0" w:type="dxa"/>
-            </w:tcMar>
-            <w:vAlign w:val="top"/>
-          </w:tcPr>
-          <w:p>
-            <w:pPr>
-              <w:pStyle w:val="Normal"/>
-              <w:jc w:val="center"/>
-              <w:pBdr>
-                <w:bottom w:val="none" w:sz="0" w:space="0" w:color="000000"/>
-                <w:top w:val="none" w:sz="0" w:space="0" w:color="000000"/>
-                <w:left w:val="none" w:sz="0" w:space="0" w:color="000000"/>
-                <w:right w:val="none" w:sz="0" w:space="0" w:color="000000"/>
-              </w:pBdr>
-              <w:spacing w:after="100" w:before="100" w:line="240"/>
-              <w:ind w:left="100" w:right="100" w:firstLine="0" w:firstLineChars="0"/>
-              <w:rPr>
-                <w:rFonts w:ascii="Helvetica" w:hAnsi="Helvetica" w:eastAsia="Helvetica" w:cs="Helvetica"/>
-                <w:i w:val="false"/>
-                <w:b w:val="false"/>
-                <w:u w:val="none"/>
-                <w:sz w:val="22"/>
-                <w:szCs w:val="22"/>
-                <w:color w:val="000000"/>
-              </w:rPr>
-            </w:pPr>
-            <w:r>
-              <w:rPr>
-                <w:rFonts w:ascii="Helvetica" w:hAnsi="Helvetica" w:eastAsia="Helvetica" w:cs="Helvetica"/>
-                <w:i w:val="false"/>
-                <w:b w:val="false"/>
-                <w:u w:val="none"/>
-                <w:sz w:val="22"/>
-                <w:szCs w:val="22"/>
-                <w:color w:val="000000"/>
-              </w:rPr>
-              <w:t xml:space="preserve">0.41, 3.62</w:t>
-            </w:r>
-          </w:p>
-        </w:tc>
-        <w:tc>
-          <w:tcPr>
-            <w:tcBorders>
-              <w:bottom w:val="none" w:sz="0" w:space="0" w:color="000000"/>
-              <w:top w:val="none" w:sz="0" w:space="0" w:color="000000"/>
-              <w:left w:val="none" w:sz="0" w:space="0" w:color="000000"/>
-              <w:right w:val="none" w:sz="0" w:space="0" w:color="000000"/>
-            </w:tcBorders>
-            <w:shd w:val="clear" w:color="auto" w:fill="FFFFFF"/>
-            <w:tcMar>
-              <w:top w:w="0" w:type="dxa"/>
-              <w:bottom w:w="0" w:type="dxa"/>
-              <w:left w:w="0" w:type="dxa"/>
-              <w:right w:w="0" w:type="dxa"/>
-            </w:tcMar>
-            <w:vAlign w:val="top"/>
-          </w:tcPr>
-          <w:p>
-            <w:pPr>
-              <w:pStyle w:val="Normal"/>
-              <w:jc w:val="center"/>
-              <w:pBdr>
-                <w:bottom w:val="none" w:sz="0" w:space="0" w:color="000000"/>
-                <w:top w:val="none" w:sz="0" w:space="0" w:color="000000"/>
-                <w:left w:val="none" w:sz="0" w:space="0" w:color="000000"/>
-                <w:right w:val="none" w:sz="0" w:space="0" w:color="000000"/>
-              </w:pBdr>
-              <w:spacing w:after="100" w:before="100" w:line="240"/>
-              <w:ind w:left="100" w:right="100" w:firstLine="0" w:firstLineChars="0"/>
-              <w:rPr>
-                <w:rFonts w:ascii="Helvetica" w:hAnsi="Helvetica" w:eastAsia="Helvetica" w:cs="Helvetica"/>
-                <w:i w:val="false"/>
-                <w:b w:val="false"/>
-                <w:u w:val="none"/>
-                <w:sz w:val="22"/>
-                <w:szCs w:val="22"/>
-                <w:color w:val="000000"/>
-              </w:rPr>
-            </w:pPr>
-            <w:r>
-              <w:rPr>
-                <w:rFonts w:ascii="Helvetica" w:hAnsi="Helvetica" w:eastAsia="Helvetica" w:cs="Helvetica"/>
-                <w:i w:val="false"/>
-                <w:b w:val="false"/>
-                <w:u w:val="none"/>
-                <w:sz w:val="22"/>
-                <w:szCs w:val="22"/>
-                <w:color w:val="000000"/>
-              </w:rPr>
-              <w:t xml:space="preserve">0.720</w:t>
-            </w:r>
-          </w:p>
-        </w:tc>
-      </w:tr>
-      <w:tr>
-        <w:trPr>
-          <w:trHeight w:val="616" w:hRule="auto"/>
-        </w:trPr>
-        body36
-        <w:tc>
-          <w:tcPr>
-            <w:tcBorders>
-              <w:bottom w:val="none" w:sz="0" w:space="0" w:color="000000"/>
-              <w:top w:val="none" w:sz="0" w:space="0" w:color="000000"/>
-              <w:left w:val="none" w:sz="0" w:space="0" w:color="000000"/>
-              <w:right w:val="none" w:sz="0" w:space="0" w:color="000000"/>
-            </w:tcBorders>
-            <w:shd w:val="clear" w:color="auto" w:fill="FFFFFF"/>
-            <w:tcMar>
-              <w:top w:w="0" w:type="dxa"/>
-              <w:bottom w:w="0" w:type="dxa"/>
-              <w:left w:w="0" w:type="dxa"/>
-              <w:right w:w="0" w:type="dxa"/>
-            </w:tcMar>
-            <w:vAlign w:val="top"/>
-          </w:tcPr>
-          <w:p>
-            <w:pPr>
-              <w:pStyle w:val="Normal"/>
-              <w:jc w:val="left"/>
-              <w:pBdr>
-                <w:bottom w:val="none" w:sz="0" w:space="0" w:color="000000"/>
-                <w:top w:val="none" w:sz="0" w:space="0" w:color="000000"/>
-                <w:left w:val="none" w:sz="0" w:space="0" w:color="000000"/>
-                <w:right w:val="none" w:sz="0" w:space="0" w:color="000000"/>
-              </w:pBdr>
-              <w:spacing w:after="100" w:before="100" w:line="240"/>
-              <w:ind w:left="100" w:right="100" w:firstLine="0" w:firstLineChars="0"/>
-              <w:rPr>
-                <w:rFonts w:ascii="Helvetica" w:hAnsi="Helvetica" w:eastAsia="Helvetica" w:cs="Helvetica"/>
-                <w:i w:val="false"/>
-                <w:b w:val="false"/>
-                <w:u w:val="none"/>
-                <w:sz w:val="22"/>
-                <w:szCs w:val="22"/>
-                <w:color w:val="000000"/>
-              </w:rPr>
-            </w:pPr>
-            <w:r>
-              <w:rPr>
-                <w:rFonts w:ascii="Helvetica" w:hAnsi="Helvetica" w:eastAsia="Helvetica" w:cs="Helvetica"/>
-                <w:i w:val="false"/>
-                <w:b w:val="false"/>
-                <w:u w:val="none"/>
-                <w:sz w:val="22"/>
-                <w:szCs w:val="22"/>
-                <w:color w:val="000000"/>
-              </w:rPr>
-              <w:t xml:space="preserve">thyroid</w:t>
-            </w:r>
-          </w:p>
-        </w:tc>
-        <w:tc>
-          <w:tcPr>
-            <w:tcBorders>
-              <w:bottom w:val="none" w:sz="0" w:space="0" w:color="000000"/>
-              <w:top w:val="none" w:sz="0" w:space="0" w:color="000000"/>
-              <w:left w:val="none" w:sz="0" w:space="0" w:color="000000"/>
-              <w:right w:val="none" w:sz="0" w:space="0" w:color="000000"/>
-            </w:tcBorders>
-            <w:shd w:val="clear" w:color="auto" w:fill="FFFFFF"/>
-            <w:tcMar>
-              <w:top w:w="0" w:type="dxa"/>
-              <w:bottom w:w="0" w:type="dxa"/>
-              <w:left w:w="0" w:type="dxa"/>
-              <w:right w:w="0" w:type="dxa"/>
-            </w:tcMar>
-            <w:vAlign w:val="top"/>
-          </w:tcPr>
-          <w:p>
-            <w:pPr>
-              <w:pStyle w:val="Normal"/>
-              <w:jc w:val="center"/>
-              <w:pBdr>
-                <w:bottom w:val="none" w:sz="0" w:space="0" w:color="000000"/>
-                <w:top w:val="none" w:sz="0" w:space="0" w:color="000000"/>
-                <w:left w:val="none" w:sz="0" w:space="0" w:color="000000"/>
-                <w:right w:val="none" w:sz="0" w:space="0" w:color="000000"/>
-              </w:pBdr>
-              <w:spacing w:after="100" w:before="100" w:line="240"/>
-              <w:ind w:left="100" w:right="100" w:firstLine="0" w:firstLineChars="0"/>
-              <w:rPr>
-                <w:rFonts w:ascii="Helvetica" w:hAnsi="Helvetica" w:eastAsia="Helvetica" w:cs="Helvetica"/>
-                <w:i w:val="false"/>
-                <w:b w:val="false"/>
-                <w:u w:val="none"/>
-                <w:sz w:val="22"/>
-                <w:szCs w:val="22"/>
-                <w:color w:val="000000"/>
-              </w:rPr>
-            </w:pPr>
-            <w:r>
-              <w:rPr>
-                <w:rFonts w:ascii="Helvetica" w:hAnsi="Helvetica" w:eastAsia="Helvetica" w:cs="Helvetica"/>
-                <w:i w:val="false"/>
-                <w:b w:val="false"/>
-                <w:u w:val="none"/>
-                <w:sz w:val="22"/>
-                <w:szCs w:val="22"/>
-                <w:color w:val="000000"/>
-              </w:rPr>
-              <w:t xml:space="preserve">673</w:t>
-            </w:r>
-          </w:p>
-        </w:tc>
-        <w:tc>
-          <w:tcPr>
-            <w:tcBorders>
-              <w:bottom w:val="none" w:sz="0" w:space="0" w:color="000000"/>
-              <w:top w:val="none" w:sz="0" w:space="0" w:color="000000"/>
-              <w:left w:val="none" w:sz="0" w:space="0" w:color="000000"/>
-              <w:right w:val="none" w:sz="0" w:space="0" w:color="000000"/>
-            </w:tcBorders>
-            <w:shd w:val="clear" w:color="auto" w:fill="FFFFFF"/>
-            <w:tcMar>
-              <w:top w:w="0" w:type="dxa"/>
-              <w:bottom w:w="0" w:type="dxa"/>
-              <w:left w:w="0" w:type="dxa"/>
-              <w:right w:w="0" w:type="dxa"/>
-            </w:tcMar>
-            <w:vAlign w:val="top"/>
-          </w:tcPr>
-          <w:p>
-            <w:pPr>
-              <w:pStyle w:val="Normal"/>
-              <w:jc w:val="center"/>
-              <w:pBdr>
-                <w:bottom w:val="none" w:sz="0" w:space="0" w:color="000000"/>
-                <w:top w:val="none" w:sz="0" w:space="0" w:color="000000"/>
-                <w:left w:val="none" w:sz="0" w:space="0" w:color="000000"/>
-                <w:right w:val="none" w:sz="0" w:space="0" w:color="000000"/>
-              </w:pBdr>
-              <w:spacing w:after="100" w:before="100" w:line="240"/>
-              <w:ind w:left="100" w:right="100" w:firstLine="0" w:firstLineChars="0"/>
-              <w:rPr>
-                <w:rFonts w:ascii="Helvetica" w:hAnsi="Helvetica" w:eastAsia="Helvetica" w:cs="Helvetica"/>
-                <w:i w:val="false"/>
-                <w:b w:val="false"/>
-                <w:u w:val="none"/>
-                <w:sz w:val="22"/>
-                <w:szCs w:val="22"/>
-                <w:color w:val="000000"/>
-              </w:rPr>
-            </w:pPr>
-            <w:r>
-              <w:rPr>
-                <w:rFonts w:ascii="Helvetica" w:hAnsi="Helvetica" w:eastAsia="Helvetica" w:cs="Helvetica"/>
-                <w:i w:val="false"/>
-                <w:b w:val="false"/>
-                <w:u w:val="none"/>
-                <w:sz w:val="22"/>
-                <w:szCs w:val="22"/>
-                <w:color w:val="000000"/>
-              </w:rPr>
-              <w:t xml:space="preserve">1.03</w:t>
-            </w:r>
-          </w:p>
-        </w:tc>
-        <w:tc>
-          <w:tcPr>
-            <w:tcBorders>
-              <w:bottom w:val="none" w:sz="0" w:space="0" w:color="000000"/>
-              <w:top w:val="none" w:sz="0" w:space="0" w:color="000000"/>
-              <w:left w:val="none" w:sz="0" w:space="0" w:color="000000"/>
-              <w:right w:val="none" w:sz="0" w:space="0" w:color="000000"/>
-            </w:tcBorders>
-            <w:shd w:val="clear" w:color="auto" w:fill="FFFFFF"/>
-            <w:tcMar>
-              <w:top w:w="0" w:type="dxa"/>
-              <w:bottom w:w="0" w:type="dxa"/>
-              <w:left w:w="0" w:type="dxa"/>
-              <w:right w:w="0" w:type="dxa"/>
-            </w:tcMar>
-            <w:vAlign w:val="top"/>
-          </w:tcPr>
-          <w:p>
-            <w:pPr>
-              <w:pStyle w:val="Normal"/>
-              <w:jc w:val="center"/>
-              <w:pBdr>
-                <w:bottom w:val="none" w:sz="0" w:space="0" w:color="000000"/>
-                <w:top w:val="none" w:sz="0" w:space="0" w:color="000000"/>
-                <w:left w:val="none" w:sz="0" w:space="0" w:color="000000"/>
-                <w:right w:val="none" w:sz="0" w:space="0" w:color="000000"/>
-              </w:pBdr>
-              <w:spacing w:after="100" w:before="100" w:line="240"/>
-              <w:ind w:left="100" w:right="100" w:firstLine="0" w:firstLineChars="0"/>
-              <w:rPr>
-                <w:rFonts w:ascii="Helvetica" w:hAnsi="Helvetica" w:eastAsia="Helvetica" w:cs="Helvetica"/>
-                <w:i w:val="false"/>
-                <w:b w:val="false"/>
-                <w:u w:val="none"/>
-                <w:sz w:val="22"/>
-                <w:szCs w:val="22"/>
-                <w:color w:val="000000"/>
-              </w:rPr>
-            </w:pPr>
-            <w:r>
-              <w:rPr>
-                <w:rFonts w:ascii="Helvetica" w:hAnsi="Helvetica" w:eastAsia="Helvetica" w:cs="Helvetica"/>
-                <w:i w:val="false"/>
-                <w:b w:val="false"/>
-                <w:u w:val="none"/>
-                <w:sz w:val="22"/>
-                <w:szCs w:val="22"/>
-                <w:color w:val="000000"/>
-              </w:rPr>
-              <w:t xml:space="preserve">0.63, 1.68</w:t>
-            </w:r>
-          </w:p>
-        </w:tc>
-        <w:tc>
-          <w:tcPr>
-            <w:tcBorders>
-              <w:bottom w:val="none" w:sz="0" w:space="0" w:color="000000"/>
-              <w:top w:val="none" w:sz="0" w:space="0" w:color="000000"/>
-              <w:left w:val="none" w:sz="0" w:space="0" w:color="000000"/>
-              <w:right w:val="none" w:sz="0" w:space="0" w:color="000000"/>
-            </w:tcBorders>
-            <w:shd w:val="clear" w:color="auto" w:fill="FFFFFF"/>
-            <w:tcMar>
-              <w:top w:w="0" w:type="dxa"/>
-              <w:bottom w:w="0" w:type="dxa"/>
-              <w:left w:w="0" w:type="dxa"/>
-              <w:right w:w="0" w:type="dxa"/>
-            </w:tcMar>
-            <w:vAlign w:val="top"/>
-          </w:tcPr>
-          <w:p>
-            <w:pPr>
-              <w:pStyle w:val="Normal"/>
-              <w:jc w:val="center"/>
-              <w:pBdr>
-                <w:bottom w:val="none" w:sz="0" w:space="0" w:color="000000"/>
-                <w:top w:val="none" w:sz="0" w:space="0" w:color="000000"/>
-                <w:left w:val="none" w:sz="0" w:space="0" w:color="000000"/>
-                <w:right w:val="none" w:sz="0" w:space="0" w:color="000000"/>
-              </w:pBdr>
-              <w:spacing w:after="100" w:before="100" w:line="240"/>
-              <w:ind w:left="100" w:right="100" w:firstLine="0" w:firstLineChars="0"/>
-              <w:rPr>
-                <w:rFonts w:ascii="Helvetica" w:hAnsi="Helvetica" w:eastAsia="Helvetica" w:cs="Helvetica"/>
-                <w:i w:val="false"/>
-                <w:b w:val="false"/>
-                <w:u w:val="none"/>
-                <w:sz w:val="22"/>
-                <w:szCs w:val="22"/>
-                <w:color w:val="000000"/>
-              </w:rPr>
-            </w:pPr>
-            <w:r>
-              <w:rPr>
-                <w:rFonts w:ascii="Helvetica" w:hAnsi="Helvetica" w:eastAsia="Helvetica" w:cs="Helvetica"/>
-                <w:i w:val="false"/>
-                <w:b w:val="false"/>
-                <w:u w:val="none"/>
-                <w:sz w:val="22"/>
-                <w:szCs w:val="22"/>
-                <w:color w:val="000000"/>
-              </w:rPr>
-              <w:t xml:space="preserve">0.900</w:t>
-            </w:r>
-          </w:p>
-        </w:tc>
-        <w:tc>
-          <w:tcPr>
-            <w:tcBorders>
-              <w:bottom w:val="none" w:sz="0" w:space="0" w:color="000000"/>
-              <w:top w:val="none" w:sz="0" w:space="0" w:color="000000"/>
-              <w:left w:val="none" w:sz="0" w:space="0" w:color="000000"/>
-              <w:right w:val="none" w:sz="0" w:space="0" w:color="000000"/>
-            </w:tcBorders>
-            <w:shd w:val="clear" w:color="auto" w:fill="FFFFFF"/>
-            <w:tcMar>
-              <w:top w:w="0" w:type="dxa"/>
-              <w:bottom w:w="0" w:type="dxa"/>
-              <w:left w:w="0" w:type="dxa"/>
-              <w:right w:w="0" w:type="dxa"/>
-            </w:tcMar>
-            <w:vAlign w:val="top"/>
-          </w:tcPr>
-          <w:p>
-            <w:pPr>
-              <w:pStyle w:val="Normal"/>
-              <w:jc w:val="center"/>
-              <w:pBdr>
-                <w:bottom w:val="none" w:sz="0" w:space="0" w:color="000000"/>
-                <w:top w:val="none" w:sz="0" w:space="0" w:color="000000"/>
-                <w:left w:val="none" w:sz="0" w:space="0" w:color="000000"/>
-                <w:right w:val="none" w:sz="0" w:space="0" w:color="000000"/>
-              </w:pBdr>
-              <w:spacing w:after="100" w:before="100" w:line="240"/>
-              <w:ind w:left="100" w:right="100" w:firstLine="0" w:firstLineChars="0"/>
-              <w:rPr>
-                <w:rFonts w:ascii="Helvetica" w:hAnsi="Helvetica" w:eastAsia="Helvetica" w:cs="Helvetica"/>
-                <w:i w:val="false"/>
-                <w:b w:val="false"/>
-                <w:u w:val="none"/>
-                <w:sz w:val="22"/>
-                <w:szCs w:val="22"/>
-                <w:color w:val="000000"/>
-              </w:rPr>
-            </w:pPr>
-            <w:r>
-              <w:rPr>
-                <w:rFonts w:ascii="Helvetica" w:hAnsi="Helvetica" w:eastAsia="Helvetica" w:cs="Helvetica"/>
-                <w:i w:val="false"/>
-                <w:b w:val="false"/>
-                <w:u w:val="none"/>
-                <w:sz w:val="22"/>
-                <w:szCs w:val="22"/>
-                <w:color w:val="000000"/>
-              </w:rPr>
-              <w:t xml:space="preserve">673</w:t>
-            </w:r>
-          </w:p>
-        </w:tc>
-        <w:tc>
-          <w:tcPr>
-            <w:tcBorders>
-              <w:bottom w:val="none" w:sz="0" w:space="0" w:color="000000"/>
-              <w:top w:val="none" w:sz="0" w:space="0" w:color="000000"/>
-              <w:left w:val="none" w:sz="0" w:space="0" w:color="000000"/>
-              <w:right w:val="none" w:sz="0" w:space="0" w:color="000000"/>
-            </w:tcBorders>
-            <w:shd w:val="clear" w:color="auto" w:fill="FFFFFF"/>
-            <w:tcMar>
-              <w:top w:w="0" w:type="dxa"/>
-              <w:bottom w:w="0" w:type="dxa"/>
-              <w:left w:w="0" w:type="dxa"/>
-              <w:right w:w="0" w:type="dxa"/>
-            </w:tcMar>
-            <w:vAlign w:val="top"/>
-          </w:tcPr>
-          <w:p>
-            <w:pPr>
-              <w:pStyle w:val="Normal"/>
-              <w:jc w:val="center"/>
-              <w:pBdr>
-                <w:bottom w:val="none" w:sz="0" w:space="0" w:color="000000"/>
-                <w:top w:val="none" w:sz="0" w:space="0" w:color="000000"/>
-                <w:left w:val="none" w:sz="0" w:space="0" w:color="000000"/>
-                <w:right w:val="none" w:sz="0" w:space="0" w:color="000000"/>
-              </w:pBdr>
-              <w:spacing w:after="100" w:before="100" w:line="240"/>
-              <w:ind w:left="100" w:right="100" w:firstLine="0" w:firstLineChars="0"/>
-              <w:rPr>
-                <w:rFonts w:ascii="Helvetica" w:hAnsi="Helvetica" w:eastAsia="Helvetica" w:cs="Helvetica"/>
-                <w:i w:val="false"/>
-                <w:b w:val="false"/>
-                <w:u w:val="none"/>
-                <w:sz w:val="22"/>
-                <w:szCs w:val="22"/>
-                <w:color w:val="000000"/>
-              </w:rPr>
-            </w:pPr>
-            <w:r>
-              <w:rPr>
-                <w:rFonts w:ascii="Helvetica" w:hAnsi="Helvetica" w:eastAsia="Helvetica" w:cs="Helvetica"/>
-                <w:i w:val="false"/>
-                <w:b w:val="false"/>
-                <w:u w:val="none"/>
-                <w:sz w:val="22"/>
-                <w:szCs w:val="22"/>
-                <w:color w:val="000000"/>
-              </w:rPr>
-              <w:t xml:space="preserve">1.15</w:t>
+              <w:t xml:space="preserve">1.16</w:t>
             </w:r>
           </w:p>
         </w:tc>
@@ -18114,7 +17631,7 @@
                 <w:szCs w:val="22"/>
                 <w:color w:val="000000"/>
               </w:rPr>
-              <w:t xml:space="preserve">0.590</w:t>
+              <w:t xml:space="preserve">0.570</w:t>
             </w:r>
           </w:p>
         </w:tc>
@@ -18123,7 +17640,7 @@
         <w:trPr>
           <w:trHeight w:val="619" w:hRule="auto"/>
         </w:trPr>
-        body37
+        body36
         <w:tc>
           <w:tcPr>
             <w:tcBorders>

--- a/docs/tables/entire/sec7_aki_c10_surv.docx
+++ b/docs/tables/entire/sec7_aki_c10_surv.docx
@@ -2069,113 +2069,113 @@
                 <w:szCs w:val="22"/>
                 <w:color w:val="000000"/>
               </w:rPr>
-              <w:t xml:space="preserve">1.02</w:t>
-            </w:r>
-          </w:p>
-        </w:tc>
-        <w:tc>
-          <w:tcPr>
-            <w:tcBorders>
-              <w:bottom w:val="none" w:sz="0" w:space="0" w:color="000000"/>
-              <w:top w:val="none" w:sz="0" w:space="0" w:color="000000"/>
-              <w:left w:val="none" w:sz="0" w:space="0" w:color="000000"/>
-              <w:right w:val="none" w:sz="0" w:space="0" w:color="000000"/>
-            </w:tcBorders>
-            <w:shd w:val="clear" w:color="auto" w:fill="FFFFFF"/>
-            <w:tcMar>
-              <w:top w:w="0" w:type="dxa"/>
-              <w:bottom w:w="0" w:type="dxa"/>
-              <w:left w:w="0" w:type="dxa"/>
-              <w:right w:w="0" w:type="dxa"/>
-            </w:tcMar>
-            <w:vAlign w:val="top"/>
-          </w:tcPr>
-          <w:p>
-            <w:pPr>
-              <w:pStyle w:val="Normal"/>
-              <w:jc w:val="center"/>
-              <w:pBdr>
-                <w:bottom w:val="none" w:sz="0" w:space="0" w:color="000000"/>
-                <w:top w:val="none" w:sz="0" w:space="0" w:color="000000"/>
-                <w:left w:val="none" w:sz="0" w:space="0" w:color="000000"/>
-                <w:right w:val="none" w:sz="0" w:space="0" w:color="000000"/>
-              </w:pBdr>
-              <w:spacing w:after="100" w:before="100" w:line="240"/>
-              <w:ind w:left="100" w:right="100" w:firstLine="0" w:firstLineChars="0"/>
-              <w:rPr>
-                <w:rFonts w:ascii="Helvetica" w:hAnsi="Helvetica" w:eastAsia="Helvetica" w:cs="Helvetica"/>
-                <w:i w:val="false"/>
-                <w:b w:val="false"/>
-                <w:u w:val="none"/>
-                <w:sz w:val="22"/>
-                <w:szCs w:val="22"/>
-                <w:color w:val="000000"/>
-              </w:rPr>
-            </w:pPr>
-            <w:r>
-              <w:rPr>
-                <w:rFonts w:ascii="Helvetica" w:hAnsi="Helvetica" w:eastAsia="Helvetica" w:cs="Helvetica"/>
-                <w:i w:val="false"/>
-                <w:b w:val="false"/>
-                <w:u w:val="none"/>
-                <w:sz w:val="22"/>
-                <w:szCs w:val="22"/>
-                <w:color w:val="000000"/>
-              </w:rPr>
-              <w:t xml:space="preserve">0.63, 1.66</w:t>
-            </w:r>
-          </w:p>
-        </w:tc>
-        <w:tc>
-          <w:tcPr>
-            <w:tcBorders>
-              <w:bottom w:val="none" w:sz="0" w:space="0" w:color="000000"/>
-              <w:top w:val="none" w:sz="0" w:space="0" w:color="000000"/>
-              <w:left w:val="none" w:sz="0" w:space="0" w:color="000000"/>
-              <w:right w:val="none" w:sz="0" w:space="0" w:color="000000"/>
-            </w:tcBorders>
-            <w:shd w:val="clear" w:color="auto" w:fill="FFFFFF"/>
-            <w:tcMar>
-              <w:top w:w="0" w:type="dxa"/>
-              <w:bottom w:w="0" w:type="dxa"/>
-              <w:left w:w="0" w:type="dxa"/>
-              <w:right w:w="0" w:type="dxa"/>
-            </w:tcMar>
-            <w:vAlign w:val="top"/>
-          </w:tcPr>
-          <w:p>
-            <w:pPr>
-              <w:pStyle w:val="Normal"/>
-              <w:jc w:val="center"/>
-              <w:pBdr>
-                <w:bottom w:val="none" w:sz="0" w:space="0" w:color="000000"/>
-                <w:top w:val="none" w:sz="0" w:space="0" w:color="000000"/>
-                <w:left w:val="none" w:sz="0" w:space="0" w:color="000000"/>
-                <w:right w:val="none" w:sz="0" w:space="0" w:color="000000"/>
-              </w:pBdr>
-              <w:spacing w:after="100" w:before="100" w:line="240"/>
-              <w:ind w:left="100" w:right="100" w:firstLine="0" w:firstLineChars="0"/>
-              <w:rPr>
-                <w:rFonts w:ascii="Helvetica" w:hAnsi="Helvetica" w:eastAsia="Helvetica" w:cs="Helvetica"/>
-                <w:i w:val="false"/>
-                <w:b w:val="false"/>
-                <w:u w:val="none"/>
-                <w:sz w:val="22"/>
-                <w:szCs w:val="22"/>
-                <w:color w:val="000000"/>
-              </w:rPr>
-            </w:pPr>
-            <w:r>
-              <w:rPr>
-                <w:rFonts w:ascii="Helvetica" w:hAnsi="Helvetica" w:eastAsia="Helvetica" w:cs="Helvetica"/>
-                <w:i w:val="false"/>
-                <w:b w:val="false"/>
-                <w:u w:val="none"/>
-                <w:sz w:val="22"/>
-                <w:szCs w:val="22"/>
-                <w:color w:val="000000"/>
-              </w:rPr>
-              <w:t xml:space="preserve">0.920</w:t>
+              <w:t xml:space="preserve">1.32</w:t>
+            </w:r>
+          </w:p>
+        </w:tc>
+        <w:tc>
+          <w:tcPr>
+            <w:tcBorders>
+              <w:bottom w:val="none" w:sz="0" w:space="0" w:color="000000"/>
+              <w:top w:val="none" w:sz="0" w:space="0" w:color="000000"/>
+              <w:left w:val="none" w:sz="0" w:space="0" w:color="000000"/>
+              <w:right w:val="none" w:sz="0" w:space="0" w:color="000000"/>
+            </w:tcBorders>
+            <w:shd w:val="clear" w:color="auto" w:fill="FFFFFF"/>
+            <w:tcMar>
+              <w:top w:w="0" w:type="dxa"/>
+              <w:bottom w:w="0" w:type="dxa"/>
+              <w:left w:w="0" w:type="dxa"/>
+              <w:right w:w="0" w:type="dxa"/>
+            </w:tcMar>
+            <w:vAlign w:val="top"/>
+          </w:tcPr>
+          <w:p>
+            <w:pPr>
+              <w:pStyle w:val="Normal"/>
+              <w:jc w:val="center"/>
+              <w:pBdr>
+                <w:bottom w:val="none" w:sz="0" w:space="0" w:color="000000"/>
+                <w:top w:val="none" w:sz="0" w:space="0" w:color="000000"/>
+                <w:left w:val="none" w:sz="0" w:space="0" w:color="000000"/>
+                <w:right w:val="none" w:sz="0" w:space="0" w:color="000000"/>
+              </w:pBdr>
+              <w:spacing w:after="100" w:before="100" w:line="240"/>
+              <w:ind w:left="100" w:right="100" w:firstLine="0" w:firstLineChars="0"/>
+              <w:rPr>
+                <w:rFonts w:ascii="Helvetica" w:hAnsi="Helvetica" w:eastAsia="Helvetica" w:cs="Helvetica"/>
+                <w:i w:val="false"/>
+                <w:b w:val="false"/>
+                <w:u w:val="none"/>
+                <w:sz w:val="22"/>
+                <w:szCs w:val="22"/>
+                <w:color w:val="000000"/>
+              </w:rPr>
+            </w:pPr>
+            <w:r>
+              <w:rPr>
+                <w:rFonts w:ascii="Helvetica" w:hAnsi="Helvetica" w:eastAsia="Helvetica" w:cs="Helvetica"/>
+                <w:i w:val="false"/>
+                <w:b w:val="false"/>
+                <w:u w:val="none"/>
+                <w:sz w:val="22"/>
+                <w:szCs w:val="22"/>
+                <w:color w:val="000000"/>
+              </w:rPr>
+              <w:t xml:space="preserve">0.87, 2.00</w:t>
+            </w:r>
+          </w:p>
+        </w:tc>
+        <w:tc>
+          <w:tcPr>
+            <w:tcBorders>
+              <w:bottom w:val="none" w:sz="0" w:space="0" w:color="000000"/>
+              <w:top w:val="none" w:sz="0" w:space="0" w:color="000000"/>
+              <w:left w:val="none" w:sz="0" w:space="0" w:color="000000"/>
+              <w:right w:val="none" w:sz="0" w:space="0" w:color="000000"/>
+            </w:tcBorders>
+            <w:shd w:val="clear" w:color="auto" w:fill="FFFFFF"/>
+            <w:tcMar>
+              <w:top w:w="0" w:type="dxa"/>
+              <w:bottom w:w="0" w:type="dxa"/>
+              <w:left w:w="0" w:type="dxa"/>
+              <w:right w:w="0" w:type="dxa"/>
+            </w:tcMar>
+            <w:vAlign w:val="top"/>
+          </w:tcPr>
+          <w:p>
+            <w:pPr>
+              <w:pStyle w:val="Normal"/>
+              <w:jc w:val="center"/>
+              <w:pBdr>
+                <w:bottom w:val="none" w:sz="0" w:space="0" w:color="000000"/>
+                <w:top w:val="none" w:sz="0" w:space="0" w:color="000000"/>
+                <w:left w:val="none" w:sz="0" w:space="0" w:color="000000"/>
+                <w:right w:val="none" w:sz="0" w:space="0" w:color="000000"/>
+              </w:pBdr>
+              <w:spacing w:after="100" w:before="100" w:line="240"/>
+              <w:ind w:left="100" w:right="100" w:firstLine="0" w:firstLineChars="0"/>
+              <w:rPr>
+                <w:rFonts w:ascii="Helvetica" w:hAnsi="Helvetica" w:eastAsia="Helvetica" w:cs="Helvetica"/>
+                <w:i w:val="false"/>
+                <w:b w:val="false"/>
+                <w:u w:val="none"/>
+                <w:sz w:val="22"/>
+                <w:szCs w:val="22"/>
+                <w:color w:val="000000"/>
+              </w:rPr>
+            </w:pPr>
+            <w:r>
+              <w:rPr>
+                <w:rFonts w:ascii="Helvetica" w:hAnsi="Helvetica" w:eastAsia="Helvetica" w:cs="Helvetica"/>
+                <w:i w:val="false"/>
+                <w:b w:val="false"/>
+                <w:u w:val="none"/>
+                <w:sz w:val="22"/>
+                <w:szCs w:val="22"/>
+                <w:color w:val="000000"/>
+              </w:rPr>
+              <w:t xml:space="preserve">0.190</w:t>
             </w:r>
           </w:p>
         </w:tc>
@@ -2658,7 +2658,7 @@
                 <w:szCs w:val="22"/>
                 <w:color w:val="000000"/>
               </w:rPr>
-              <w:t xml:space="preserve">0.200</w:t>
+              <w:t xml:space="preserve">0.230</w:t>
             </w:r>
           </w:p>
         </w:tc>
@@ -4001,60 +4001,60 @@
                 <w:szCs w:val="22"/>
                 <w:color w:val="000000"/>
               </w:rPr>
-              <w:t xml:space="preserve">2.96</w:t>
-            </w:r>
-          </w:p>
-        </w:tc>
-        <w:tc>
-          <w:tcPr>
-            <w:tcBorders>
-              <w:bottom w:val="none" w:sz="0" w:space="0" w:color="000000"/>
-              <w:top w:val="none" w:sz="0" w:space="0" w:color="000000"/>
-              <w:left w:val="none" w:sz="0" w:space="0" w:color="000000"/>
-              <w:right w:val="none" w:sz="0" w:space="0" w:color="000000"/>
-            </w:tcBorders>
-            <w:shd w:val="clear" w:color="auto" w:fill="FFFFFF"/>
-            <w:tcMar>
-              <w:top w:w="0" w:type="dxa"/>
-              <w:bottom w:w="0" w:type="dxa"/>
-              <w:left w:w="0" w:type="dxa"/>
-              <w:right w:w="0" w:type="dxa"/>
-            </w:tcMar>
-            <w:vAlign w:val="top"/>
-          </w:tcPr>
-          <w:p>
-            <w:pPr>
-              <w:pStyle w:val="Normal"/>
-              <w:jc w:val="center"/>
-              <w:pBdr>
-                <w:bottom w:val="none" w:sz="0" w:space="0" w:color="000000"/>
-                <w:top w:val="none" w:sz="0" w:space="0" w:color="000000"/>
-                <w:left w:val="none" w:sz="0" w:space="0" w:color="000000"/>
-                <w:right w:val="none" w:sz="0" w:space="0" w:color="000000"/>
-              </w:pBdr>
-              <w:spacing w:after="100" w:before="100" w:line="240"/>
-              <w:ind w:left="100" w:right="100" w:firstLine="0" w:firstLineChars="0"/>
-              <w:rPr>
-                <w:rFonts w:ascii="Helvetica" w:hAnsi="Helvetica" w:eastAsia="Helvetica" w:cs="Helvetica"/>
-                <w:i w:val="false"/>
-                <w:b w:val="false"/>
-                <w:u w:val="none"/>
-                <w:sz w:val="22"/>
-                <w:szCs w:val="22"/>
-                <w:color w:val="000000"/>
-              </w:rPr>
-            </w:pPr>
-            <w:r>
-              <w:rPr>
-                <w:rFonts w:ascii="Helvetica" w:hAnsi="Helvetica" w:eastAsia="Helvetica" w:cs="Helvetica"/>
-                <w:i w:val="false"/>
-                <w:b w:val="false"/>
-                <w:u w:val="none"/>
-                <w:sz w:val="22"/>
-                <w:szCs w:val="22"/>
-                <w:color w:val="000000"/>
-              </w:rPr>
-              <w:t xml:space="preserve">1.69, 5.18</w:t>
+              <w:t xml:space="preserve">2.93</w:t>
+            </w:r>
+          </w:p>
+        </w:tc>
+        <w:tc>
+          <w:tcPr>
+            <w:tcBorders>
+              <w:bottom w:val="none" w:sz="0" w:space="0" w:color="000000"/>
+              <w:top w:val="none" w:sz="0" w:space="0" w:color="000000"/>
+              <w:left w:val="none" w:sz="0" w:space="0" w:color="000000"/>
+              <w:right w:val="none" w:sz="0" w:space="0" w:color="000000"/>
+            </w:tcBorders>
+            <w:shd w:val="clear" w:color="auto" w:fill="FFFFFF"/>
+            <w:tcMar>
+              <w:top w:w="0" w:type="dxa"/>
+              <w:bottom w:w="0" w:type="dxa"/>
+              <w:left w:w="0" w:type="dxa"/>
+              <w:right w:w="0" w:type="dxa"/>
+            </w:tcMar>
+            <w:vAlign w:val="top"/>
+          </w:tcPr>
+          <w:p>
+            <w:pPr>
+              <w:pStyle w:val="Normal"/>
+              <w:jc w:val="center"/>
+              <w:pBdr>
+                <w:bottom w:val="none" w:sz="0" w:space="0" w:color="000000"/>
+                <w:top w:val="none" w:sz="0" w:space="0" w:color="000000"/>
+                <w:left w:val="none" w:sz="0" w:space="0" w:color="000000"/>
+                <w:right w:val="none" w:sz="0" w:space="0" w:color="000000"/>
+              </w:pBdr>
+              <w:spacing w:after="100" w:before="100" w:line="240"/>
+              <w:ind w:left="100" w:right="100" w:firstLine="0" w:firstLineChars="0"/>
+              <w:rPr>
+                <w:rFonts w:ascii="Helvetica" w:hAnsi="Helvetica" w:eastAsia="Helvetica" w:cs="Helvetica"/>
+                <w:i w:val="false"/>
+                <w:b w:val="false"/>
+                <w:u w:val="none"/>
+                <w:sz w:val="22"/>
+                <w:szCs w:val="22"/>
+                <w:color w:val="000000"/>
+              </w:rPr>
+            </w:pPr>
+            <w:r>
+              <w:rPr>
+                <w:rFonts w:ascii="Helvetica" w:hAnsi="Helvetica" w:eastAsia="Helvetica" w:cs="Helvetica"/>
+                <w:i w:val="false"/>
+                <w:b w:val="false"/>
+                <w:u w:val="none"/>
+                <w:sz w:val="22"/>
+                <w:szCs w:val="22"/>
+                <w:color w:val="000000"/>
+              </w:rPr>
+              <w:t xml:space="preserve">1.66, 5.17</w:t>
             </w:r>
           </w:p>
         </w:tc>
@@ -4537,60 +4537,60 @@
                 <w:szCs w:val="22"/>
                 <w:color w:val="000000"/>
               </w:rPr>
-              <w:t xml:space="preserve">0.94, 1.10</w:t>
-            </w:r>
-          </w:p>
-        </w:tc>
-        <w:tc>
-          <w:tcPr>
-            <w:tcBorders>
-              <w:bottom w:val="none" w:sz="0" w:space="0" w:color="000000"/>
-              <w:top w:val="none" w:sz="0" w:space="0" w:color="000000"/>
-              <w:left w:val="none" w:sz="0" w:space="0" w:color="000000"/>
-              <w:right w:val="none" w:sz="0" w:space="0" w:color="000000"/>
-            </w:tcBorders>
-            <w:shd w:val="clear" w:color="auto" w:fill="FFFFFF"/>
-            <w:tcMar>
-              <w:top w:w="0" w:type="dxa"/>
-              <w:bottom w:w="0" w:type="dxa"/>
-              <w:left w:w="0" w:type="dxa"/>
-              <w:right w:w="0" w:type="dxa"/>
-            </w:tcMar>
-            <w:vAlign w:val="top"/>
-          </w:tcPr>
-          <w:p>
-            <w:pPr>
-              <w:pStyle w:val="Normal"/>
-              <w:jc w:val="center"/>
-              <w:pBdr>
-                <w:bottom w:val="none" w:sz="0" w:space="0" w:color="000000"/>
-                <w:top w:val="none" w:sz="0" w:space="0" w:color="000000"/>
-                <w:left w:val="none" w:sz="0" w:space="0" w:color="000000"/>
-                <w:right w:val="none" w:sz="0" w:space="0" w:color="000000"/>
-              </w:pBdr>
-              <w:spacing w:after="100" w:before="100" w:line="240"/>
-              <w:ind w:left="100" w:right="100" w:firstLine="0" w:firstLineChars="0"/>
-              <w:rPr>
-                <w:rFonts w:ascii="Helvetica" w:hAnsi="Helvetica" w:eastAsia="Helvetica" w:cs="Helvetica"/>
-                <w:i w:val="false"/>
-                <w:b w:val="false"/>
-                <w:u w:val="none"/>
-                <w:sz w:val="22"/>
-                <w:szCs w:val="22"/>
-                <w:color w:val="000000"/>
-              </w:rPr>
-            </w:pPr>
-            <w:r>
-              <w:rPr>
-                <w:rFonts w:ascii="Helvetica" w:hAnsi="Helvetica" w:eastAsia="Helvetica" w:cs="Helvetica"/>
-                <w:i w:val="false"/>
-                <w:b w:val="false"/>
-                <w:u w:val="none"/>
-                <w:sz w:val="22"/>
-                <w:szCs w:val="22"/>
-                <w:color w:val="000000"/>
-              </w:rPr>
-              <w:t xml:space="preserve">0.640</w:t>
+              <w:t xml:space="preserve">0.95, 1.10</w:t>
+            </w:r>
+          </w:p>
+        </w:tc>
+        <w:tc>
+          <w:tcPr>
+            <w:tcBorders>
+              <w:bottom w:val="none" w:sz="0" w:space="0" w:color="000000"/>
+              <w:top w:val="none" w:sz="0" w:space="0" w:color="000000"/>
+              <w:left w:val="none" w:sz="0" w:space="0" w:color="000000"/>
+              <w:right w:val="none" w:sz="0" w:space="0" w:color="000000"/>
+            </w:tcBorders>
+            <w:shd w:val="clear" w:color="auto" w:fill="FFFFFF"/>
+            <w:tcMar>
+              <w:top w:w="0" w:type="dxa"/>
+              <w:bottom w:w="0" w:type="dxa"/>
+              <w:left w:w="0" w:type="dxa"/>
+              <w:right w:w="0" w:type="dxa"/>
+            </w:tcMar>
+            <w:vAlign w:val="top"/>
+          </w:tcPr>
+          <w:p>
+            <w:pPr>
+              <w:pStyle w:val="Normal"/>
+              <w:jc w:val="center"/>
+              <w:pBdr>
+                <w:bottom w:val="none" w:sz="0" w:space="0" w:color="000000"/>
+                <w:top w:val="none" w:sz="0" w:space="0" w:color="000000"/>
+                <w:left w:val="none" w:sz="0" w:space="0" w:color="000000"/>
+                <w:right w:val="none" w:sz="0" w:space="0" w:color="000000"/>
+              </w:pBdr>
+              <w:spacing w:after="100" w:before="100" w:line="240"/>
+              <w:ind w:left="100" w:right="100" w:firstLine="0" w:firstLineChars="0"/>
+              <w:rPr>
+                <w:rFonts w:ascii="Helvetica" w:hAnsi="Helvetica" w:eastAsia="Helvetica" w:cs="Helvetica"/>
+                <w:i w:val="false"/>
+                <w:b w:val="false"/>
+                <w:u w:val="none"/>
+                <w:sz w:val="22"/>
+                <w:szCs w:val="22"/>
+                <w:color w:val="000000"/>
+              </w:rPr>
+            </w:pPr>
+            <w:r>
+              <w:rPr>
+                <w:rFonts w:ascii="Helvetica" w:hAnsi="Helvetica" w:eastAsia="Helvetica" w:cs="Helvetica"/>
+                <w:i w:val="false"/>
+                <w:b w:val="false"/>
+                <w:u w:val="none"/>
+                <w:sz w:val="22"/>
+                <w:szCs w:val="22"/>
+                <w:color w:val="000000"/>
+              </w:rPr>
+              <w:t xml:space="preserve">0.550</w:t>
             </w:r>
           </w:p>
         </w:tc>
@@ -5933,113 +5933,113 @@
                 <w:szCs w:val="22"/>
                 <w:color w:val="000000"/>
               </w:rPr>
-              <w:t xml:space="preserve">1.58</w:t>
-            </w:r>
-          </w:p>
-        </w:tc>
-        <w:tc>
-          <w:tcPr>
-            <w:tcBorders>
-              <w:bottom w:val="none" w:sz="0" w:space="0" w:color="000000"/>
-              <w:top w:val="none" w:sz="0" w:space="0" w:color="000000"/>
-              <w:left w:val="none" w:sz="0" w:space="0" w:color="000000"/>
-              <w:right w:val="none" w:sz="0" w:space="0" w:color="000000"/>
-            </w:tcBorders>
-            <w:shd w:val="clear" w:color="auto" w:fill="FFFFFF"/>
-            <w:tcMar>
-              <w:top w:w="0" w:type="dxa"/>
-              <w:bottom w:w="0" w:type="dxa"/>
-              <w:left w:w="0" w:type="dxa"/>
-              <w:right w:w="0" w:type="dxa"/>
-            </w:tcMar>
-            <w:vAlign w:val="top"/>
-          </w:tcPr>
-          <w:p>
-            <w:pPr>
-              <w:pStyle w:val="Normal"/>
-              <w:jc w:val="center"/>
-              <w:pBdr>
-                <w:bottom w:val="none" w:sz="0" w:space="0" w:color="000000"/>
-                <w:top w:val="none" w:sz="0" w:space="0" w:color="000000"/>
-                <w:left w:val="none" w:sz="0" w:space="0" w:color="000000"/>
-                <w:right w:val="none" w:sz="0" w:space="0" w:color="000000"/>
-              </w:pBdr>
-              <w:spacing w:after="100" w:before="100" w:line="240"/>
-              <w:ind w:left="100" w:right="100" w:firstLine="0" w:firstLineChars="0"/>
-              <w:rPr>
-                <w:rFonts w:ascii="Helvetica" w:hAnsi="Helvetica" w:eastAsia="Helvetica" w:cs="Helvetica"/>
-                <w:i w:val="false"/>
-                <w:b w:val="false"/>
-                <w:u w:val="none"/>
-                <w:sz w:val="22"/>
-                <w:szCs w:val="22"/>
-                <w:color w:val="000000"/>
-              </w:rPr>
-            </w:pPr>
-            <w:r>
-              <w:rPr>
-                <w:rFonts w:ascii="Helvetica" w:hAnsi="Helvetica" w:eastAsia="Helvetica" w:cs="Helvetica"/>
-                <w:i w:val="false"/>
-                <w:b w:val="false"/>
-                <w:u w:val="none"/>
-                <w:sz w:val="22"/>
-                <w:szCs w:val="22"/>
-                <w:color w:val="000000"/>
-              </w:rPr>
-              <w:t xml:space="preserve">1.04, 2.42</w:t>
-            </w:r>
-          </w:p>
-        </w:tc>
-        <w:tc>
-          <w:tcPr>
-            <w:tcBorders>
-              <w:bottom w:val="none" w:sz="0" w:space="0" w:color="000000"/>
-              <w:top w:val="none" w:sz="0" w:space="0" w:color="000000"/>
-              <w:left w:val="none" w:sz="0" w:space="0" w:color="000000"/>
-              <w:right w:val="none" w:sz="0" w:space="0" w:color="000000"/>
-            </w:tcBorders>
-            <w:shd w:val="clear" w:color="auto" w:fill="FFFFFF"/>
-            <w:tcMar>
-              <w:top w:w="0" w:type="dxa"/>
-              <w:bottom w:w="0" w:type="dxa"/>
-              <w:left w:w="0" w:type="dxa"/>
-              <w:right w:w="0" w:type="dxa"/>
-            </w:tcMar>
-            <w:vAlign w:val="top"/>
-          </w:tcPr>
-          <w:p>
-            <w:pPr>
-              <w:pStyle w:val="Normal"/>
-              <w:jc w:val="center"/>
-              <w:pBdr>
-                <w:bottom w:val="none" w:sz="0" w:space="0" w:color="000000"/>
-                <w:top w:val="none" w:sz="0" w:space="0" w:color="000000"/>
-                <w:left w:val="none" w:sz="0" w:space="0" w:color="000000"/>
-                <w:right w:val="none" w:sz="0" w:space="0" w:color="000000"/>
-              </w:pBdr>
-              <w:spacing w:after="100" w:before="100" w:line="240"/>
-              <w:ind w:left="100" w:right="100" w:firstLine="0" w:firstLineChars="0"/>
-              <w:rPr>
-                <w:rFonts w:ascii="Helvetica" w:hAnsi="Helvetica" w:eastAsia="Helvetica" w:cs="Helvetica"/>
-                <w:i w:val="false"/>
-                <w:b w:val="false"/>
-                <w:u w:val="none"/>
-                <w:sz w:val="22"/>
-                <w:szCs w:val="22"/>
-                <w:color w:val="000000"/>
-              </w:rPr>
-            </w:pPr>
-            <w:r>
-              <w:rPr>
-                <w:rFonts w:ascii="Helvetica" w:hAnsi="Helvetica" w:eastAsia="Helvetica" w:cs="Helvetica"/>
-                <w:i w:val="false"/>
-                <w:b w:val="false"/>
-                <w:u w:val="none"/>
-                <w:sz w:val="22"/>
-                <w:szCs w:val="22"/>
-                <w:color w:val="000000"/>
-              </w:rPr>
-              <w:t xml:space="preserve">0.034</w:t>
+              <w:t xml:space="preserve">1.65</w:t>
+            </w:r>
+          </w:p>
+        </w:tc>
+        <w:tc>
+          <w:tcPr>
+            <w:tcBorders>
+              <w:bottom w:val="none" w:sz="0" w:space="0" w:color="000000"/>
+              <w:top w:val="none" w:sz="0" w:space="0" w:color="000000"/>
+              <w:left w:val="none" w:sz="0" w:space="0" w:color="000000"/>
+              <w:right w:val="none" w:sz="0" w:space="0" w:color="000000"/>
+            </w:tcBorders>
+            <w:shd w:val="clear" w:color="auto" w:fill="FFFFFF"/>
+            <w:tcMar>
+              <w:top w:w="0" w:type="dxa"/>
+              <w:bottom w:w="0" w:type="dxa"/>
+              <w:left w:w="0" w:type="dxa"/>
+              <w:right w:w="0" w:type="dxa"/>
+            </w:tcMar>
+            <w:vAlign w:val="top"/>
+          </w:tcPr>
+          <w:p>
+            <w:pPr>
+              <w:pStyle w:val="Normal"/>
+              <w:jc w:val="center"/>
+              <w:pBdr>
+                <w:bottom w:val="none" w:sz="0" w:space="0" w:color="000000"/>
+                <w:top w:val="none" w:sz="0" w:space="0" w:color="000000"/>
+                <w:left w:val="none" w:sz="0" w:space="0" w:color="000000"/>
+                <w:right w:val="none" w:sz="0" w:space="0" w:color="000000"/>
+              </w:pBdr>
+              <w:spacing w:after="100" w:before="100" w:line="240"/>
+              <w:ind w:left="100" w:right="100" w:firstLine="0" w:firstLineChars="0"/>
+              <w:rPr>
+                <w:rFonts w:ascii="Helvetica" w:hAnsi="Helvetica" w:eastAsia="Helvetica" w:cs="Helvetica"/>
+                <w:i w:val="false"/>
+                <w:b w:val="false"/>
+                <w:u w:val="none"/>
+                <w:sz w:val="22"/>
+                <w:szCs w:val="22"/>
+                <w:color w:val="000000"/>
+              </w:rPr>
+            </w:pPr>
+            <w:r>
+              <w:rPr>
+                <w:rFonts w:ascii="Helvetica" w:hAnsi="Helvetica" w:eastAsia="Helvetica" w:cs="Helvetica"/>
+                <w:i w:val="false"/>
+                <w:b w:val="false"/>
+                <w:u w:val="none"/>
+                <w:sz w:val="22"/>
+                <w:szCs w:val="22"/>
+                <w:color w:val="000000"/>
+              </w:rPr>
+              <w:t xml:space="preserve">1.08, 2.51</w:t>
+            </w:r>
+          </w:p>
+        </w:tc>
+        <w:tc>
+          <w:tcPr>
+            <w:tcBorders>
+              <w:bottom w:val="none" w:sz="0" w:space="0" w:color="000000"/>
+              <w:top w:val="none" w:sz="0" w:space="0" w:color="000000"/>
+              <w:left w:val="none" w:sz="0" w:space="0" w:color="000000"/>
+              <w:right w:val="none" w:sz="0" w:space="0" w:color="000000"/>
+            </w:tcBorders>
+            <w:shd w:val="clear" w:color="auto" w:fill="FFFFFF"/>
+            <w:tcMar>
+              <w:top w:w="0" w:type="dxa"/>
+              <w:bottom w:w="0" w:type="dxa"/>
+              <w:left w:w="0" w:type="dxa"/>
+              <w:right w:w="0" w:type="dxa"/>
+            </w:tcMar>
+            <w:vAlign w:val="top"/>
+          </w:tcPr>
+          <w:p>
+            <w:pPr>
+              <w:pStyle w:val="Normal"/>
+              <w:jc w:val="center"/>
+              <w:pBdr>
+                <w:bottom w:val="none" w:sz="0" w:space="0" w:color="000000"/>
+                <w:top w:val="none" w:sz="0" w:space="0" w:color="000000"/>
+                <w:left w:val="none" w:sz="0" w:space="0" w:color="000000"/>
+                <w:right w:val="none" w:sz="0" w:space="0" w:color="000000"/>
+              </w:pBdr>
+              <w:spacing w:after="100" w:before="100" w:line="240"/>
+              <w:ind w:left="100" w:right="100" w:firstLine="0" w:firstLineChars="0"/>
+              <w:rPr>
+                <w:rFonts w:ascii="Helvetica" w:hAnsi="Helvetica" w:eastAsia="Helvetica" w:cs="Helvetica"/>
+                <w:i w:val="false"/>
+                <w:b w:val="false"/>
+                <w:u w:val="none"/>
+                <w:sz w:val="22"/>
+                <w:szCs w:val="22"/>
+                <w:color w:val="000000"/>
+              </w:rPr>
+            </w:pPr>
+            <w:r>
+              <w:rPr>
+                <w:rFonts w:ascii="Helvetica" w:hAnsi="Helvetica" w:eastAsia="Helvetica" w:cs="Helvetica"/>
+                <w:i w:val="false"/>
+                <w:b w:val="false"/>
+                <w:u w:val="none"/>
+                <w:sz w:val="22"/>
+                <w:szCs w:val="22"/>
+                <w:color w:val="000000"/>
+              </w:rPr>
+              <w:t xml:space="preserve">0.019</w:t>
             </w:r>
           </w:p>
         </w:tc>
@@ -7382,113 +7382,113 @@
                 <w:szCs w:val="22"/>
                 <w:color w:val="000000"/>
               </w:rPr>
-              <w:t xml:space="preserve">2.41</w:t>
-            </w:r>
-          </w:p>
-        </w:tc>
-        <w:tc>
-          <w:tcPr>
-            <w:tcBorders>
-              <w:bottom w:val="none" w:sz="0" w:space="0" w:color="000000"/>
-              <w:top w:val="none" w:sz="0" w:space="0" w:color="000000"/>
-              <w:left w:val="none" w:sz="0" w:space="0" w:color="000000"/>
-              <w:right w:val="none" w:sz="0" w:space="0" w:color="000000"/>
-            </w:tcBorders>
-            <w:shd w:val="clear" w:color="auto" w:fill="FFFFFF"/>
-            <w:tcMar>
-              <w:top w:w="0" w:type="dxa"/>
-              <w:bottom w:w="0" w:type="dxa"/>
-              <w:left w:w="0" w:type="dxa"/>
-              <w:right w:w="0" w:type="dxa"/>
-            </w:tcMar>
-            <w:vAlign w:val="top"/>
-          </w:tcPr>
-          <w:p>
-            <w:pPr>
-              <w:pStyle w:val="Normal"/>
-              <w:jc w:val="center"/>
-              <w:pBdr>
-                <w:bottom w:val="none" w:sz="0" w:space="0" w:color="000000"/>
-                <w:top w:val="none" w:sz="0" w:space="0" w:color="000000"/>
-                <w:left w:val="none" w:sz="0" w:space="0" w:color="000000"/>
-                <w:right w:val="none" w:sz="0" w:space="0" w:color="000000"/>
-              </w:pBdr>
-              <w:spacing w:after="100" w:before="100" w:line="240"/>
-              <w:ind w:left="100" w:right="100" w:firstLine="0" w:firstLineChars="0"/>
-              <w:rPr>
-                <w:rFonts w:ascii="Helvetica" w:hAnsi="Helvetica" w:eastAsia="Helvetica" w:cs="Helvetica"/>
-                <w:i w:val="false"/>
-                <w:b w:val="false"/>
-                <w:u w:val="none"/>
-                <w:sz w:val="22"/>
-                <w:szCs w:val="22"/>
-                <w:color w:val="000000"/>
-              </w:rPr>
-            </w:pPr>
-            <w:r>
-              <w:rPr>
-                <w:rFonts w:ascii="Helvetica" w:hAnsi="Helvetica" w:eastAsia="Helvetica" w:cs="Helvetica"/>
-                <w:i w:val="false"/>
-                <w:b w:val="false"/>
-                <w:u w:val="none"/>
-                <w:sz w:val="22"/>
-                <w:szCs w:val="22"/>
-                <w:color w:val="000000"/>
-              </w:rPr>
-              <w:t xml:space="preserve">0.86, 6.76</w:t>
-            </w:r>
-          </w:p>
-        </w:tc>
-        <w:tc>
-          <w:tcPr>
-            <w:tcBorders>
-              <w:bottom w:val="none" w:sz="0" w:space="0" w:color="000000"/>
-              <w:top w:val="none" w:sz="0" w:space="0" w:color="000000"/>
-              <w:left w:val="none" w:sz="0" w:space="0" w:color="000000"/>
-              <w:right w:val="none" w:sz="0" w:space="0" w:color="000000"/>
-            </w:tcBorders>
-            <w:shd w:val="clear" w:color="auto" w:fill="FFFFFF"/>
-            <w:tcMar>
-              <w:top w:w="0" w:type="dxa"/>
-              <w:bottom w:w="0" w:type="dxa"/>
-              <w:left w:w="0" w:type="dxa"/>
-              <w:right w:w="0" w:type="dxa"/>
-            </w:tcMar>
-            <w:vAlign w:val="top"/>
-          </w:tcPr>
-          <w:p>
-            <w:pPr>
-              <w:pStyle w:val="Normal"/>
-              <w:jc w:val="center"/>
-              <w:pBdr>
-                <w:bottom w:val="none" w:sz="0" w:space="0" w:color="000000"/>
-                <w:top w:val="none" w:sz="0" w:space="0" w:color="000000"/>
-                <w:left w:val="none" w:sz="0" w:space="0" w:color="000000"/>
-                <w:right w:val="none" w:sz="0" w:space="0" w:color="000000"/>
-              </w:pBdr>
-              <w:spacing w:after="100" w:before="100" w:line="240"/>
-              <w:ind w:left="100" w:right="100" w:firstLine="0" w:firstLineChars="0"/>
-              <w:rPr>
-                <w:rFonts w:ascii="Helvetica" w:hAnsi="Helvetica" w:eastAsia="Helvetica" w:cs="Helvetica"/>
-                <w:i w:val="false"/>
-                <w:b w:val="false"/>
-                <w:u w:val="none"/>
-                <w:sz w:val="22"/>
-                <w:szCs w:val="22"/>
-                <w:color w:val="000000"/>
-              </w:rPr>
-            </w:pPr>
-            <w:r>
-              <w:rPr>
-                <w:rFonts w:ascii="Helvetica" w:hAnsi="Helvetica" w:eastAsia="Helvetica" w:cs="Helvetica"/>
-                <w:i w:val="false"/>
-                <w:b w:val="false"/>
-                <w:u w:val="none"/>
-                <w:sz w:val="22"/>
-                <w:szCs w:val="22"/>
-                <w:color w:val="000000"/>
-              </w:rPr>
-              <w:t xml:space="preserve">0.096</w:t>
+              <w:t xml:space="preserve">2.49</w:t>
+            </w:r>
+          </w:p>
+        </w:tc>
+        <w:tc>
+          <w:tcPr>
+            <w:tcBorders>
+              <w:bottom w:val="none" w:sz="0" w:space="0" w:color="000000"/>
+              <w:top w:val="none" w:sz="0" w:space="0" w:color="000000"/>
+              <w:left w:val="none" w:sz="0" w:space="0" w:color="000000"/>
+              <w:right w:val="none" w:sz="0" w:space="0" w:color="000000"/>
+            </w:tcBorders>
+            <w:shd w:val="clear" w:color="auto" w:fill="FFFFFF"/>
+            <w:tcMar>
+              <w:top w:w="0" w:type="dxa"/>
+              <w:bottom w:w="0" w:type="dxa"/>
+              <w:left w:w="0" w:type="dxa"/>
+              <w:right w:w="0" w:type="dxa"/>
+            </w:tcMar>
+            <w:vAlign w:val="top"/>
+          </w:tcPr>
+          <w:p>
+            <w:pPr>
+              <w:pStyle w:val="Normal"/>
+              <w:jc w:val="center"/>
+              <w:pBdr>
+                <w:bottom w:val="none" w:sz="0" w:space="0" w:color="000000"/>
+                <w:top w:val="none" w:sz="0" w:space="0" w:color="000000"/>
+                <w:left w:val="none" w:sz="0" w:space="0" w:color="000000"/>
+                <w:right w:val="none" w:sz="0" w:space="0" w:color="000000"/>
+              </w:pBdr>
+              <w:spacing w:after="100" w:before="100" w:line="240"/>
+              <w:ind w:left="100" w:right="100" w:firstLine="0" w:firstLineChars="0"/>
+              <w:rPr>
+                <w:rFonts w:ascii="Helvetica" w:hAnsi="Helvetica" w:eastAsia="Helvetica" w:cs="Helvetica"/>
+                <w:i w:val="false"/>
+                <w:b w:val="false"/>
+                <w:u w:val="none"/>
+                <w:sz w:val="22"/>
+                <w:szCs w:val="22"/>
+                <w:color w:val="000000"/>
+              </w:rPr>
+            </w:pPr>
+            <w:r>
+              <w:rPr>
+                <w:rFonts w:ascii="Helvetica" w:hAnsi="Helvetica" w:eastAsia="Helvetica" w:cs="Helvetica"/>
+                <w:i w:val="false"/>
+                <w:b w:val="false"/>
+                <w:u w:val="none"/>
+                <w:sz w:val="22"/>
+                <w:szCs w:val="22"/>
+                <w:color w:val="000000"/>
+              </w:rPr>
+              <w:t xml:space="preserve">0.88, 7.03</w:t>
+            </w:r>
+          </w:p>
+        </w:tc>
+        <w:tc>
+          <w:tcPr>
+            <w:tcBorders>
+              <w:bottom w:val="none" w:sz="0" w:space="0" w:color="000000"/>
+              <w:top w:val="none" w:sz="0" w:space="0" w:color="000000"/>
+              <w:left w:val="none" w:sz="0" w:space="0" w:color="000000"/>
+              <w:right w:val="none" w:sz="0" w:space="0" w:color="000000"/>
+            </w:tcBorders>
+            <w:shd w:val="clear" w:color="auto" w:fill="FFFFFF"/>
+            <w:tcMar>
+              <w:top w:w="0" w:type="dxa"/>
+              <w:bottom w:w="0" w:type="dxa"/>
+              <w:left w:w="0" w:type="dxa"/>
+              <w:right w:w="0" w:type="dxa"/>
+            </w:tcMar>
+            <w:vAlign w:val="top"/>
+          </w:tcPr>
+          <w:p>
+            <w:pPr>
+              <w:pStyle w:val="Normal"/>
+              <w:jc w:val="center"/>
+              <w:pBdr>
+                <w:bottom w:val="none" w:sz="0" w:space="0" w:color="000000"/>
+                <w:top w:val="none" w:sz="0" w:space="0" w:color="000000"/>
+                <w:left w:val="none" w:sz="0" w:space="0" w:color="000000"/>
+                <w:right w:val="none" w:sz="0" w:space="0" w:color="000000"/>
+              </w:pBdr>
+              <w:spacing w:after="100" w:before="100" w:line="240"/>
+              <w:ind w:left="100" w:right="100" w:firstLine="0" w:firstLineChars="0"/>
+              <w:rPr>
+                <w:rFonts w:ascii="Helvetica" w:hAnsi="Helvetica" w:eastAsia="Helvetica" w:cs="Helvetica"/>
+                <w:i w:val="false"/>
+                <w:b w:val="false"/>
+                <w:u w:val="none"/>
+                <w:sz w:val="22"/>
+                <w:szCs w:val="22"/>
+                <w:color w:val="000000"/>
+              </w:rPr>
+            </w:pPr>
+            <w:r>
+              <w:rPr>
+                <w:rFonts w:ascii="Helvetica" w:hAnsi="Helvetica" w:eastAsia="Helvetica" w:cs="Helvetica"/>
+                <w:i w:val="false"/>
+                <w:b w:val="false"/>
+                <w:u w:val="none"/>
+                <w:sz w:val="22"/>
+                <w:szCs w:val="22"/>
+                <w:color w:val="000000"/>
+              </w:rPr>
+              <w:t xml:space="preserve">0.086</w:t>
             </w:r>
           </w:p>
         </w:tc>
@@ -7865,113 +7865,113 @@
                 <w:szCs w:val="22"/>
                 <w:color w:val="000000"/>
               </w:rPr>
-              <w:t xml:space="preserve">0.79</w:t>
-            </w:r>
-          </w:p>
-        </w:tc>
-        <w:tc>
-          <w:tcPr>
-            <w:tcBorders>
-              <w:bottom w:val="none" w:sz="0" w:space="0" w:color="000000"/>
-              <w:top w:val="none" w:sz="0" w:space="0" w:color="000000"/>
-              <w:left w:val="none" w:sz="0" w:space="0" w:color="000000"/>
-              <w:right w:val="none" w:sz="0" w:space="0" w:color="000000"/>
-            </w:tcBorders>
-            <w:shd w:val="clear" w:color="auto" w:fill="FFFFFF"/>
-            <w:tcMar>
-              <w:top w:w="0" w:type="dxa"/>
-              <w:bottom w:w="0" w:type="dxa"/>
-              <w:left w:w="0" w:type="dxa"/>
-              <w:right w:w="0" w:type="dxa"/>
-            </w:tcMar>
-            <w:vAlign w:val="top"/>
-          </w:tcPr>
-          <w:p>
-            <w:pPr>
-              <w:pStyle w:val="Normal"/>
-              <w:jc w:val="center"/>
-              <w:pBdr>
-                <w:bottom w:val="none" w:sz="0" w:space="0" w:color="000000"/>
-                <w:top w:val="none" w:sz="0" w:space="0" w:color="000000"/>
-                <w:left w:val="none" w:sz="0" w:space="0" w:color="000000"/>
-                <w:right w:val="none" w:sz="0" w:space="0" w:color="000000"/>
-              </w:pBdr>
-              <w:spacing w:after="100" w:before="100" w:line="240"/>
-              <w:ind w:left="100" w:right="100" w:firstLine="0" w:firstLineChars="0"/>
-              <w:rPr>
-                <w:rFonts w:ascii="Helvetica" w:hAnsi="Helvetica" w:eastAsia="Helvetica" w:cs="Helvetica"/>
-                <w:i w:val="false"/>
-                <w:b w:val="false"/>
-                <w:u w:val="none"/>
-                <w:sz w:val="22"/>
-                <w:szCs w:val="22"/>
-                <w:color w:val="000000"/>
-              </w:rPr>
-            </w:pPr>
-            <w:r>
-              <w:rPr>
-                <w:rFonts w:ascii="Helvetica" w:hAnsi="Helvetica" w:eastAsia="Helvetica" w:cs="Helvetica"/>
-                <w:i w:val="false"/>
-                <w:b w:val="false"/>
-                <w:u w:val="none"/>
-                <w:sz w:val="22"/>
-                <w:szCs w:val="22"/>
-                <w:color w:val="000000"/>
-              </w:rPr>
-              <w:t xml:space="preserve">0.35, 1.78</w:t>
-            </w:r>
-          </w:p>
-        </w:tc>
-        <w:tc>
-          <w:tcPr>
-            <w:tcBorders>
-              <w:bottom w:val="none" w:sz="0" w:space="0" w:color="000000"/>
-              <w:top w:val="none" w:sz="0" w:space="0" w:color="000000"/>
-              <w:left w:val="none" w:sz="0" w:space="0" w:color="000000"/>
-              <w:right w:val="none" w:sz="0" w:space="0" w:color="000000"/>
-            </w:tcBorders>
-            <w:shd w:val="clear" w:color="auto" w:fill="FFFFFF"/>
-            <w:tcMar>
-              <w:top w:w="0" w:type="dxa"/>
-              <w:bottom w:w="0" w:type="dxa"/>
-              <w:left w:w="0" w:type="dxa"/>
-              <w:right w:w="0" w:type="dxa"/>
-            </w:tcMar>
-            <w:vAlign w:val="top"/>
-          </w:tcPr>
-          <w:p>
-            <w:pPr>
-              <w:pStyle w:val="Normal"/>
-              <w:jc w:val="center"/>
-              <w:pBdr>
-                <w:bottom w:val="none" w:sz="0" w:space="0" w:color="000000"/>
-                <w:top w:val="none" w:sz="0" w:space="0" w:color="000000"/>
-                <w:left w:val="none" w:sz="0" w:space="0" w:color="000000"/>
-                <w:right w:val="none" w:sz="0" w:space="0" w:color="000000"/>
-              </w:pBdr>
-              <w:spacing w:after="100" w:before="100" w:line="240"/>
-              <w:ind w:left="100" w:right="100" w:firstLine="0" w:firstLineChars="0"/>
-              <w:rPr>
-                <w:rFonts w:ascii="Helvetica" w:hAnsi="Helvetica" w:eastAsia="Helvetica" w:cs="Helvetica"/>
-                <w:i w:val="false"/>
-                <w:b w:val="false"/>
-                <w:u w:val="none"/>
-                <w:sz w:val="22"/>
-                <w:szCs w:val="22"/>
-                <w:color w:val="000000"/>
-              </w:rPr>
-            </w:pPr>
-            <w:r>
-              <w:rPr>
-                <w:rFonts w:ascii="Helvetica" w:hAnsi="Helvetica" w:eastAsia="Helvetica" w:cs="Helvetica"/>
-                <w:i w:val="false"/>
-                <w:b w:val="false"/>
-                <w:u w:val="none"/>
-                <w:sz w:val="22"/>
-                <w:szCs w:val="22"/>
-                <w:color w:val="000000"/>
-              </w:rPr>
-              <w:t xml:space="preserve">0.560</w:t>
+              <w:t xml:space="preserve">0.84</w:t>
+            </w:r>
+          </w:p>
+        </w:tc>
+        <w:tc>
+          <w:tcPr>
+            <w:tcBorders>
+              <w:bottom w:val="none" w:sz="0" w:space="0" w:color="000000"/>
+              <w:top w:val="none" w:sz="0" w:space="0" w:color="000000"/>
+              <w:left w:val="none" w:sz="0" w:space="0" w:color="000000"/>
+              <w:right w:val="none" w:sz="0" w:space="0" w:color="000000"/>
+            </w:tcBorders>
+            <w:shd w:val="clear" w:color="auto" w:fill="FFFFFF"/>
+            <w:tcMar>
+              <w:top w:w="0" w:type="dxa"/>
+              <w:bottom w:w="0" w:type="dxa"/>
+              <w:left w:w="0" w:type="dxa"/>
+              <w:right w:w="0" w:type="dxa"/>
+            </w:tcMar>
+            <w:vAlign w:val="top"/>
+          </w:tcPr>
+          <w:p>
+            <w:pPr>
+              <w:pStyle w:val="Normal"/>
+              <w:jc w:val="center"/>
+              <w:pBdr>
+                <w:bottom w:val="none" w:sz="0" w:space="0" w:color="000000"/>
+                <w:top w:val="none" w:sz="0" w:space="0" w:color="000000"/>
+                <w:left w:val="none" w:sz="0" w:space="0" w:color="000000"/>
+                <w:right w:val="none" w:sz="0" w:space="0" w:color="000000"/>
+              </w:pBdr>
+              <w:spacing w:after="100" w:before="100" w:line="240"/>
+              <w:ind w:left="100" w:right="100" w:firstLine="0" w:firstLineChars="0"/>
+              <w:rPr>
+                <w:rFonts w:ascii="Helvetica" w:hAnsi="Helvetica" w:eastAsia="Helvetica" w:cs="Helvetica"/>
+                <w:i w:val="false"/>
+                <w:b w:val="false"/>
+                <w:u w:val="none"/>
+                <w:sz w:val="22"/>
+                <w:szCs w:val="22"/>
+                <w:color w:val="000000"/>
+              </w:rPr>
+            </w:pPr>
+            <w:r>
+              <w:rPr>
+                <w:rFonts w:ascii="Helvetica" w:hAnsi="Helvetica" w:eastAsia="Helvetica" w:cs="Helvetica"/>
+                <w:i w:val="false"/>
+                <w:b w:val="false"/>
+                <w:u w:val="none"/>
+                <w:sz w:val="22"/>
+                <w:szCs w:val="22"/>
+                <w:color w:val="000000"/>
+              </w:rPr>
+              <w:t xml:space="preserve">0.37, 1.90</w:t>
+            </w:r>
+          </w:p>
+        </w:tc>
+        <w:tc>
+          <w:tcPr>
+            <w:tcBorders>
+              <w:bottom w:val="none" w:sz="0" w:space="0" w:color="000000"/>
+              <w:top w:val="none" w:sz="0" w:space="0" w:color="000000"/>
+              <w:left w:val="none" w:sz="0" w:space="0" w:color="000000"/>
+              <w:right w:val="none" w:sz="0" w:space="0" w:color="000000"/>
+            </w:tcBorders>
+            <w:shd w:val="clear" w:color="auto" w:fill="FFFFFF"/>
+            <w:tcMar>
+              <w:top w:w="0" w:type="dxa"/>
+              <w:bottom w:w="0" w:type="dxa"/>
+              <w:left w:w="0" w:type="dxa"/>
+              <w:right w:w="0" w:type="dxa"/>
+            </w:tcMar>
+            <w:vAlign w:val="top"/>
+          </w:tcPr>
+          <w:p>
+            <w:pPr>
+              <w:pStyle w:val="Normal"/>
+              <w:jc w:val="center"/>
+              <w:pBdr>
+                <w:bottom w:val="none" w:sz="0" w:space="0" w:color="000000"/>
+                <w:top w:val="none" w:sz="0" w:space="0" w:color="000000"/>
+                <w:left w:val="none" w:sz="0" w:space="0" w:color="000000"/>
+                <w:right w:val="none" w:sz="0" w:space="0" w:color="000000"/>
+              </w:pBdr>
+              <w:spacing w:after="100" w:before="100" w:line="240"/>
+              <w:ind w:left="100" w:right="100" w:firstLine="0" w:firstLineChars="0"/>
+              <w:rPr>
+                <w:rFonts w:ascii="Helvetica" w:hAnsi="Helvetica" w:eastAsia="Helvetica" w:cs="Helvetica"/>
+                <w:i w:val="false"/>
+                <w:b w:val="false"/>
+                <w:u w:val="none"/>
+                <w:sz w:val="22"/>
+                <w:szCs w:val="22"/>
+                <w:color w:val="000000"/>
+              </w:rPr>
+            </w:pPr>
+            <w:r>
+              <w:rPr>
+                <w:rFonts w:ascii="Helvetica" w:hAnsi="Helvetica" w:eastAsia="Helvetica" w:cs="Helvetica"/>
+                <w:i w:val="false"/>
+                <w:b w:val="false"/>
+                <w:u w:val="none"/>
+                <w:sz w:val="22"/>
+                <w:szCs w:val="22"/>
+                <w:color w:val="000000"/>
+              </w:rPr>
+              <w:t xml:space="preserve">0.680</w:t>
             </w:r>
           </w:p>
         </w:tc>
@@ -8348,113 +8348,113 @@
                 <w:szCs w:val="22"/>
                 <w:color w:val="000000"/>
               </w:rPr>
-              <w:t xml:space="preserve">0.48</w:t>
-            </w:r>
-          </w:p>
-        </w:tc>
-        <w:tc>
-          <w:tcPr>
-            <w:tcBorders>
-              <w:bottom w:val="none" w:sz="0" w:space="0" w:color="000000"/>
-              <w:top w:val="none" w:sz="0" w:space="0" w:color="000000"/>
-              <w:left w:val="none" w:sz="0" w:space="0" w:color="000000"/>
-              <w:right w:val="none" w:sz="0" w:space="0" w:color="000000"/>
-            </w:tcBorders>
-            <w:shd w:val="clear" w:color="auto" w:fill="FFFFFF"/>
-            <w:tcMar>
-              <w:top w:w="0" w:type="dxa"/>
-              <w:bottom w:w="0" w:type="dxa"/>
-              <w:left w:w="0" w:type="dxa"/>
-              <w:right w:w="0" w:type="dxa"/>
-            </w:tcMar>
-            <w:vAlign w:val="top"/>
-          </w:tcPr>
-          <w:p>
-            <w:pPr>
-              <w:pStyle w:val="Normal"/>
-              <w:jc w:val="center"/>
-              <w:pBdr>
-                <w:bottom w:val="none" w:sz="0" w:space="0" w:color="000000"/>
-                <w:top w:val="none" w:sz="0" w:space="0" w:color="000000"/>
-                <w:left w:val="none" w:sz="0" w:space="0" w:color="000000"/>
-                <w:right w:val="none" w:sz="0" w:space="0" w:color="000000"/>
-              </w:pBdr>
-              <w:spacing w:after="100" w:before="100" w:line="240"/>
-              <w:ind w:left="100" w:right="100" w:firstLine="0" w:firstLineChars="0"/>
-              <w:rPr>
-                <w:rFonts w:ascii="Helvetica" w:hAnsi="Helvetica" w:eastAsia="Helvetica" w:cs="Helvetica"/>
-                <w:i w:val="false"/>
-                <w:b w:val="false"/>
-                <w:u w:val="none"/>
-                <w:sz w:val="22"/>
-                <w:szCs w:val="22"/>
-                <w:color w:val="000000"/>
-              </w:rPr>
-            </w:pPr>
-            <w:r>
-              <w:rPr>
-                <w:rFonts w:ascii="Helvetica" w:hAnsi="Helvetica" w:eastAsia="Helvetica" w:cs="Helvetica"/>
-                <w:i w:val="false"/>
-                <w:b w:val="false"/>
-                <w:u w:val="none"/>
-                <w:sz w:val="22"/>
-                <w:szCs w:val="22"/>
-                <w:color w:val="000000"/>
-              </w:rPr>
-              <w:t xml:space="preserve">0.18, 1.26</w:t>
-            </w:r>
-          </w:p>
-        </w:tc>
-        <w:tc>
-          <w:tcPr>
-            <w:tcBorders>
-              <w:bottom w:val="none" w:sz="0" w:space="0" w:color="000000"/>
-              <w:top w:val="none" w:sz="0" w:space="0" w:color="000000"/>
-              <w:left w:val="none" w:sz="0" w:space="0" w:color="000000"/>
-              <w:right w:val="none" w:sz="0" w:space="0" w:color="000000"/>
-            </w:tcBorders>
-            <w:shd w:val="clear" w:color="auto" w:fill="FFFFFF"/>
-            <w:tcMar>
-              <w:top w:w="0" w:type="dxa"/>
-              <w:bottom w:w="0" w:type="dxa"/>
-              <w:left w:w="0" w:type="dxa"/>
-              <w:right w:w="0" w:type="dxa"/>
-            </w:tcMar>
-            <w:vAlign w:val="top"/>
-          </w:tcPr>
-          <w:p>
-            <w:pPr>
-              <w:pStyle w:val="Normal"/>
-              <w:jc w:val="center"/>
-              <w:pBdr>
-                <w:bottom w:val="none" w:sz="0" w:space="0" w:color="000000"/>
-                <w:top w:val="none" w:sz="0" w:space="0" w:color="000000"/>
-                <w:left w:val="none" w:sz="0" w:space="0" w:color="000000"/>
-                <w:right w:val="none" w:sz="0" w:space="0" w:color="000000"/>
-              </w:pBdr>
-              <w:spacing w:after="100" w:before="100" w:line="240"/>
-              <w:ind w:left="100" w:right="100" w:firstLine="0" w:firstLineChars="0"/>
-              <w:rPr>
-                <w:rFonts w:ascii="Helvetica" w:hAnsi="Helvetica" w:eastAsia="Helvetica" w:cs="Helvetica"/>
-                <w:i w:val="false"/>
-                <w:b w:val="false"/>
-                <w:u w:val="none"/>
-                <w:sz w:val="22"/>
-                <w:szCs w:val="22"/>
-                <w:color w:val="000000"/>
-              </w:rPr>
-            </w:pPr>
-            <w:r>
-              <w:rPr>
-                <w:rFonts w:ascii="Helvetica" w:hAnsi="Helvetica" w:eastAsia="Helvetica" w:cs="Helvetica"/>
-                <w:i w:val="false"/>
-                <w:b w:val="false"/>
-                <w:u w:val="none"/>
-                <w:sz w:val="22"/>
-                <w:szCs w:val="22"/>
-                <w:color w:val="000000"/>
-              </w:rPr>
-              <w:t xml:space="preserve">0.140</w:t>
+              <w:t xml:space="preserve">0.52</w:t>
+            </w:r>
+          </w:p>
+        </w:tc>
+        <w:tc>
+          <w:tcPr>
+            <w:tcBorders>
+              <w:bottom w:val="none" w:sz="0" w:space="0" w:color="000000"/>
+              <w:top w:val="none" w:sz="0" w:space="0" w:color="000000"/>
+              <w:left w:val="none" w:sz="0" w:space="0" w:color="000000"/>
+              <w:right w:val="none" w:sz="0" w:space="0" w:color="000000"/>
+            </w:tcBorders>
+            <w:shd w:val="clear" w:color="auto" w:fill="FFFFFF"/>
+            <w:tcMar>
+              <w:top w:w="0" w:type="dxa"/>
+              <w:bottom w:w="0" w:type="dxa"/>
+              <w:left w:w="0" w:type="dxa"/>
+              <w:right w:w="0" w:type="dxa"/>
+            </w:tcMar>
+            <w:vAlign w:val="top"/>
+          </w:tcPr>
+          <w:p>
+            <w:pPr>
+              <w:pStyle w:val="Normal"/>
+              <w:jc w:val="center"/>
+              <w:pBdr>
+                <w:bottom w:val="none" w:sz="0" w:space="0" w:color="000000"/>
+                <w:top w:val="none" w:sz="0" w:space="0" w:color="000000"/>
+                <w:left w:val="none" w:sz="0" w:space="0" w:color="000000"/>
+                <w:right w:val="none" w:sz="0" w:space="0" w:color="000000"/>
+              </w:pBdr>
+              <w:spacing w:after="100" w:before="100" w:line="240"/>
+              <w:ind w:left="100" w:right="100" w:firstLine="0" w:firstLineChars="0"/>
+              <w:rPr>
+                <w:rFonts w:ascii="Helvetica" w:hAnsi="Helvetica" w:eastAsia="Helvetica" w:cs="Helvetica"/>
+                <w:i w:val="false"/>
+                <w:b w:val="false"/>
+                <w:u w:val="none"/>
+                <w:sz w:val="22"/>
+                <w:szCs w:val="22"/>
+                <w:color w:val="000000"/>
+              </w:rPr>
+            </w:pPr>
+            <w:r>
+              <w:rPr>
+                <w:rFonts w:ascii="Helvetica" w:hAnsi="Helvetica" w:eastAsia="Helvetica" w:cs="Helvetica"/>
+                <w:i w:val="false"/>
+                <w:b w:val="false"/>
+                <w:u w:val="none"/>
+                <w:sz w:val="22"/>
+                <w:szCs w:val="22"/>
+                <w:color w:val="000000"/>
+              </w:rPr>
+              <w:t xml:space="preserve">0.20, 1.37</w:t>
+            </w:r>
+          </w:p>
+        </w:tc>
+        <w:tc>
+          <w:tcPr>
+            <w:tcBorders>
+              <w:bottom w:val="none" w:sz="0" w:space="0" w:color="000000"/>
+              <w:top w:val="none" w:sz="0" w:space="0" w:color="000000"/>
+              <w:left w:val="none" w:sz="0" w:space="0" w:color="000000"/>
+              <w:right w:val="none" w:sz="0" w:space="0" w:color="000000"/>
+            </w:tcBorders>
+            <w:shd w:val="clear" w:color="auto" w:fill="FFFFFF"/>
+            <w:tcMar>
+              <w:top w:w="0" w:type="dxa"/>
+              <w:bottom w:w="0" w:type="dxa"/>
+              <w:left w:w="0" w:type="dxa"/>
+              <w:right w:w="0" w:type="dxa"/>
+            </w:tcMar>
+            <w:vAlign w:val="top"/>
+          </w:tcPr>
+          <w:p>
+            <w:pPr>
+              <w:pStyle w:val="Normal"/>
+              <w:jc w:val="center"/>
+              <w:pBdr>
+                <w:bottom w:val="none" w:sz="0" w:space="0" w:color="000000"/>
+                <w:top w:val="none" w:sz="0" w:space="0" w:color="000000"/>
+                <w:left w:val="none" w:sz="0" w:space="0" w:color="000000"/>
+                <w:right w:val="none" w:sz="0" w:space="0" w:color="000000"/>
+              </w:pBdr>
+              <w:spacing w:after="100" w:before="100" w:line="240"/>
+              <w:ind w:left="100" w:right="100" w:firstLine="0" w:firstLineChars="0"/>
+              <w:rPr>
+                <w:rFonts w:ascii="Helvetica" w:hAnsi="Helvetica" w:eastAsia="Helvetica" w:cs="Helvetica"/>
+                <w:i w:val="false"/>
+                <w:b w:val="false"/>
+                <w:u w:val="none"/>
+                <w:sz w:val="22"/>
+                <w:szCs w:val="22"/>
+                <w:color w:val="000000"/>
+              </w:rPr>
+            </w:pPr>
+            <w:r>
+              <w:rPr>
+                <w:rFonts w:ascii="Helvetica" w:hAnsi="Helvetica" w:eastAsia="Helvetica" w:cs="Helvetica"/>
+                <w:i w:val="false"/>
+                <w:b w:val="false"/>
+                <w:u w:val="none"/>
+                <w:sz w:val="22"/>
+                <w:szCs w:val="22"/>
+                <w:color w:val="000000"/>
+              </w:rPr>
+              <w:t xml:space="preserve">0.190</w:t>
             </w:r>
           </w:p>
         </w:tc>
@@ -8831,113 +8831,113 @@
                 <w:szCs w:val="22"/>
                 <w:color w:val="000000"/>
               </w:rPr>
-              <w:t xml:space="preserve">1.11</w:t>
-            </w:r>
-          </w:p>
-        </w:tc>
-        <w:tc>
-          <w:tcPr>
-            <w:tcBorders>
-              <w:bottom w:val="none" w:sz="0" w:space="0" w:color="000000"/>
-              <w:top w:val="none" w:sz="0" w:space="0" w:color="000000"/>
-              <w:left w:val="none" w:sz="0" w:space="0" w:color="000000"/>
-              <w:right w:val="none" w:sz="0" w:space="0" w:color="000000"/>
-            </w:tcBorders>
-            <w:shd w:val="clear" w:color="auto" w:fill="FFFFFF"/>
-            <w:tcMar>
-              <w:top w:w="0" w:type="dxa"/>
-              <w:bottom w:w="0" w:type="dxa"/>
-              <w:left w:w="0" w:type="dxa"/>
-              <w:right w:w="0" w:type="dxa"/>
-            </w:tcMar>
-            <w:vAlign w:val="top"/>
-          </w:tcPr>
-          <w:p>
-            <w:pPr>
-              <w:pStyle w:val="Normal"/>
-              <w:jc w:val="center"/>
-              <w:pBdr>
-                <w:bottom w:val="none" w:sz="0" w:space="0" w:color="000000"/>
-                <w:top w:val="none" w:sz="0" w:space="0" w:color="000000"/>
-                <w:left w:val="none" w:sz="0" w:space="0" w:color="000000"/>
-                <w:right w:val="none" w:sz="0" w:space="0" w:color="000000"/>
-              </w:pBdr>
-              <w:spacing w:after="100" w:before="100" w:line="240"/>
-              <w:ind w:left="100" w:right="100" w:firstLine="0" w:firstLineChars="0"/>
-              <w:rPr>
-                <w:rFonts w:ascii="Helvetica" w:hAnsi="Helvetica" w:eastAsia="Helvetica" w:cs="Helvetica"/>
-                <w:i w:val="false"/>
-                <w:b w:val="false"/>
-                <w:u w:val="none"/>
-                <w:sz w:val="22"/>
-                <w:szCs w:val="22"/>
-                <w:color w:val="000000"/>
-              </w:rPr>
-            </w:pPr>
-            <w:r>
-              <w:rPr>
-                <w:rFonts w:ascii="Helvetica" w:hAnsi="Helvetica" w:eastAsia="Helvetica" w:cs="Helvetica"/>
-                <w:i w:val="false"/>
-                <w:b w:val="false"/>
-                <w:u w:val="none"/>
-                <w:sz w:val="22"/>
-                <w:szCs w:val="22"/>
-                <w:color w:val="000000"/>
-              </w:rPr>
-              <w:t xml:space="preserve">0.47, 2.60</w:t>
-            </w:r>
-          </w:p>
-        </w:tc>
-        <w:tc>
-          <w:tcPr>
-            <w:tcBorders>
-              <w:bottom w:val="none" w:sz="0" w:space="0" w:color="000000"/>
-              <w:top w:val="none" w:sz="0" w:space="0" w:color="000000"/>
-              <w:left w:val="none" w:sz="0" w:space="0" w:color="000000"/>
-              <w:right w:val="none" w:sz="0" w:space="0" w:color="000000"/>
-            </w:tcBorders>
-            <w:shd w:val="clear" w:color="auto" w:fill="FFFFFF"/>
-            <w:tcMar>
-              <w:top w:w="0" w:type="dxa"/>
-              <w:bottom w:w="0" w:type="dxa"/>
-              <w:left w:w="0" w:type="dxa"/>
-              <w:right w:w="0" w:type="dxa"/>
-            </w:tcMar>
-            <w:vAlign w:val="top"/>
-          </w:tcPr>
-          <w:p>
-            <w:pPr>
-              <w:pStyle w:val="Normal"/>
-              <w:jc w:val="center"/>
-              <w:pBdr>
-                <w:bottom w:val="none" w:sz="0" w:space="0" w:color="000000"/>
-                <w:top w:val="none" w:sz="0" w:space="0" w:color="000000"/>
-                <w:left w:val="none" w:sz="0" w:space="0" w:color="000000"/>
-                <w:right w:val="none" w:sz="0" w:space="0" w:color="000000"/>
-              </w:pBdr>
-              <w:spacing w:after="100" w:before="100" w:line="240"/>
-              <w:ind w:left="100" w:right="100" w:firstLine="0" w:firstLineChars="0"/>
-              <w:rPr>
-                <w:rFonts w:ascii="Helvetica" w:hAnsi="Helvetica" w:eastAsia="Helvetica" w:cs="Helvetica"/>
-                <w:i w:val="false"/>
-                <w:b w:val="false"/>
-                <w:u w:val="none"/>
-                <w:sz w:val="22"/>
-                <w:szCs w:val="22"/>
-                <w:color w:val="000000"/>
-              </w:rPr>
-            </w:pPr>
-            <w:r>
-              <w:rPr>
-                <w:rFonts w:ascii="Helvetica" w:hAnsi="Helvetica" w:eastAsia="Helvetica" w:cs="Helvetica"/>
-                <w:i w:val="false"/>
-                <w:b w:val="false"/>
-                <w:u w:val="none"/>
-                <w:sz w:val="22"/>
-                <w:szCs w:val="22"/>
-                <w:color w:val="000000"/>
-              </w:rPr>
-              <w:t xml:space="preserve">0.810</w:t>
+              <w:t xml:space="preserve">1.13</w:t>
+            </w:r>
+          </w:p>
+        </w:tc>
+        <w:tc>
+          <w:tcPr>
+            <w:tcBorders>
+              <w:bottom w:val="none" w:sz="0" w:space="0" w:color="000000"/>
+              <w:top w:val="none" w:sz="0" w:space="0" w:color="000000"/>
+              <w:left w:val="none" w:sz="0" w:space="0" w:color="000000"/>
+              <w:right w:val="none" w:sz="0" w:space="0" w:color="000000"/>
+            </w:tcBorders>
+            <w:shd w:val="clear" w:color="auto" w:fill="FFFFFF"/>
+            <w:tcMar>
+              <w:top w:w="0" w:type="dxa"/>
+              <w:bottom w:w="0" w:type="dxa"/>
+              <w:left w:w="0" w:type="dxa"/>
+              <w:right w:w="0" w:type="dxa"/>
+            </w:tcMar>
+            <w:vAlign w:val="top"/>
+          </w:tcPr>
+          <w:p>
+            <w:pPr>
+              <w:pStyle w:val="Normal"/>
+              <w:jc w:val="center"/>
+              <w:pBdr>
+                <w:bottom w:val="none" w:sz="0" w:space="0" w:color="000000"/>
+                <w:top w:val="none" w:sz="0" w:space="0" w:color="000000"/>
+                <w:left w:val="none" w:sz="0" w:space="0" w:color="000000"/>
+                <w:right w:val="none" w:sz="0" w:space="0" w:color="000000"/>
+              </w:pBdr>
+              <w:spacing w:after="100" w:before="100" w:line="240"/>
+              <w:ind w:left="100" w:right="100" w:firstLine="0" w:firstLineChars="0"/>
+              <w:rPr>
+                <w:rFonts w:ascii="Helvetica" w:hAnsi="Helvetica" w:eastAsia="Helvetica" w:cs="Helvetica"/>
+                <w:i w:val="false"/>
+                <w:b w:val="false"/>
+                <w:u w:val="none"/>
+                <w:sz w:val="22"/>
+                <w:szCs w:val="22"/>
+                <w:color w:val="000000"/>
+              </w:rPr>
+            </w:pPr>
+            <w:r>
+              <w:rPr>
+                <w:rFonts w:ascii="Helvetica" w:hAnsi="Helvetica" w:eastAsia="Helvetica" w:cs="Helvetica"/>
+                <w:i w:val="false"/>
+                <w:b w:val="false"/>
+                <w:u w:val="none"/>
+                <w:sz w:val="22"/>
+                <w:szCs w:val="22"/>
+                <w:color w:val="000000"/>
+              </w:rPr>
+              <w:t xml:space="preserve">0.48, 2.64</w:t>
+            </w:r>
+          </w:p>
+        </w:tc>
+        <w:tc>
+          <w:tcPr>
+            <w:tcBorders>
+              <w:bottom w:val="none" w:sz="0" w:space="0" w:color="000000"/>
+              <w:top w:val="none" w:sz="0" w:space="0" w:color="000000"/>
+              <w:left w:val="none" w:sz="0" w:space="0" w:color="000000"/>
+              <w:right w:val="none" w:sz="0" w:space="0" w:color="000000"/>
+            </w:tcBorders>
+            <w:shd w:val="clear" w:color="auto" w:fill="FFFFFF"/>
+            <w:tcMar>
+              <w:top w:w="0" w:type="dxa"/>
+              <w:bottom w:w="0" w:type="dxa"/>
+              <w:left w:w="0" w:type="dxa"/>
+              <w:right w:w="0" w:type="dxa"/>
+            </w:tcMar>
+            <w:vAlign w:val="top"/>
+          </w:tcPr>
+          <w:p>
+            <w:pPr>
+              <w:pStyle w:val="Normal"/>
+              <w:jc w:val="center"/>
+              <w:pBdr>
+                <w:bottom w:val="none" w:sz="0" w:space="0" w:color="000000"/>
+                <w:top w:val="none" w:sz="0" w:space="0" w:color="000000"/>
+                <w:left w:val="none" w:sz="0" w:space="0" w:color="000000"/>
+                <w:right w:val="none" w:sz="0" w:space="0" w:color="000000"/>
+              </w:pBdr>
+              <w:spacing w:after="100" w:before="100" w:line="240"/>
+              <w:ind w:left="100" w:right="100" w:firstLine="0" w:firstLineChars="0"/>
+              <w:rPr>
+                <w:rFonts w:ascii="Helvetica" w:hAnsi="Helvetica" w:eastAsia="Helvetica" w:cs="Helvetica"/>
+                <w:i w:val="false"/>
+                <w:b w:val="false"/>
+                <w:u w:val="none"/>
+                <w:sz w:val="22"/>
+                <w:szCs w:val="22"/>
+                <w:color w:val="000000"/>
+              </w:rPr>
+            </w:pPr>
+            <w:r>
+              <w:rPr>
+                <w:rFonts w:ascii="Helvetica" w:hAnsi="Helvetica" w:eastAsia="Helvetica" w:cs="Helvetica"/>
+                <w:i w:val="false"/>
+                <w:b w:val="false"/>
+                <w:u w:val="none"/>
+                <w:sz w:val="22"/>
+                <w:szCs w:val="22"/>
+                <w:color w:val="000000"/>
+              </w:rPr>
+              <w:t xml:space="preserve">0.780</w:t>
             </w:r>
           </w:p>
         </w:tc>
@@ -9314,113 +9314,113 @@
                 <w:szCs w:val="22"/>
                 <w:color w:val="000000"/>
               </w:rPr>
-              <w:t xml:space="preserve">0.40</w:t>
-            </w:r>
-          </w:p>
-        </w:tc>
-        <w:tc>
-          <w:tcPr>
-            <w:tcBorders>
-              <w:bottom w:val="none" w:sz="0" w:space="0" w:color="000000"/>
-              <w:top w:val="none" w:sz="0" w:space="0" w:color="000000"/>
-              <w:left w:val="none" w:sz="0" w:space="0" w:color="000000"/>
-              <w:right w:val="none" w:sz="0" w:space="0" w:color="000000"/>
-            </w:tcBorders>
-            <w:shd w:val="clear" w:color="auto" w:fill="FFFFFF"/>
-            <w:tcMar>
-              <w:top w:w="0" w:type="dxa"/>
-              <w:bottom w:w="0" w:type="dxa"/>
-              <w:left w:w="0" w:type="dxa"/>
-              <w:right w:w="0" w:type="dxa"/>
-            </w:tcMar>
-            <w:vAlign w:val="top"/>
-          </w:tcPr>
-          <w:p>
-            <w:pPr>
-              <w:pStyle w:val="Normal"/>
-              <w:jc w:val="center"/>
-              <w:pBdr>
-                <w:bottom w:val="none" w:sz="0" w:space="0" w:color="000000"/>
-                <w:top w:val="none" w:sz="0" w:space="0" w:color="000000"/>
-                <w:left w:val="none" w:sz="0" w:space="0" w:color="000000"/>
-                <w:right w:val="none" w:sz="0" w:space="0" w:color="000000"/>
-              </w:pBdr>
-              <w:spacing w:after="100" w:before="100" w:line="240"/>
-              <w:ind w:left="100" w:right="100" w:firstLine="0" w:firstLineChars="0"/>
-              <w:rPr>
-                <w:rFonts w:ascii="Helvetica" w:hAnsi="Helvetica" w:eastAsia="Helvetica" w:cs="Helvetica"/>
-                <w:i w:val="false"/>
-                <w:b w:val="false"/>
-                <w:u w:val="none"/>
-                <w:sz w:val="22"/>
-                <w:szCs w:val="22"/>
-                <w:color w:val="000000"/>
-              </w:rPr>
-            </w:pPr>
-            <w:r>
-              <w:rPr>
-                <w:rFonts w:ascii="Helvetica" w:hAnsi="Helvetica" w:eastAsia="Helvetica" w:cs="Helvetica"/>
-                <w:i w:val="false"/>
-                <w:b w:val="false"/>
-                <w:u w:val="none"/>
-                <w:sz w:val="22"/>
-                <w:szCs w:val="22"/>
-                <w:color w:val="000000"/>
-              </w:rPr>
-              <w:t xml:space="preserve">0.18, 0.92</w:t>
-            </w:r>
-          </w:p>
-        </w:tc>
-        <w:tc>
-          <w:tcPr>
-            <w:tcBorders>
-              <w:bottom w:val="none" w:sz="0" w:space="0" w:color="000000"/>
-              <w:top w:val="none" w:sz="0" w:space="0" w:color="000000"/>
-              <w:left w:val="none" w:sz="0" w:space="0" w:color="000000"/>
-              <w:right w:val="none" w:sz="0" w:space="0" w:color="000000"/>
-            </w:tcBorders>
-            <w:shd w:val="clear" w:color="auto" w:fill="FFFFFF"/>
-            <w:tcMar>
-              <w:top w:w="0" w:type="dxa"/>
-              <w:bottom w:w="0" w:type="dxa"/>
-              <w:left w:w="0" w:type="dxa"/>
-              <w:right w:w="0" w:type="dxa"/>
-            </w:tcMar>
-            <w:vAlign w:val="top"/>
-          </w:tcPr>
-          <w:p>
-            <w:pPr>
-              <w:pStyle w:val="Normal"/>
-              <w:jc w:val="center"/>
-              <w:pBdr>
-                <w:bottom w:val="none" w:sz="0" w:space="0" w:color="000000"/>
-                <w:top w:val="none" w:sz="0" w:space="0" w:color="000000"/>
-                <w:left w:val="none" w:sz="0" w:space="0" w:color="000000"/>
-                <w:right w:val="none" w:sz="0" w:space="0" w:color="000000"/>
-              </w:pBdr>
-              <w:spacing w:after="100" w:before="100" w:line="240"/>
-              <w:ind w:left="100" w:right="100" w:firstLine="0" w:firstLineChars="0"/>
-              <w:rPr>
-                <w:rFonts w:ascii="Helvetica" w:hAnsi="Helvetica" w:eastAsia="Helvetica" w:cs="Helvetica"/>
-                <w:i w:val="false"/>
-                <w:b w:val="false"/>
-                <w:u w:val="none"/>
-                <w:sz w:val="22"/>
-                <w:szCs w:val="22"/>
-                <w:color w:val="000000"/>
-              </w:rPr>
-            </w:pPr>
-            <w:r>
-              <w:rPr>
-                <w:rFonts w:ascii="Helvetica" w:hAnsi="Helvetica" w:eastAsia="Helvetica" w:cs="Helvetica"/>
-                <w:i w:val="false"/>
-                <w:b w:val="false"/>
-                <w:u w:val="none"/>
-                <w:sz w:val="22"/>
-                <w:szCs w:val="22"/>
-                <w:color w:val="000000"/>
-              </w:rPr>
-              <w:t xml:space="preserve">0.030</w:t>
+              <w:t xml:space="preserve">0.43</w:t>
+            </w:r>
+          </w:p>
+        </w:tc>
+        <w:tc>
+          <w:tcPr>
+            <w:tcBorders>
+              <w:bottom w:val="none" w:sz="0" w:space="0" w:color="000000"/>
+              <w:top w:val="none" w:sz="0" w:space="0" w:color="000000"/>
+              <w:left w:val="none" w:sz="0" w:space="0" w:color="000000"/>
+              <w:right w:val="none" w:sz="0" w:space="0" w:color="000000"/>
+            </w:tcBorders>
+            <w:shd w:val="clear" w:color="auto" w:fill="FFFFFF"/>
+            <w:tcMar>
+              <w:top w:w="0" w:type="dxa"/>
+              <w:bottom w:w="0" w:type="dxa"/>
+              <w:left w:w="0" w:type="dxa"/>
+              <w:right w:w="0" w:type="dxa"/>
+            </w:tcMar>
+            <w:vAlign w:val="top"/>
+          </w:tcPr>
+          <w:p>
+            <w:pPr>
+              <w:pStyle w:val="Normal"/>
+              <w:jc w:val="center"/>
+              <w:pBdr>
+                <w:bottom w:val="none" w:sz="0" w:space="0" w:color="000000"/>
+                <w:top w:val="none" w:sz="0" w:space="0" w:color="000000"/>
+                <w:left w:val="none" w:sz="0" w:space="0" w:color="000000"/>
+                <w:right w:val="none" w:sz="0" w:space="0" w:color="000000"/>
+              </w:pBdr>
+              <w:spacing w:after="100" w:before="100" w:line="240"/>
+              <w:ind w:left="100" w:right="100" w:firstLine="0" w:firstLineChars="0"/>
+              <w:rPr>
+                <w:rFonts w:ascii="Helvetica" w:hAnsi="Helvetica" w:eastAsia="Helvetica" w:cs="Helvetica"/>
+                <w:i w:val="false"/>
+                <w:b w:val="false"/>
+                <w:u w:val="none"/>
+                <w:sz w:val="22"/>
+                <w:szCs w:val="22"/>
+                <w:color w:val="000000"/>
+              </w:rPr>
+            </w:pPr>
+            <w:r>
+              <w:rPr>
+                <w:rFonts w:ascii="Helvetica" w:hAnsi="Helvetica" w:eastAsia="Helvetica" w:cs="Helvetica"/>
+                <w:i w:val="false"/>
+                <w:b w:val="false"/>
+                <w:u w:val="none"/>
+                <w:sz w:val="22"/>
+                <w:szCs w:val="22"/>
+                <w:color w:val="000000"/>
+              </w:rPr>
+              <w:t xml:space="preserve">0.19, 0.97</w:t>
+            </w:r>
+          </w:p>
+        </w:tc>
+        <w:tc>
+          <w:tcPr>
+            <w:tcBorders>
+              <w:bottom w:val="none" w:sz="0" w:space="0" w:color="000000"/>
+              <w:top w:val="none" w:sz="0" w:space="0" w:color="000000"/>
+              <w:left w:val="none" w:sz="0" w:space="0" w:color="000000"/>
+              <w:right w:val="none" w:sz="0" w:space="0" w:color="000000"/>
+            </w:tcBorders>
+            <w:shd w:val="clear" w:color="auto" w:fill="FFFFFF"/>
+            <w:tcMar>
+              <w:top w:w="0" w:type="dxa"/>
+              <w:bottom w:w="0" w:type="dxa"/>
+              <w:left w:w="0" w:type="dxa"/>
+              <w:right w:w="0" w:type="dxa"/>
+            </w:tcMar>
+            <w:vAlign w:val="top"/>
+          </w:tcPr>
+          <w:p>
+            <w:pPr>
+              <w:pStyle w:val="Normal"/>
+              <w:jc w:val="center"/>
+              <w:pBdr>
+                <w:bottom w:val="none" w:sz="0" w:space="0" w:color="000000"/>
+                <w:top w:val="none" w:sz="0" w:space="0" w:color="000000"/>
+                <w:left w:val="none" w:sz="0" w:space="0" w:color="000000"/>
+                <w:right w:val="none" w:sz="0" w:space="0" w:color="000000"/>
+              </w:pBdr>
+              <w:spacing w:after="100" w:before="100" w:line="240"/>
+              <w:ind w:left="100" w:right="100" w:firstLine="0" w:firstLineChars="0"/>
+              <w:rPr>
+                <w:rFonts w:ascii="Helvetica" w:hAnsi="Helvetica" w:eastAsia="Helvetica" w:cs="Helvetica"/>
+                <w:i w:val="false"/>
+                <w:b w:val="false"/>
+                <w:u w:val="none"/>
+                <w:sz w:val="22"/>
+                <w:szCs w:val="22"/>
+                <w:color w:val="000000"/>
+              </w:rPr>
+            </w:pPr>
+            <w:r>
+              <w:rPr>
+                <w:rFonts w:ascii="Helvetica" w:hAnsi="Helvetica" w:eastAsia="Helvetica" w:cs="Helvetica"/>
+                <w:i w:val="false"/>
+                <w:b w:val="false"/>
+                <w:u w:val="none"/>
+                <w:sz w:val="22"/>
+                <w:szCs w:val="22"/>
+                <w:color w:val="000000"/>
+              </w:rPr>
+              <w:t xml:space="preserve">0.042</w:t>
             </w:r>
           </w:p>
         </w:tc>
@@ -9797,113 +9797,113 @@
                 <w:szCs w:val="22"/>
                 <w:color w:val="000000"/>
               </w:rPr>
-              <w:t xml:space="preserve">0.45</w:t>
-            </w:r>
-          </w:p>
-        </w:tc>
-        <w:tc>
-          <w:tcPr>
-            <w:tcBorders>
-              <w:bottom w:val="none" w:sz="0" w:space="0" w:color="000000"/>
-              <w:top w:val="none" w:sz="0" w:space="0" w:color="000000"/>
-              <w:left w:val="none" w:sz="0" w:space="0" w:color="000000"/>
-              <w:right w:val="none" w:sz="0" w:space="0" w:color="000000"/>
-            </w:tcBorders>
-            <w:shd w:val="clear" w:color="auto" w:fill="FFFFFF"/>
-            <w:tcMar>
-              <w:top w:w="0" w:type="dxa"/>
-              <w:bottom w:w="0" w:type="dxa"/>
-              <w:left w:w="0" w:type="dxa"/>
-              <w:right w:w="0" w:type="dxa"/>
-            </w:tcMar>
-            <w:vAlign w:val="top"/>
-          </w:tcPr>
-          <w:p>
-            <w:pPr>
-              <w:pStyle w:val="Normal"/>
-              <w:jc w:val="center"/>
-              <w:pBdr>
-                <w:bottom w:val="none" w:sz="0" w:space="0" w:color="000000"/>
-                <w:top w:val="none" w:sz="0" w:space="0" w:color="000000"/>
-                <w:left w:val="none" w:sz="0" w:space="0" w:color="000000"/>
-                <w:right w:val="none" w:sz="0" w:space="0" w:color="000000"/>
-              </w:pBdr>
-              <w:spacing w:after="100" w:before="100" w:line="240"/>
-              <w:ind w:left="100" w:right="100" w:firstLine="0" w:firstLineChars="0"/>
-              <w:rPr>
-                <w:rFonts w:ascii="Helvetica" w:hAnsi="Helvetica" w:eastAsia="Helvetica" w:cs="Helvetica"/>
-                <w:i w:val="false"/>
-                <w:b w:val="false"/>
-                <w:u w:val="none"/>
-                <w:sz w:val="22"/>
-                <w:szCs w:val="22"/>
-                <w:color w:val="000000"/>
-              </w:rPr>
-            </w:pPr>
-            <w:r>
-              <w:rPr>
-                <w:rFonts w:ascii="Helvetica" w:hAnsi="Helvetica" w:eastAsia="Helvetica" w:cs="Helvetica"/>
-                <w:i w:val="false"/>
-                <w:b w:val="false"/>
-                <w:u w:val="none"/>
-                <w:sz w:val="22"/>
-                <w:szCs w:val="22"/>
-                <w:color w:val="000000"/>
-              </w:rPr>
-              <w:t xml:space="preserve">0.15, 1.38</w:t>
-            </w:r>
-          </w:p>
-        </w:tc>
-        <w:tc>
-          <w:tcPr>
-            <w:tcBorders>
-              <w:bottom w:val="none" w:sz="0" w:space="0" w:color="000000"/>
-              <w:top w:val="none" w:sz="0" w:space="0" w:color="000000"/>
-              <w:left w:val="none" w:sz="0" w:space="0" w:color="000000"/>
-              <w:right w:val="none" w:sz="0" w:space="0" w:color="000000"/>
-            </w:tcBorders>
-            <w:shd w:val="clear" w:color="auto" w:fill="FFFFFF"/>
-            <w:tcMar>
-              <w:top w:w="0" w:type="dxa"/>
-              <w:bottom w:w="0" w:type="dxa"/>
-              <w:left w:w="0" w:type="dxa"/>
-              <w:right w:w="0" w:type="dxa"/>
-            </w:tcMar>
-            <w:vAlign w:val="top"/>
-          </w:tcPr>
-          <w:p>
-            <w:pPr>
-              <w:pStyle w:val="Normal"/>
-              <w:jc w:val="center"/>
-              <w:pBdr>
-                <w:bottom w:val="none" w:sz="0" w:space="0" w:color="000000"/>
-                <w:top w:val="none" w:sz="0" w:space="0" w:color="000000"/>
-                <w:left w:val="none" w:sz="0" w:space="0" w:color="000000"/>
-                <w:right w:val="none" w:sz="0" w:space="0" w:color="000000"/>
-              </w:pBdr>
-              <w:spacing w:after="100" w:before="100" w:line="240"/>
-              <w:ind w:left="100" w:right="100" w:firstLine="0" w:firstLineChars="0"/>
-              <w:rPr>
-                <w:rFonts w:ascii="Helvetica" w:hAnsi="Helvetica" w:eastAsia="Helvetica" w:cs="Helvetica"/>
-                <w:i w:val="false"/>
-                <w:b w:val="false"/>
-                <w:u w:val="none"/>
-                <w:sz w:val="22"/>
-                <w:szCs w:val="22"/>
-                <w:color w:val="000000"/>
-              </w:rPr>
-            </w:pPr>
-            <w:r>
-              <w:rPr>
-                <w:rFonts w:ascii="Helvetica" w:hAnsi="Helvetica" w:eastAsia="Helvetica" w:cs="Helvetica"/>
-                <w:i w:val="false"/>
-                <w:b w:val="false"/>
-                <w:u w:val="none"/>
-                <w:sz w:val="22"/>
-                <w:szCs w:val="22"/>
-                <w:color w:val="000000"/>
-              </w:rPr>
-              <w:t xml:space="preserve">0.160</w:t>
+              <w:t xml:space="preserve">0.48</w:t>
+            </w:r>
+          </w:p>
+        </w:tc>
+        <w:tc>
+          <w:tcPr>
+            <w:tcBorders>
+              <w:bottom w:val="none" w:sz="0" w:space="0" w:color="000000"/>
+              <w:top w:val="none" w:sz="0" w:space="0" w:color="000000"/>
+              <w:left w:val="none" w:sz="0" w:space="0" w:color="000000"/>
+              <w:right w:val="none" w:sz="0" w:space="0" w:color="000000"/>
+            </w:tcBorders>
+            <w:shd w:val="clear" w:color="auto" w:fill="FFFFFF"/>
+            <w:tcMar>
+              <w:top w:w="0" w:type="dxa"/>
+              <w:bottom w:w="0" w:type="dxa"/>
+              <w:left w:w="0" w:type="dxa"/>
+              <w:right w:w="0" w:type="dxa"/>
+            </w:tcMar>
+            <w:vAlign w:val="top"/>
+          </w:tcPr>
+          <w:p>
+            <w:pPr>
+              <w:pStyle w:val="Normal"/>
+              <w:jc w:val="center"/>
+              <w:pBdr>
+                <w:bottom w:val="none" w:sz="0" w:space="0" w:color="000000"/>
+                <w:top w:val="none" w:sz="0" w:space="0" w:color="000000"/>
+                <w:left w:val="none" w:sz="0" w:space="0" w:color="000000"/>
+                <w:right w:val="none" w:sz="0" w:space="0" w:color="000000"/>
+              </w:pBdr>
+              <w:spacing w:after="100" w:before="100" w:line="240"/>
+              <w:ind w:left="100" w:right="100" w:firstLine="0" w:firstLineChars="0"/>
+              <w:rPr>
+                <w:rFonts w:ascii="Helvetica" w:hAnsi="Helvetica" w:eastAsia="Helvetica" w:cs="Helvetica"/>
+                <w:i w:val="false"/>
+                <w:b w:val="false"/>
+                <w:u w:val="none"/>
+                <w:sz w:val="22"/>
+                <w:szCs w:val="22"/>
+                <w:color w:val="000000"/>
+              </w:rPr>
+            </w:pPr>
+            <w:r>
+              <w:rPr>
+                <w:rFonts w:ascii="Helvetica" w:hAnsi="Helvetica" w:eastAsia="Helvetica" w:cs="Helvetica"/>
+                <w:i w:val="false"/>
+                <w:b w:val="false"/>
+                <w:u w:val="none"/>
+                <w:sz w:val="22"/>
+                <w:szCs w:val="22"/>
+                <w:color w:val="000000"/>
+              </w:rPr>
+              <w:t xml:space="preserve">0.16, 1.46</w:t>
+            </w:r>
+          </w:p>
+        </w:tc>
+        <w:tc>
+          <w:tcPr>
+            <w:tcBorders>
+              <w:bottom w:val="none" w:sz="0" w:space="0" w:color="000000"/>
+              <w:top w:val="none" w:sz="0" w:space="0" w:color="000000"/>
+              <w:left w:val="none" w:sz="0" w:space="0" w:color="000000"/>
+              <w:right w:val="none" w:sz="0" w:space="0" w:color="000000"/>
+            </w:tcBorders>
+            <w:shd w:val="clear" w:color="auto" w:fill="FFFFFF"/>
+            <w:tcMar>
+              <w:top w:w="0" w:type="dxa"/>
+              <w:bottom w:w="0" w:type="dxa"/>
+              <w:left w:w="0" w:type="dxa"/>
+              <w:right w:w="0" w:type="dxa"/>
+            </w:tcMar>
+            <w:vAlign w:val="top"/>
+          </w:tcPr>
+          <w:p>
+            <w:pPr>
+              <w:pStyle w:val="Normal"/>
+              <w:jc w:val="center"/>
+              <w:pBdr>
+                <w:bottom w:val="none" w:sz="0" w:space="0" w:color="000000"/>
+                <w:top w:val="none" w:sz="0" w:space="0" w:color="000000"/>
+                <w:left w:val="none" w:sz="0" w:space="0" w:color="000000"/>
+                <w:right w:val="none" w:sz="0" w:space="0" w:color="000000"/>
+              </w:pBdr>
+              <w:spacing w:after="100" w:before="100" w:line="240"/>
+              <w:ind w:left="100" w:right="100" w:firstLine="0" w:firstLineChars="0"/>
+              <w:rPr>
+                <w:rFonts w:ascii="Helvetica" w:hAnsi="Helvetica" w:eastAsia="Helvetica" w:cs="Helvetica"/>
+                <w:i w:val="false"/>
+                <w:b w:val="false"/>
+                <w:u w:val="none"/>
+                <w:sz w:val="22"/>
+                <w:szCs w:val="22"/>
+                <w:color w:val="000000"/>
+              </w:rPr>
+            </w:pPr>
+            <w:r>
+              <w:rPr>
+                <w:rFonts w:ascii="Helvetica" w:hAnsi="Helvetica" w:eastAsia="Helvetica" w:cs="Helvetica"/>
+                <w:i w:val="false"/>
+                <w:b w:val="false"/>
+                <w:u w:val="none"/>
+                <w:sz w:val="22"/>
+                <w:szCs w:val="22"/>
+                <w:color w:val="000000"/>
+              </w:rPr>
+              <w:t xml:space="preserve">0.200</w:t>
             </w:r>
           </w:p>
         </w:tc>
@@ -11246,113 +11246,113 @@
                 <w:szCs w:val="22"/>
                 <w:color w:val="000000"/>
               </w:rPr>
-              <w:t xml:space="preserve">1.52</w:t>
-            </w:r>
-          </w:p>
-        </w:tc>
-        <w:tc>
-          <w:tcPr>
-            <w:tcBorders>
-              <w:bottom w:val="none" w:sz="0" w:space="0" w:color="000000"/>
-              <w:top w:val="none" w:sz="0" w:space="0" w:color="000000"/>
-              <w:left w:val="none" w:sz="0" w:space="0" w:color="000000"/>
-              <w:right w:val="none" w:sz="0" w:space="0" w:color="000000"/>
-            </w:tcBorders>
-            <w:shd w:val="clear" w:color="auto" w:fill="FFFFFF"/>
-            <w:tcMar>
-              <w:top w:w="0" w:type="dxa"/>
-              <w:bottom w:w="0" w:type="dxa"/>
-              <w:left w:w="0" w:type="dxa"/>
-              <w:right w:w="0" w:type="dxa"/>
-            </w:tcMar>
-            <w:vAlign w:val="top"/>
-          </w:tcPr>
-          <w:p>
-            <w:pPr>
-              <w:pStyle w:val="Normal"/>
-              <w:jc w:val="center"/>
-              <w:pBdr>
-                <w:bottom w:val="none" w:sz="0" w:space="0" w:color="000000"/>
-                <w:top w:val="none" w:sz="0" w:space="0" w:color="000000"/>
-                <w:left w:val="none" w:sz="0" w:space="0" w:color="000000"/>
-                <w:right w:val="none" w:sz="0" w:space="0" w:color="000000"/>
-              </w:pBdr>
-              <w:spacing w:after="100" w:before="100" w:line="240"/>
-              <w:ind w:left="100" w:right="100" w:firstLine="0" w:firstLineChars="0"/>
-              <w:rPr>
-                <w:rFonts w:ascii="Helvetica" w:hAnsi="Helvetica" w:eastAsia="Helvetica" w:cs="Helvetica"/>
-                <w:i w:val="false"/>
-                <w:b w:val="false"/>
-                <w:u w:val="none"/>
-                <w:sz w:val="22"/>
-                <w:szCs w:val="22"/>
-                <w:color w:val="000000"/>
-              </w:rPr>
-            </w:pPr>
-            <w:r>
-              <w:rPr>
-                <w:rFonts w:ascii="Helvetica" w:hAnsi="Helvetica" w:eastAsia="Helvetica" w:cs="Helvetica"/>
-                <w:i w:val="false"/>
-                <w:b w:val="false"/>
-                <w:u w:val="none"/>
-                <w:sz w:val="22"/>
-                <w:szCs w:val="22"/>
-                <w:color w:val="000000"/>
-              </w:rPr>
-              <w:t xml:space="preserve">0.99, 2.34</w:t>
-            </w:r>
-          </w:p>
-        </w:tc>
-        <w:tc>
-          <w:tcPr>
-            <w:tcBorders>
-              <w:bottom w:val="none" w:sz="0" w:space="0" w:color="000000"/>
-              <w:top w:val="none" w:sz="0" w:space="0" w:color="000000"/>
-              <w:left w:val="none" w:sz="0" w:space="0" w:color="000000"/>
-              <w:right w:val="none" w:sz="0" w:space="0" w:color="000000"/>
-            </w:tcBorders>
-            <w:shd w:val="clear" w:color="auto" w:fill="FFFFFF"/>
-            <w:tcMar>
-              <w:top w:w="0" w:type="dxa"/>
-              <w:bottom w:w="0" w:type="dxa"/>
-              <w:left w:w="0" w:type="dxa"/>
-              <w:right w:w="0" w:type="dxa"/>
-            </w:tcMar>
-            <w:vAlign w:val="top"/>
-          </w:tcPr>
-          <w:p>
-            <w:pPr>
-              <w:pStyle w:val="Normal"/>
-              <w:jc w:val="center"/>
-              <w:pBdr>
-                <w:bottom w:val="none" w:sz="0" w:space="0" w:color="000000"/>
-                <w:top w:val="none" w:sz="0" w:space="0" w:color="000000"/>
-                <w:left w:val="none" w:sz="0" w:space="0" w:color="000000"/>
-                <w:right w:val="none" w:sz="0" w:space="0" w:color="000000"/>
-              </w:pBdr>
-              <w:spacing w:after="100" w:before="100" w:line="240"/>
-              <w:ind w:left="100" w:right="100" w:firstLine="0" w:firstLineChars="0"/>
-              <w:rPr>
-                <w:rFonts w:ascii="Helvetica" w:hAnsi="Helvetica" w:eastAsia="Helvetica" w:cs="Helvetica"/>
-                <w:i w:val="false"/>
-                <w:b w:val="false"/>
-                <w:u w:val="none"/>
-                <w:sz w:val="22"/>
-                <w:szCs w:val="22"/>
-                <w:color w:val="000000"/>
-              </w:rPr>
-            </w:pPr>
-            <w:r>
-              <w:rPr>
-                <w:rFonts w:ascii="Helvetica" w:hAnsi="Helvetica" w:eastAsia="Helvetica" w:cs="Helvetica"/>
-                <w:i w:val="false"/>
-                <w:b w:val="false"/>
-                <w:u w:val="none"/>
-                <w:sz w:val="22"/>
-                <w:szCs w:val="22"/>
-                <w:color w:val="000000"/>
-              </w:rPr>
-              <w:t xml:space="preserve">0.057</w:t>
+              <w:t xml:space="preserve">1.53</w:t>
+            </w:r>
+          </w:p>
+        </w:tc>
+        <w:tc>
+          <w:tcPr>
+            <w:tcBorders>
+              <w:bottom w:val="none" w:sz="0" w:space="0" w:color="000000"/>
+              <w:top w:val="none" w:sz="0" w:space="0" w:color="000000"/>
+              <w:left w:val="none" w:sz="0" w:space="0" w:color="000000"/>
+              <w:right w:val="none" w:sz="0" w:space="0" w:color="000000"/>
+            </w:tcBorders>
+            <w:shd w:val="clear" w:color="auto" w:fill="FFFFFF"/>
+            <w:tcMar>
+              <w:top w:w="0" w:type="dxa"/>
+              <w:bottom w:w="0" w:type="dxa"/>
+              <w:left w:w="0" w:type="dxa"/>
+              <w:right w:w="0" w:type="dxa"/>
+            </w:tcMar>
+            <w:vAlign w:val="top"/>
+          </w:tcPr>
+          <w:p>
+            <w:pPr>
+              <w:pStyle w:val="Normal"/>
+              <w:jc w:val="center"/>
+              <w:pBdr>
+                <w:bottom w:val="none" w:sz="0" w:space="0" w:color="000000"/>
+                <w:top w:val="none" w:sz="0" w:space="0" w:color="000000"/>
+                <w:left w:val="none" w:sz="0" w:space="0" w:color="000000"/>
+                <w:right w:val="none" w:sz="0" w:space="0" w:color="000000"/>
+              </w:pBdr>
+              <w:spacing w:after="100" w:before="100" w:line="240"/>
+              <w:ind w:left="100" w:right="100" w:firstLine="0" w:firstLineChars="0"/>
+              <w:rPr>
+                <w:rFonts w:ascii="Helvetica" w:hAnsi="Helvetica" w:eastAsia="Helvetica" w:cs="Helvetica"/>
+                <w:i w:val="false"/>
+                <w:b w:val="false"/>
+                <w:u w:val="none"/>
+                <w:sz w:val="22"/>
+                <w:szCs w:val="22"/>
+                <w:color w:val="000000"/>
+              </w:rPr>
+            </w:pPr>
+            <w:r>
+              <w:rPr>
+                <w:rFonts w:ascii="Helvetica" w:hAnsi="Helvetica" w:eastAsia="Helvetica" w:cs="Helvetica"/>
+                <w:i w:val="false"/>
+                <w:b w:val="false"/>
+                <w:u w:val="none"/>
+                <w:sz w:val="22"/>
+                <w:szCs w:val="22"/>
+                <w:color w:val="000000"/>
+              </w:rPr>
+              <w:t xml:space="preserve">0.99, 2.36</w:t>
+            </w:r>
+          </w:p>
+        </w:tc>
+        <w:tc>
+          <w:tcPr>
+            <w:tcBorders>
+              <w:bottom w:val="none" w:sz="0" w:space="0" w:color="000000"/>
+              <w:top w:val="none" w:sz="0" w:space="0" w:color="000000"/>
+              <w:left w:val="none" w:sz="0" w:space="0" w:color="000000"/>
+              <w:right w:val="none" w:sz="0" w:space="0" w:color="000000"/>
+            </w:tcBorders>
+            <w:shd w:val="clear" w:color="auto" w:fill="FFFFFF"/>
+            <w:tcMar>
+              <w:top w:w="0" w:type="dxa"/>
+              <w:bottom w:w="0" w:type="dxa"/>
+              <w:left w:w="0" w:type="dxa"/>
+              <w:right w:w="0" w:type="dxa"/>
+            </w:tcMar>
+            <w:vAlign w:val="top"/>
+          </w:tcPr>
+          <w:p>
+            <w:pPr>
+              <w:pStyle w:val="Normal"/>
+              <w:jc w:val="center"/>
+              <w:pBdr>
+                <w:bottom w:val="none" w:sz="0" w:space="0" w:color="000000"/>
+                <w:top w:val="none" w:sz="0" w:space="0" w:color="000000"/>
+                <w:left w:val="none" w:sz="0" w:space="0" w:color="000000"/>
+                <w:right w:val="none" w:sz="0" w:space="0" w:color="000000"/>
+              </w:pBdr>
+              <w:spacing w:after="100" w:before="100" w:line="240"/>
+              <w:ind w:left="100" w:right="100" w:firstLine="0" w:firstLineChars="0"/>
+              <w:rPr>
+                <w:rFonts w:ascii="Helvetica" w:hAnsi="Helvetica" w:eastAsia="Helvetica" w:cs="Helvetica"/>
+                <w:i w:val="false"/>
+                <w:b w:val="false"/>
+                <w:u w:val="none"/>
+                <w:sz w:val="22"/>
+                <w:szCs w:val="22"/>
+                <w:color w:val="000000"/>
+              </w:rPr>
+            </w:pPr>
+            <w:r>
+              <w:rPr>
+                <w:rFonts w:ascii="Helvetica" w:hAnsi="Helvetica" w:eastAsia="Helvetica" w:cs="Helvetica"/>
+                <w:i w:val="false"/>
+                <w:b w:val="false"/>
+                <w:u w:val="none"/>
+                <w:sz w:val="22"/>
+                <w:szCs w:val="22"/>
+                <w:color w:val="000000"/>
+              </w:rPr>
+              <w:t xml:space="preserve">0.053</w:t>
             </w:r>
           </w:p>
         </w:tc>
@@ -12748,60 +12748,60 @@
                 <w:szCs w:val="22"/>
                 <w:color w:val="000000"/>
               </w:rPr>
-              <w:t xml:space="preserve">0.99, 3.72</w:t>
-            </w:r>
-          </w:p>
-        </w:tc>
-        <w:tc>
-          <w:tcPr>
-            <w:tcBorders>
-              <w:bottom w:val="none" w:sz="0" w:space="0" w:color="000000"/>
-              <w:top w:val="none" w:sz="0" w:space="0" w:color="000000"/>
-              <w:left w:val="none" w:sz="0" w:space="0" w:color="000000"/>
-              <w:right w:val="none" w:sz="0" w:space="0" w:color="000000"/>
-            </w:tcBorders>
-            <w:shd w:val="clear" w:color="auto" w:fill="FFFFFF"/>
-            <w:tcMar>
-              <w:top w:w="0" w:type="dxa"/>
-              <w:bottom w:w="0" w:type="dxa"/>
-              <w:left w:w="0" w:type="dxa"/>
-              <w:right w:w="0" w:type="dxa"/>
-            </w:tcMar>
-            <w:vAlign w:val="top"/>
-          </w:tcPr>
-          <w:p>
-            <w:pPr>
-              <w:pStyle w:val="Normal"/>
-              <w:jc w:val="center"/>
-              <w:pBdr>
-                <w:bottom w:val="none" w:sz="0" w:space="0" w:color="000000"/>
-                <w:top w:val="none" w:sz="0" w:space="0" w:color="000000"/>
-                <w:left w:val="none" w:sz="0" w:space="0" w:color="000000"/>
-                <w:right w:val="none" w:sz="0" w:space="0" w:color="000000"/>
-              </w:pBdr>
-              <w:spacing w:after="100" w:before="100" w:line="240"/>
-              <w:ind w:left="100" w:right="100" w:firstLine="0" w:firstLineChars="0"/>
-              <w:rPr>
-                <w:rFonts w:ascii="Helvetica" w:hAnsi="Helvetica" w:eastAsia="Helvetica" w:cs="Helvetica"/>
-                <w:i w:val="false"/>
-                <w:b w:val="false"/>
-                <w:u w:val="none"/>
-                <w:sz w:val="22"/>
-                <w:szCs w:val="22"/>
-                <w:color w:val="000000"/>
-              </w:rPr>
-            </w:pPr>
-            <w:r>
-              <w:rPr>
-                <w:rFonts w:ascii="Helvetica" w:hAnsi="Helvetica" w:eastAsia="Helvetica" w:cs="Helvetica"/>
-                <w:i w:val="false"/>
-                <w:b w:val="false"/>
-                <w:u w:val="none"/>
-                <w:sz w:val="22"/>
-                <w:szCs w:val="22"/>
-                <w:color w:val="000000"/>
-              </w:rPr>
-              <w:t xml:space="preserve">0.054</w:t>
+              <w:t xml:space="preserve">0.98, 3.73</w:t>
+            </w:r>
+          </w:p>
+        </w:tc>
+        <w:tc>
+          <w:tcPr>
+            <w:tcBorders>
+              <w:bottom w:val="none" w:sz="0" w:space="0" w:color="000000"/>
+              <w:top w:val="none" w:sz="0" w:space="0" w:color="000000"/>
+              <w:left w:val="none" w:sz="0" w:space="0" w:color="000000"/>
+              <w:right w:val="none" w:sz="0" w:space="0" w:color="000000"/>
+            </w:tcBorders>
+            <w:shd w:val="clear" w:color="auto" w:fill="FFFFFF"/>
+            <w:tcMar>
+              <w:top w:w="0" w:type="dxa"/>
+              <w:bottom w:w="0" w:type="dxa"/>
+              <w:left w:w="0" w:type="dxa"/>
+              <w:right w:w="0" w:type="dxa"/>
+            </w:tcMar>
+            <w:vAlign w:val="top"/>
+          </w:tcPr>
+          <w:p>
+            <w:pPr>
+              <w:pStyle w:val="Normal"/>
+              <w:jc w:val="center"/>
+              <w:pBdr>
+                <w:bottom w:val="none" w:sz="0" w:space="0" w:color="000000"/>
+                <w:top w:val="none" w:sz="0" w:space="0" w:color="000000"/>
+                <w:left w:val="none" w:sz="0" w:space="0" w:color="000000"/>
+                <w:right w:val="none" w:sz="0" w:space="0" w:color="000000"/>
+              </w:pBdr>
+              <w:spacing w:after="100" w:before="100" w:line="240"/>
+              <w:ind w:left="100" w:right="100" w:firstLine="0" w:firstLineChars="0"/>
+              <w:rPr>
+                <w:rFonts w:ascii="Helvetica" w:hAnsi="Helvetica" w:eastAsia="Helvetica" w:cs="Helvetica"/>
+                <w:i w:val="false"/>
+                <w:b w:val="false"/>
+                <w:u w:val="none"/>
+                <w:sz w:val="22"/>
+                <w:szCs w:val="22"/>
+                <w:color w:val="000000"/>
+              </w:rPr>
+            </w:pPr>
+            <w:r>
+              <w:rPr>
+                <w:rFonts w:ascii="Helvetica" w:hAnsi="Helvetica" w:eastAsia="Helvetica" w:cs="Helvetica"/>
+                <w:i w:val="false"/>
+                <w:b w:val="false"/>
+                <w:u w:val="none"/>
+                <w:sz w:val="22"/>
+                <w:szCs w:val="22"/>
+                <w:color w:val="000000"/>
+              </w:rPr>
+              <w:t xml:space="preserve">0.056</w:t>
             </w:r>
           </w:p>
         </w:tc>
@@ -14144,113 +14144,113 @@
                 <w:szCs w:val="22"/>
                 <w:color w:val="000000"/>
               </w:rPr>
-              <w:t xml:space="preserve">0.89</w:t>
-            </w:r>
-          </w:p>
-        </w:tc>
-        <w:tc>
-          <w:tcPr>
-            <w:tcBorders>
-              <w:bottom w:val="none" w:sz="0" w:space="0" w:color="000000"/>
-              <w:top w:val="none" w:sz="0" w:space="0" w:color="000000"/>
-              <w:left w:val="none" w:sz="0" w:space="0" w:color="000000"/>
-              <w:right w:val="none" w:sz="0" w:space="0" w:color="000000"/>
-            </w:tcBorders>
-            <w:shd w:val="clear" w:color="auto" w:fill="FFFFFF"/>
-            <w:tcMar>
-              <w:top w:w="0" w:type="dxa"/>
-              <w:bottom w:w="0" w:type="dxa"/>
-              <w:left w:w="0" w:type="dxa"/>
-              <w:right w:w="0" w:type="dxa"/>
-            </w:tcMar>
-            <w:vAlign w:val="top"/>
-          </w:tcPr>
-          <w:p>
-            <w:pPr>
-              <w:pStyle w:val="Normal"/>
-              <w:jc w:val="center"/>
-              <w:pBdr>
-                <w:bottom w:val="none" w:sz="0" w:space="0" w:color="000000"/>
-                <w:top w:val="none" w:sz="0" w:space="0" w:color="000000"/>
-                <w:left w:val="none" w:sz="0" w:space="0" w:color="000000"/>
-                <w:right w:val="none" w:sz="0" w:space="0" w:color="000000"/>
-              </w:pBdr>
-              <w:spacing w:after="100" w:before="100" w:line="240"/>
-              <w:ind w:left="100" w:right="100" w:firstLine="0" w:firstLineChars="0"/>
-              <w:rPr>
-                <w:rFonts w:ascii="Helvetica" w:hAnsi="Helvetica" w:eastAsia="Helvetica" w:cs="Helvetica"/>
-                <w:i w:val="false"/>
-                <w:b w:val="false"/>
-                <w:u w:val="none"/>
-                <w:sz w:val="22"/>
-                <w:szCs w:val="22"/>
-                <w:color w:val="000000"/>
-              </w:rPr>
-            </w:pPr>
-            <w:r>
-              <w:rPr>
-                <w:rFonts w:ascii="Helvetica" w:hAnsi="Helvetica" w:eastAsia="Helvetica" w:cs="Helvetica"/>
-                <w:i w:val="false"/>
-                <w:b w:val="false"/>
-                <w:u w:val="none"/>
-                <w:sz w:val="22"/>
-                <w:szCs w:val="22"/>
-                <w:color w:val="000000"/>
-              </w:rPr>
-              <w:t xml:space="preserve">0.55, 1.46</w:t>
-            </w:r>
-          </w:p>
-        </w:tc>
-        <w:tc>
-          <w:tcPr>
-            <w:tcBorders>
-              <w:bottom w:val="none" w:sz="0" w:space="0" w:color="000000"/>
-              <w:top w:val="none" w:sz="0" w:space="0" w:color="000000"/>
-              <w:left w:val="none" w:sz="0" w:space="0" w:color="000000"/>
-              <w:right w:val="none" w:sz="0" w:space="0" w:color="000000"/>
-            </w:tcBorders>
-            <w:shd w:val="clear" w:color="auto" w:fill="FFFFFF"/>
-            <w:tcMar>
-              <w:top w:w="0" w:type="dxa"/>
-              <w:bottom w:w="0" w:type="dxa"/>
-              <w:left w:w="0" w:type="dxa"/>
-              <w:right w:w="0" w:type="dxa"/>
-            </w:tcMar>
-            <w:vAlign w:val="top"/>
-          </w:tcPr>
-          <w:p>
-            <w:pPr>
-              <w:pStyle w:val="Normal"/>
-              <w:jc w:val="center"/>
-              <w:pBdr>
-                <w:bottom w:val="none" w:sz="0" w:space="0" w:color="000000"/>
-                <w:top w:val="none" w:sz="0" w:space="0" w:color="000000"/>
-                <w:left w:val="none" w:sz="0" w:space="0" w:color="000000"/>
-                <w:right w:val="none" w:sz="0" w:space="0" w:color="000000"/>
-              </w:pBdr>
-              <w:spacing w:after="100" w:before="100" w:line="240"/>
-              <w:ind w:left="100" w:right="100" w:firstLine="0" w:firstLineChars="0"/>
-              <w:rPr>
-                <w:rFonts w:ascii="Helvetica" w:hAnsi="Helvetica" w:eastAsia="Helvetica" w:cs="Helvetica"/>
-                <w:i w:val="false"/>
-                <w:b w:val="false"/>
-                <w:u w:val="none"/>
-                <w:sz w:val="22"/>
-                <w:szCs w:val="22"/>
-                <w:color w:val="000000"/>
-              </w:rPr>
-            </w:pPr>
-            <w:r>
-              <w:rPr>
-                <w:rFonts w:ascii="Helvetica" w:hAnsi="Helvetica" w:eastAsia="Helvetica" w:cs="Helvetica"/>
-                <w:i w:val="false"/>
-                <w:b w:val="false"/>
-                <w:u w:val="none"/>
-                <w:sz w:val="22"/>
-                <w:szCs w:val="22"/>
-                <w:color w:val="000000"/>
-              </w:rPr>
-              <w:t xml:space="preserve">0.660</w:t>
+              <w:t xml:space="preserve">0.92</w:t>
+            </w:r>
+          </w:p>
+        </w:tc>
+        <w:tc>
+          <w:tcPr>
+            <w:tcBorders>
+              <w:bottom w:val="none" w:sz="0" w:space="0" w:color="000000"/>
+              <w:top w:val="none" w:sz="0" w:space="0" w:color="000000"/>
+              <w:left w:val="none" w:sz="0" w:space="0" w:color="000000"/>
+              <w:right w:val="none" w:sz="0" w:space="0" w:color="000000"/>
+            </w:tcBorders>
+            <w:shd w:val="clear" w:color="auto" w:fill="FFFFFF"/>
+            <w:tcMar>
+              <w:top w:w="0" w:type="dxa"/>
+              <w:bottom w:w="0" w:type="dxa"/>
+              <w:left w:w="0" w:type="dxa"/>
+              <w:right w:w="0" w:type="dxa"/>
+            </w:tcMar>
+            <w:vAlign w:val="top"/>
+          </w:tcPr>
+          <w:p>
+            <w:pPr>
+              <w:pStyle w:val="Normal"/>
+              <w:jc w:val="center"/>
+              <w:pBdr>
+                <w:bottom w:val="none" w:sz="0" w:space="0" w:color="000000"/>
+                <w:top w:val="none" w:sz="0" w:space="0" w:color="000000"/>
+                <w:left w:val="none" w:sz="0" w:space="0" w:color="000000"/>
+                <w:right w:val="none" w:sz="0" w:space="0" w:color="000000"/>
+              </w:pBdr>
+              <w:spacing w:after="100" w:before="100" w:line="240"/>
+              <w:ind w:left="100" w:right="100" w:firstLine="0" w:firstLineChars="0"/>
+              <w:rPr>
+                <w:rFonts w:ascii="Helvetica" w:hAnsi="Helvetica" w:eastAsia="Helvetica" w:cs="Helvetica"/>
+                <w:i w:val="false"/>
+                <w:b w:val="false"/>
+                <w:u w:val="none"/>
+                <w:sz w:val="22"/>
+                <w:szCs w:val="22"/>
+                <w:color w:val="000000"/>
+              </w:rPr>
+            </w:pPr>
+            <w:r>
+              <w:rPr>
+                <w:rFonts w:ascii="Helvetica" w:hAnsi="Helvetica" w:eastAsia="Helvetica" w:cs="Helvetica"/>
+                <w:i w:val="false"/>
+                <w:b w:val="false"/>
+                <w:u w:val="none"/>
+                <w:sz w:val="22"/>
+                <w:szCs w:val="22"/>
+                <w:color w:val="000000"/>
+              </w:rPr>
+              <w:t xml:space="preserve">0.56, 1.51</w:t>
+            </w:r>
+          </w:p>
+        </w:tc>
+        <w:tc>
+          <w:tcPr>
+            <w:tcBorders>
+              <w:bottom w:val="none" w:sz="0" w:space="0" w:color="000000"/>
+              <w:top w:val="none" w:sz="0" w:space="0" w:color="000000"/>
+              <w:left w:val="none" w:sz="0" w:space="0" w:color="000000"/>
+              <w:right w:val="none" w:sz="0" w:space="0" w:color="000000"/>
+            </w:tcBorders>
+            <w:shd w:val="clear" w:color="auto" w:fill="FFFFFF"/>
+            <w:tcMar>
+              <w:top w:w="0" w:type="dxa"/>
+              <w:bottom w:w="0" w:type="dxa"/>
+              <w:left w:w="0" w:type="dxa"/>
+              <w:right w:w="0" w:type="dxa"/>
+            </w:tcMar>
+            <w:vAlign w:val="top"/>
+          </w:tcPr>
+          <w:p>
+            <w:pPr>
+              <w:pStyle w:val="Normal"/>
+              <w:jc w:val="center"/>
+              <w:pBdr>
+                <w:bottom w:val="none" w:sz="0" w:space="0" w:color="000000"/>
+                <w:top w:val="none" w:sz="0" w:space="0" w:color="000000"/>
+                <w:left w:val="none" w:sz="0" w:space="0" w:color="000000"/>
+                <w:right w:val="none" w:sz="0" w:space="0" w:color="000000"/>
+              </w:pBdr>
+              <w:spacing w:after="100" w:before="100" w:line="240"/>
+              <w:ind w:left="100" w:right="100" w:firstLine="0" w:firstLineChars="0"/>
+              <w:rPr>
+                <w:rFonts w:ascii="Helvetica" w:hAnsi="Helvetica" w:eastAsia="Helvetica" w:cs="Helvetica"/>
+                <w:i w:val="false"/>
+                <w:b w:val="false"/>
+                <w:u w:val="none"/>
+                <w:sz w:val="22"/>
+                <w:szCs w:val="22"/>
+                <w:color w:val="000000"/>
+              </w:rPr>
+            </w:pPr>
+            <w:r>
+              <w:rPr>
+                <w:rFonts w:ascii="Helvetica" w:hAnsi="Helvetica" w:eastAsia="Helvetica" w:cs="Helvetica"/>
+                <w:i w:val="false"/>
+                <w:b w:val="false"/>
+                <w:u w:val="none"/>
+                <w:sz w:val="22"/>
+                <w:szCs w:val="22"/>
+                <w:color w:val="000000"/>
+              </w:rPr>
+              <w:t xml:space="preserve">0.730</w:t>
             </w:r>
           </w:p>
         </w:tc>
@@ -14627,113 +14627,113 @@
                 <w:szCs w:val="22"/>
                 <w:color w:val="000000"/>
               </w:rPr>
-              <w:t xml:space="preserve">1.46</w:t>
-            </w:r>
-          </w:p>
-        </w:tc>
-        <w:tc>
-          <w:tcPr>
-            <w:tcBorders>
-              <w:bottom w:val="none" w:sz="0" w:space="0" w:color="000000"/>
-              <w:top w:val="none" w:sz="0" w:space="0" w:color="000000"/>
-              <w:left w:val="none" w:sz="0" w:space="0" w:color="000000"/>
-              <w:right w:val="none" w:sz="0" w:space="0" w:color="000000"/>
-            </w:tcBorders>
-            <w:shd w:val="clear" w:color="auto" w:fill="FFFFFF"/>
-            <w:tcMar>
-              <w:top w:w="0" w:type="dxa"/>
-              <w:bottom w:w="0" w:type="dxa"/>
-              <w:left w:w="0" w:type="dxa"/>
-              <w:right w:w="0" w:type="dxa"/>
-            </w:tcMar>
-            <w:vAlign w:val="top"/>
-          </w:tcPr>
-          <w:p>
-            <w:pPr>
-              <w:pStyle w:val="Normal"/>
-              <w:jc w:val="center"/>
-              <w:pBdr>
-                <w:bottom w:val="none" w:sz="0" w:space="0" w:color="000000"/>
-                <w:top w:val="none" w:sz="0" w:space="0" w:color="000000"/>
-                <w:left w:val="none" w:sz="0" w:space="0" w:color="000000"/>
-                <w:right w:val="none" w:sz="0" w:space="0" w:color="000000"/>
-              </w:pBdr>
-              <w:spacing w:after="100" w:before="100" w:line="240"/>
-              <w:ind w:left="100" w:right="100" w:firstLine="0" w:firstLineChars="0"/>
-              <w:rPr>
-                <w:rFonts w:ascii="Helvetica" w:hAnsi="Helvetica" w:eastAsia="Helvetica" w:cs="Helvetica"/>
-                <w:i w:val="false"/>
-                <w:b w:val="false"/>
-                <w:u w:val="none"/>
-                <w:sz w:val="22"/>
-                <w:szCs w:val="22"/>
-                <w:color w:val="000000"/>
-              </w:rPr>
-            </w:pPr>
-            <w:r>
-              <w:rPr>
-                <w:rFonts w:ascii="Helvetica" w:hAnsi="Helvetica" w:eastAsia="Helvetica" w:cs="Helvetica"/>
-                <w:i w:val="false"/>
-                <w:b w:val="false"/>
-                <w:u w:val="none"/>
-                <w:sz w:val="22"/>
-                <w:szCs w:val="22"/>
-                <w:color w:val="000000"/>
-              </w:rPr>
-              <w:t xml:space="preserve">0.75, 2.86</w:t>
-            </w:r>
-          </w:p>
-        </w:tc>
-        <w:tc>
-          <w:tcPr>
-            <w:tcBorders>
-              <w:bottom w:val="none" w:sz="0" w:space="0" w:color="000000"/>
-              <w:top w:val="none" w:sz="0" w:space="0" w:color="000000"/>
-              <w:left w:val="none" w:sz="0" w:space="0" w:color="000000"/>
-              <w:right w:val="none" w:sz="0" w:space="0" w:color="000000"/>
-            </w:tcBorders>
-            <w:shd w:val="clear" w:color="auto" w:fill="FFFFFF"/>
-            <w:tcMar>
-              <w:top w:w="0" w:type="dxa"/>
-              <w:bottom w:w="0" w:type="dxa"/>
-              <w:left w:w="0" w:type="dxa"/>
-              <w:right w:w="0" w:type="dxa"/>
-            </w:tcMar>
-            <w:vAlign w:val="top"/>
-          </w:tcPr>
-          <w:p>
-            <w:pPr>
-              <w:pStyle w:val="Normal"/>
-              <w:jc w:val="center"/>
-              <w:pBdr>
-                <w:bottom w:val="none" w:sz="0" w:space="0" w:color="000000"/>
-                <w:top w:val="none" w:sz="0" w:space="0" w:color="000000"/>
-                <w:left w:val="none" w:sz="0" w:space="0" w:color="000000"/>
-                <w:right w:val="none" w:sz="0" w:space="0" w:color="000000"/>
-              </w:pBdr>
-              <w:spacing w:after="100" w:before="100" w:line="240"/>
-              <w:ind w:left="100" w:right="100" w:firstLine="0" w:firstLineChars="0"/>
-              <w:rPr>
-                <w:rFonts w:ascii="Helvetica" w:hAnsi="Helvetica" w:eastAsia="Helvetica" w:cs="Helvetica"/>
-                <w:i w:val="false"/>
-                <w:b w:val="false"/>
-                <w:u w:val="none"/>
-                <w:sz w:val="22"/>
-                <w:szCs w:val="22"/>
-                <w:color w:val="000000"/>
-              </w:rPr>
-            </w:pPr>
-            <w:r>
-              <w:rPr>
-                <w:rFonts w:ascii="Helvetica" w:hAnsi="Helvetica" w:eastAsia="Helvetica" w:cs="Helvetica"/>
-                <w:i w:val="false"/>
-                <w:b w:val="false"/>
-                <w:u w:val="none"/>
-                <w:sz w:val="22"/>
-                <w:szCs w:val="22"/>
-                <w:color w:val="000000"/>
-              </w:rPr>
-              <w:t xml:space="preserve">0.270</w:t>
+              <w:t xml:space="preserve">1.51</w:t>
+            </w:r>
+          </w:p>
+        </w:tc>
+        <w:tc>
+          <w:tcPr>
+            <w:tcBorders>
+              <w:bottom w:val="none" w:sz="0" w:space="0" w:color="000000"/>
+              <w:top w:val="none" w:sz="0" w:space="0" w:color="000000"/>
+              <w:left w:val="none" w:sz="0" w:space="0" w:color="000000"/>
+              <w:right w:val="none" w:sz="0" w:space="0" w:color="000000"/>
+            </w:tcBorders>
+            <w:shd w:val="clear" w:color="auto" w:fill="FFFFFF"/>
+            <w:tcMar>
+              <w:top w:w="0" w:type="dxa"/>
+              <w:bottom w:w="0" w:type="dxa"/>
+              <w:left w:w="0" w:type="dxa"/>
+              <w:right w:w="0" w:type="dxa"/>
+            </w:tcMar>
+            <w:vAlign w:val="top"/>
+          </w:tcPr>
+          <w:p>
+            <w:pPr>
+              <w:pStyle w:val="Normal"/>
+              <w:jc w:val="center"/>
+              <w:pBdr>
+                <w:bottom w:val="none" w:sz="0" w:space="0" w:color="000000"/>
+                <w:top w:val="none" w:sz="0" w:space="0" w:color="000000"/>
+                <w:left w:val="none" w:sz="0" w:space="0" w:color="000000"/>
+                <w:right w:val="none" w:sz="0" w:space="0" w:color="000000"/>
+              </w:pBdr>
+              <w:spacing w:after="100" w:before="100" w:line="240"/>
+              <w:ind w:left="100" w:right="100" w:firstLine="0" w:firstLineChars="0"/>
+              <w:rPr>
+                <w:rFonts w:ascii="Helvetica" w:hAnsi="Helvetica" w:eastAsia="Helvetica" w:cs="Helvetica"/>
+                <w:i w:val="false"/>
+                <w:b w:val="false"/>
+                <w:u w:val="none"/>
+                <w:sz w:val="22"/>
+                <w:szCs w:val="22"/>
+                <w:color w:val="000000"/>
+              </w:rPr>
+            </w:pPr>
+            <w:r>
+              <w:rPr>
+                <w:rFonts w:ascii="Helvetica" w:hAnsi="Helvetica" w:eastAsia="Helvetica" w:cs="Helvetica"/>
+                <w:i w:val="false"/>
+                <w:b w:val="false"/>
+                <w:u w:val="none"/>
+                <w:sz w:val="22"/>
+                <w:szCs w:val="22"/>
+                <w:color w:val="000000"/>
+              </w:rPr>
+              <w:t xml:space="preserve">0.76, 2.98</w:t>
+            </w:r>
+          </w:p>
+        </w:tc>
+        <w:tc>
+          <w:tcPr>
+            <w:tcBorders>
+              <w:bottom w:val="none" w:sz="0" w:space="0" w:color="000000"/>
+              <w:top w:val="none" w:sz="0" w:space="0" w:color="000000"/>
+              <w:left w:val="none" w:sz="0" w:space="0" w:color="000000"/>
+              <w:right w:val="none" w:sz="0" w:space="0" w:color="000000"/>
+            </w:tcBorders>
+            <w:shd w:val="clear" w:color="auto" w:fill="FFFFFF"/>
+            <w:tcMar>
+              <w:top w:w="0" w:type="dxa"/>
+              <w:bottom w:w="0" w:type="dxa"/>
+              <w:left w:w="0" w:type="dxa"/>
+              <w:right w:w="0" w:type="dxa"/>
+            </w:tcMar>
+            <w:vAlign w:val="top"/>
+          </w:tcPr>
+          <w:p>
+            <w:pPr>
+              <w:pStyle w:val="Normal"/>
+              <w:jc w:val="center"/>
+              <w:pBdr>
+                <w:bottom w:val="none" w:sz="0" w:space="0" w:color="000000"/>
+                <w:top w:val="none" w:sz="0" w:space="0" w:color="000000"/>
+                <w:left w:val="none" w:sz="0" w:space="0" w:color="000000"/>
+                <w:right w:val="none" w:sz="0" w:space="0" w:color="000000"/>
+              </w:pBdr>
+              <w:spacing w:after="100" w:before="100" w:line="240"/>
+              <w:ind w:left="100" w:right="100" w:firstLine="0" w:firstLineChars="0"/>
+              <w:rPr>
+                <w:rFonts w:ascii="Helvetica" w:hAnsi="Helvetica" w:eastAsia="Helvetica" w:cs="Helvetica"/>
+                <w:i w:val="false"/>
+                <w:b w:val="false"/>
+                <w:u w:val="none"/>
+                <w:sz w:val="22"/>
+                <w:szCs w:val="22"/>
+                <w:color w:val="000000"/>
+              </w:rPr>
+            </w:pPr>
+            <w:r>
+              <w:rPr>
+                <w:rFonts w:ascii="Helvetica" w:hAnsi="Helvetica" w:eastAsia="Helvetica" w:cs="Helvetica"/>
+                <w:i w:val="false"/>
+                <w:b w:val="false"/>
+                <w:u w:val="none"/>
+                <w:sz w:val="22"/>
+                <w:szCs w:val="22"/>
+                <w:color w:val="000000"/>
+              </w:rPr>
+              <w:t xml:space="preserve">0.240</w:t>
             </w:r>
           </w:p>
         </w:tc>
@@ -15110,113 +15110,113 @@
                 <w:szCs w:val="22"/>
                 <w:color w:val="000000"/>
               </w:rPr>
-              <w:t xml:space="preserve">0.51</w:t>
-            </w:r>
-          </w:p>
-        </w:tc>
-        <w:tc>
-          <w:tcPr>
-            <w:tcBorders>
-              <w:bottom w:val="none" w:sz="0" w:space="0" w:color="000000"/>
-              <w:top w:val="none" w:sz="0" w:space="0" w:color="000000"/>
-              <w:left w:val="none" w:sz="0" w:space="0" w:color="000000"/>
-              <w:right w:val="none" w:sz="0" w:space="0" w:color="000000"/>
-            </w:tcBorders>
-            <w:shd w:val="clear" w:color="auto" w:fill="FFFFFF"/>
-            <w:tcMar>
-              <w:top w:w="0" w:type="dxa"/>
-              <w:bottom w:w="0" w:type="dxa"/>
-              <w:left w:w="0" w:type="dxa"/>
-              <w:right w:w="0" w:type="dxa"/>
-            </w:tcMar>
-            <w:vAlign w:val="top"/>
-          </w:tcPr>
-          <w:p>
-            <w:pPr>
-              <w:pStyle w:val="Normal"/>
-              <w:jc w:val="center"/>
-              <w:pBdr>
-                <w:bottom w:val="none" w:sz="0" w:space="0" w:color="000000"/>
-                <w:top w:val="none" w:sz="0" w:space="0" w:color="000000"/>
-                <w:left w:val="none" w:sz="0" w:space="0" w:color="000000"/>
-                <w:right w:val="none" w:sz="0" w:space="0" w:color="000000"/>
-              </w:pBdr>
-              <w:spacing w:after="100" w:before="100" w:line="240"/>
-              <w:ind w:left="100" w:right="100" w:firstLine="0" w:firstLineChars="0"/>
-              <w:rPr>
-                <w:rFonts w:ascii="Helvetica" w:hAnsi="Helvetica" w:eastAsia="Helvetica" w:cs="Helvetica"/>
-                <w:i w:val="false"/>
-                <w:b w:val="false"/>
-                <w:u w:val="none"/>
-                <w:sz w:val="22"/>
-                <w:szCs w:val="22"/>
-                <w:color w:val="000000"/>
-              </w:rPr>
-            </w:pPr>
-            <w:r>
-              <w:rPr>
-                <w:rFonts w:ascii="Helvetica" w:hAnsi="Helvetica" w:eastAsia="Helvetica" w:cs="Helvetica"/>
-                <w:i w:val="false"/>
-                <w:b w:val="false"/>
-                <w:u w:val="none"/>
-                <w:sz w:val="22"/>
-                <w:szCs w:val="22"/>
-                <w:color w:val="000000"/>
-              </w:rPr>
-              <w:t xml:space="preserve">0.23, 1.11</w:t>
-            </w:r>
-          </w:p>
-        </w:tc>
-        <w:tc>
-          <w:tcPr>
-            <w:tcBorders>
-              <w:bottom w:val="none" w:sz="0" w:space="0" w:color="000000"/>
-              <w:top w:val="none" w:sz="0" w:space="0" w:color="000000"/>
-              <w:left w:val="none" w:sz="0" w:space="0" w:color="000000"/>
-              <w:right w:val="none" w:sz="0" w:space="0" w:color="000000"/>
-            </w:tcBorders>
-            <w:shd w:val="clear" w:color="auto" w:fill="FFFFFF"/>
-            <w:tcMar>
-              <w:top w:w="0" w:type="dxa"/>
-              <w:bottom w:w="0" w:type="dxa"/>
-              <w:left w:w="0" w:type="dxa"/>
-              <w:right w:w="0" w:type="dxa"/>
-            </w:tcMar>
-            <w:vAlign w:val="top"/>
-          </w:tcPr>
-          <w:p>
-            <w:pPr>
-              <w:pStyle w:val="Normal"/>
-              <w:jc w:val="center"/>
-              <w:pBdr>
-                <w:bottom w:val="none" w:sz="0" w:space="0" w:color="000000"/>
-                <w:top w:val="none" w:sz="0" w:space="0" w:color="000000"/>
-                <w:left w:val="none" w:sz="0" w:space="0" w:color="000000"/>
-                <w:right w:val="none" w:sz="0" w:space="0" w:color="000000"/>
-              </w:pBdr>
-              <w:spacing w:after="100" w:before="100" w:line="240"/>
-              <w:ind w:left="100" w:right="100" w:firstLine="0" w:firstLineChars="0"/>
-              <w:rPr>
-                <w:rFonts w:ascii="Helvetica" w:hAnsi="Helvetica" w:eastAsia="Helvetica" w:cs="Helvetica"/>
-                <w:i w:val="false"/>
-                <w:b w:val="false"/>
-                <w:u w:val="none"/>
-                <w:sz w:val="22"/>
-                <w:szCs w:val="22"/>
-                <w:color w:val="000000"/>
-              </w:rPr>
-            </w:pPr>
-            <w:r>
-              <w:rPr>
-                <w:rFonts w:ascii="Helvetica" w:hAnsi="Helvetica" w:eastAsia="Helvetica" w:cs="Helvetica"/>
-                <w:i w:val="false"/>
-                <w:b w:val="false"/>
-                <w:u w:val="none"/>
-                <w:sz w:val="22"/>
-                <w:szCs w:val="22"/>
-                <w:color w:val="000000"/>
-              </w:rPr>
-              <w:t xml:space="preserve">0.088</w:t>
+              <w:t xml:space="preserve">0.52</w:t>
+            </w:r>
+          </w:p>
+        </w:tc>
+        <w:tc>
+          <w:tcPr>
+            <w:tcBorders>
+              <w:bottom w:val="none" w:sz="0" w:space="0" w:color="000000"/>
+              <w:top w:val="none" w:sz="0" w:space="0" w:color="000000"/>
+              <w:left w:val="none" w:sz="0" w:space="0" w:color="000000"/>
+              <w:right w:val="none" w:sz="0" w:space="0" w:color="000000"/>
+            </w:tcBorders>
+            <w:shd w:val="clear" w:color="auto" w:fill="FFFFFF"/>
+            <w:tcMar>
+              <w:top w:w="0" w:type="dxa"/>
+              <w:bottom w:w="0" w:type="dxa"/>
+              <w:left w:w="0" w:type="dxa"/>
+              <w:right w:w="0" w:type="dxa"/>
+            </w:tcMar>
+            <w:vAlign w:val="top"/>
+          </w:tcPr>
+          <w:p>
+            <w:pPr>
+              <w:pStyle w:val="Normal"/>
+              <w:jc w:val="center"/>
+              <w:pBdr>
+                <w:bottom w:val="none" w:sz="0" w:space="0" w:color="000000"/>
+                <w:top w:val="none" w:sz="0" w:space="0" w:color="000000"/>
+                <w:left w:val="none" w:sz="0" w:space="0" w:color="000000"/>
+                <w:right w:val="none" w:sz="0" w:space="0" w:color="000000"/>
+              </w:pBdr>
+              <w:spacing w:after="100" w:before="100" w:line="240"/>
+              <w:ind w:left="100" w:right="100" w:firstLine="0" w:firstLineChars="0"/>
+              <w:rPr>
+                <w:rFonts w:ascii="Helvetica" w:hAnsi="Helvetica" w:eastAsia="Helvetica" w:cs="Helvetica"/>
+                <w:i w:val="false"/>
+                <w:b w:val="false"/>
+                <w:u w:val="none"/>
+                <w:sz w:val="22"/>
+                <w:szCs w:val="22"/>
+                <w:color w:val="000000"/>
+              </w:rPr>
+            </w:pPr>
+            <w:r>
+              <w:rPr>
+                <w:rFonts w:ascii="Helvetica" w:hAnsi="Helvetica" w:eastAsia="Helvetica" w:cs="Helvetica"/>
+                <w:i w:val="false"/>
+                <w:b w:val="false"/>
+                <w:u w:val="none"/>
+                <w:sz w:val="22"/>
+                <w:szCs w:val="22"/>
+                <w:color w:val="000000"/>
+              </w:rPr>
+              <w:t xml:space="preserve">0.24, 1.15</w:t>
+            </w:r>
+          </w:p>
+        </w:tc>
+        <w:tc>
+          <w:tcPr>
+            <w:tcBorders>
+              <w:bottom w:val="none" w:sz="0" w:space="0" w:color="000000"/>
+              <w:top w:val="none" w:sz="0" w:space="0" w:color="000000"/>
+              <w:left w:val="none" w:sz="0" w:space="0" w:color="000000"/>
+              <w:right w:val="none" w:sz="0" w:space="0" w:color="000000"/>
+            </w:tcBorders>
+            <w:shd w:val="clear" w:color="auto" w:fill="FFFFFF"/>
+            <w:tcMar>
+              <w:top w:w="0" w:type="dxa"/>
+              <w:bottom w:w="0" w:type="dxa"/>
+              <w:left w:w="0" w:type="dxa"/>
+              <w:right w:w="0" w:type="dxa"/>
+            </w:tcMar>
+            <w:vAlign w:val="top"/>
+          </w:tcPr>
+          <w:p>
+            <w:pPr>
+              <w:pStyle w:val="Normal"/>
+              <w:jc w:val="center"/>
+              <w:pBdr>
+                <w:bottom w:val="none" w:sz="0" w:space="0" w:color="000000"/>
+                <w:top w:val="none" w:sz="0" w:space="0" w:color="000000"/>
+                <w:left w:val="none" w:sz="0" w:space="0" w:color="000000"/>
+                <w:right w:val="none" w:sz="0" w:space="0" w:color="000000"/>
+              </w:pBdr>
+              <w:spacing w:after="100" w:before="100" w:line="240"/>
+              <w:ind w:left="100" w:right="100" w:firstLine="0" w:firstLineChars="0"/>
+              <w:rPr>
+                <w:rFonts w:ascii="Helvetica" w:hAnsi="Helvetica" w:eastAsia="Helvetica" w:cs="Helvetica"/>
+                <w:i w:val="false"/>
+                <w:b w:val="false"/>
+                <w:u w:val="none"/>
+                <w:sz w:val="22"/>
+                <w:szCs w:val="22"/>
+                <w:color w:val="000000"/>
+              </w:rPr>
+            </w:pPr>
+            <w:r>
+              <w:rPr>
+                <w:rFonts w:ascii="Helvetica" w:hAnsi="Helvetica" w:eastAsia="Helvetica" w:cs="Helvetica"/>
+                <w:i w:val="false"/>
+                <w:b w:val="false"/>
+                <w:u w:val="none"/>
+                <w:sz w:val="22"/>
+                <w:szCs w:val="22"/>
+                <w:color w:val="000000"/>
+              </w:rPr>
+              <w:t xml:space="preserve">0.110</w:t>
             </w:r>
           </w:p>
         </w:tc>
@@ -15593,113 +15593,113 @@
                 <w:szCs w:val="22"/>
                 <w:color w:val="000000"/>
               </w:rPr>
-              <w:t xml:space="preserve">1.83</w:t>
-            </w:r>
-          </w:p>
-        </w:tc>
-        <w:tc>
-          <w:tcPr>
-            <w:tcBorders>
-              <w:bottom w:val="none" w:sz="0" w:space="0" w:color="000000"/>
-              <w:top w:val="none" w:sz="0" w:space="0" w:color="000000"/>
-              <w:left w:val="none" w:sz="0" w:space="0" w:color="000000"/>
-              <w:right w:val="none" w:sz="0" w:space="0" w:color="000000"/>
-            </w:tcBorders>
-            <w:shd w:val="clear" w:color="auto" w:fill="FFFFFF"/>
-            <w:tcMar>
-              <w:top w:w="0" w:type="dxa"/>
-              <w:bottom w:w="0" w:type="dxa"/>
-              <w:left w:w="0" w:type="dxa"/>
-              <w:right w:w="0" w:type="dxa"/>
-            </w:tcMar>
-            <w:vAlign w:val="top"/>
-          </w:tcPr>
-          <w:p>
-            <w:pPr>
-              <w:pStyle w:val="Normal"/>
-              <w:jc w:val="center"/>
-              <w:pBdr>
-                <w:bottom w:val="none" w:sz="0" w:space="0" w:color="000000"/>
-                <w:top w:val="none" w:sz="0" w:space="0" w:color="000000"/>
-                <w:left w:val="none" w:sz="0" w:space="0" w:color="000000"/>
-                <w:right w:val="none" w:sz="0" w:space="0" w:color="000000"/>
-              </w:pBdr>
-              <w:spacing w:after="100" w:before="100" w:line="240"/>
-              <w:ind w:left="100" w:right="100" w:firstLine="0" w:firstLineChars="0"/>
-              <w:rPr>
-                <w:rFonts w:ascii="Helvetica" w:hAnsi="Helvetica" w:eastAsia="Helvetica" w:cs="Helvetica"/>
-                <w:i w:val="false"/>
-                <w:b w:val="false"/>
-                <w:u w:val="none"/>
-                <w:sz w:val="22"/>
-                <w:szCs w:val="22"/>
-                <w:color w:val="000000"/>
-              </w:rPr>
-            </w:pPr>
-            <w:r>
-              <w:rPr>
-                <w:rFonts w:ascii="Helvetica" w:hAnsi="Helvetica" w:eastAsia="Helvetica" w:cs="Helvetica"/>
-                <w:i w:val="false"/>
-                <w:b w:val="false"/>
-                <w:u w:val="none"/>
-                <w:sz w:val="22"/>
-                <w:szCs w:val="22"/>
-                <w:color w:val="000000"/>
-              </w:rPr>
-              <w:t xml:space="preserve">0.89, 3.76</w:t>
-            </w:r>
-          </w:p>
-        </w:tc>
-        <w:tc>
-          <w:tcPr>
-            <w:tcBorders>
-              <w:bottom w:val="none" w:sz="0" w:space="0" w:color="000000"/>
-              <w:top w:val="none" w:sz="0" w:space="0" w:color="000000"/>
-              <w:left w:val="none" w:sz="0" w:space="0" w:color="000000"/>
-              <w:right w:val="none" w:sz="0" w:space="0" w:color="000000"/>
-            </w:tcBorders>
-            <w:shd w:val="clear" w:color="auto" w:fill="FFFFFF"/>
-            <w:tcMar>
-              <w:top w:w="0" w:type="dxa"/>
-              <w:bottom w:w="0" w:type="dxa"/>
-              <w:left w:w="0" w:type="dxa"/>
-              <w:right w:w="0" w:type="dxa"/>
-            </w:tcMar>
-            <w:vAlign w:val="top"/>
-          </w:tcPr>
-          <w:p>
-            <w:pPr>
-              <w:pStyle w:val="Normal"/>
-              <w:jc w:val="center"/>
-              <w:pBdr>
-                <w:bottom w:val="none" w:sz="0" w:space="0" w:color="000000"/>
-                <w:top w:val="none" w:sz="0" w:space="0" w:color="000000"/>
-                <w:left w:val="none" w:sz="0" w:space="0" w:color="000000"/>
-                <w:right w:val="none" w:sz="0" w:space="0" w:color="000000"/>
-              </w:pBdr>
-              <w:spacing w:after="100" w:before="100" w:line="240"/>
-              <w:ind w:left="100" w:right="100" w:firstLine="0" w:firstLineChars="0"/>
-              <w:rPr>
-                <w:rFonts w:ascii="Helvetica" w:hAnsi="Helvetica" w:eastAsia="Helvetica" w:cs="Helvetica"/>
-                <w:i w:val="false"/>
-                <w:b w:val="false"/>
-                <w:u w:val="none"/>
-                <w:sz w:val="22"/>
-                <w:szCs w:val="22"/>
-                <w:color w:val="000000"/>
-              </w:rPr>
-            </w:pPr>
-            <w:r>
-              <w:rPr>
-                <w:rFonts w:ascii="Helvetica" w:hAnsi="Helvetica" w:eastAsia="Helvetica" w:cs="Helvetica"/>
-                <w:i w:val="false"/>
-                <w:b w:val="false"/>
-                <w:u w:val="none"/>
-                <w:sz w:val="22"/>
-                <w:szCs w:val="22"/>
-                <w:color w:val="000000"/>
-              </w:rPr>
-              <w:t xml:space="preserve">0.100</w:t>
+              <w:t xml:space="preserve">1.87</w:t>
+            </w:r>
+          </w:p>
+        </w:tc>
+        <w:tc>
+          <w:tcPr>
+            <w:tcBorders>
+              <w:bottom w:val="none" w:sz="0" w:space="0" w:color="000000"/>
+              <w:top w:val="none" w:sz="0" w:space="0" w:color="000000"/>
+              <w:left w:val="none" w:sz="0" w:space="0" w:color="000000"/>
+              <w:right w:val="none" w:sz="0" w:space="0" w:color="000000"/>
+            </w:tcBorders>
+            <w:shd w:val="clear" w:color="auto" w:fill="FFFFFF"/>
+            <w:tcMar>
+              <w:top w:w="0" w:type="dxa"/>
+              <w:bottom w:w="0" w:type="dxa"/>
+              <w:left w:w="0" w:type="dxa"/>
+              <w:right w:w="0" w:type="dxa"/>
+            </w:tcMar>
+            <w:vAlign w:val="top"/>
+          </w:tcPr>
+          <w:p>
+            <w:pPr>
+              <w:pStyle w:val="Normal"/>
+              <w:jc w:val="center"/>
+              <w:pBdr>
+                <w:bottom w:val="none" w:sz="0" w:space="0" w:color="000000"/>
+                <w:top w:val="none" w:sz="0" w:space="0" w:color="000000"/>
+                <w:left w:val="none" w:sz="0" w:space="0" w:color="000000"/>
+                <w:right w:val="none" w:sz="0" w:space="0" w:color="000000"/>
+              </w:pBdr>
+              <w:spacing w:after="100" w:before="100" w:line="240"/>
+              <w:ind w:left="100" w:right="100" w:firstLine="0" w:firstLineChars="0"/>
+              <w:rPr>
+                <w:rFonts w:ascii="Helvetica" w:hAnsi="Helvetica" w:eastAsia="Helvetica" w:cs="Helvetica"/>
+                <w:i w:val="false"/>
+                <w:b w:val="false"/>
+                <w:u w:val="none"/>
+                <w:sz w:val="22"/>
+                <w:szCs w:val="22"/>
+                <w:color w:val="000000"/>
+              </w:rPr>
+            </w:pPr>
+            <w:r>
+              <w:rPr>
+                <w:rFonts w:ascii="Helvetica" w:hAnsi="Helvetica" w:eastAsia="Helvetica" w:cs="Helvetica"/>
+                <w:i w:val="false"/>
+                <w:b w:val="false"/>
+                <w:u w:val="none"/>
+                <w:sz w:val="22"/>
+                <w:szCs w:val="22"/>
+                <w:color w:val="000000"/>
+              </w:rPr>
+              <w:t xml:space="preserve">0.91, 3.85</w:t>
+            </w:r>
+          </w:p>
+        </w:tc>
+        <w:tc>
+          <w:tcPr>
+            <w:tcBorders>
+              <w:bottom w:val="none" w:sz="0" w:space="0" w:color="000000"/>
+              <w:top w:val="none" w:sz="0" w:space="0" w:color="000000"/>
+              <w:left w:val="none" w:sz="0" w:space="0" w:color="000000"/>
+              <w:right w:val="none" w:sz="0" w:space="0" w:color="000000"/>
+            </w:tcBorders>
+            <w:shd w:val="clear" w:color="auto" w:fill="FFFFFF"/>
+            <w:tcMar>
+              <w:top w:w="0" w:type="dxa"/>
+              <w:bottom w:w="0" w:type="dxa"/>
+              <w:left w:w="0" w:type="dxa"/>
+              <w:right w:w="0" w:type="dxa"/>
+            </w:tcMar>
+            <w:vAlign w:val="top"/>
+          </w:tcPr>
+          <w:p>
+            <w:pPr>
+              <w:pStyle w:val="Normal"/>
+              <w:jc w:val="center"/>
+              <w:pBdr>
+                <w:bottom w:val="none" w:sz="0" w:space="0" w:color="000000"/>
+                <w:top w:val="none" w:sz="0" w:space="0" w:color="000000"/>
+                <w:left w:val="none" w:sz="0" w:space="0" w:color="000000"/>
+                <w:right w:val="none" w:sz="0" w:space="0" w:color="000000"/>
+              </w:pBdr>
+              <w:spacing w:after="100" w:before="100" w:line="240"/>
+              <w:ind w:left="100" w:right="100" w:firstLine="0" w:firstLineChars="0"/>
+              <w:rPr>
+                <w:rFonts w:ascii="Helvetica" w:hAnsi="Helvetica" w:eastAsia="Helvetica" w:cs="Helvetica"/>
+                <w:i w:val="false"/>
+                <w:b w:val="false"/>
+                <w:u w:val="none"/>
+                <w:sz w:val="22"/>
+                <w:szCs w:val="22"/>
+                <w:color w:val="000000"/>
+              </w:rPr>
+            </w:pPr>
+            <w:r>
+              <w:rPr>
+                <w:rFonts w:ascii="Helvetica" w:hAnsi="Helvetica" w:eastAsia="Helvetica" w:cs="Helvetica"/>
+                <w:i w:val="false"/>
+                <w:b w:val="false"/>
+                <w:u w:val="none"/>
+                <w:sz w:val="22"/>
+                <w:szCs w:val="22"/>
+                <w:color w:val="000000"/>
+              </w:rPr>
+              <w:t xml:space="preserve">0.089</w:t>
             </w:r>
           </w:p>
         </w:tc>
@@ -16076,113 +16076,113 @@
                 <w:szCs w:val="22"/>
                 <w:color w:val="000000"/>
               </w:rPr>
-              <w:t xml:space="preserve">0.59</w:t>
-            </w:r>
-          </w:p>
-        </w:tc>
-        <w:tc>
-          <w:tcPr>
-            <w:tcBorders>
-              <w:bottom w:val="none" w:sz="0" w:space="0" w:color="000000"/>
-              <w:top w:val="none" w:sz="0" w:space="0" w:color="000000"/>
-              <w:left w:val="none" w:sz="0" w:space="0" w:color="000000"/>
-              <w:right w:val="none" w:sz="0" w:space="0" w:color="000000"/>
-            </w:tcBorders>
-            <w:shd w:val="clear" w:color="auto" w:fill="FFFFFF"/>
-            <w:tcMar>
-              <w:top w:w="0" w:type="dxa"/>
-              <w:bottom w:w="0" w:type="dxa"/>
-              <w:left w:w="0" w:type="dxa"/>
-              <w:right w:w="0" w:type="dxa"/>
-            </w:tcMar>
-            <w:vAlign w:val="top"/>
-          </w:tcPr>
-          <w:p>
-            <w:pPr>
-              <w:pStyle w:val="Normal"/>
-              <w:jc w:val="center"/>
-              <w:pBdr>
-                <w:bottom w:val="none" w:sz="0" w:space="0" w:color="000000"/>
-                <w:top w:val="none" w:sz="0" w:space="0" w:color="000000"/>
-                <w:left w:val="none" w:sz="0" w:space="0" w:color="000000"/>
-                <w:right w:val="none" w:sz="0" w:space="0" w:color="000000"/>
-              </w:pBdr>
-              <w:spacing w:after="100" w:before="100" w:line="240"/>
-              <w:ind w:left="100" w:right="100" w:firstLine="0" w:firstLineChars="0"/>
-              <w:rPr>
-                <w:rFonts w:ascii="Helvetica" w:hAnsi="Helvetica" w:eastAsia="Helvetica" w:cs="Helvetica"/>
-                <w:i w:val="false"/>
-                <w:b w:val="false"/>
-                <w:u w:val="none"/>
-                <w:sz w:val="22"/>
-                <w:szCs w:val="22"/>
-                <w:color w:val="000000"/>
-              </w:rPr>
-            </w:pPr>
-            <w:r>
-              <w:rPr>
-                <w:rFonts w:ascii="Helvetica" w:hAnsi="Helvetica" w:eastAsia="Helvetica" w:cs="Helvetica"/>
-                <w:i w:val="false"/>
-                <w:b w:val="false"/>
-                <w:u w:val="none"/>
-                <w:sz w:val="22"/>
-                <w:szCs w:val="22"/>
-                <w:color w:val="000000"/>
-              </w:rPr>
-              <w:t xml:space="preserve">0.33, 1.06</w:t>
-            </w:r>
-          </w:p>
-        </w:tc>
-        <w:tc>
-          <w:tcPr>
-            <w:tcBorders>
-              <w:bottom w:val="none" w:sz="0" w:space="0" w:color="000000"/>
-              <w:top w:val="none" w:sz="0" w:space="0" w:color="000000"/>
-              <w:left w:val="none" w:sz="0" w:space="0" w:color="000000"/>
-              <w:right w:val="none" w:sz="0" w:space="0" w:color="000000"/>
-            </w:tcBorders>
-            <w:shd w:val="clear" w:color="auto" w:fill="FFFFFF"/>
-            <w:tcMar>
-              <w:top w:w="0" w:type="dxa"/>
-              <w:bottom w:w="0" w:type="dxa"/>
-              <w:left w:w="0" w:type="dxa"/>
-              <w:right w:w="0" w:type="dxa"/>
-            </w:tcMar>
-            <w:vAlign w:val="top"/>
-          </w:tcPr>
-          <w:p>
-            <w:pPr>
-              <w:pStyle w:val="Normal"/>
-              <w:jc w:val="center"/>
-              <w:pBdr>
-                <w:bottom w:val="none" w:sz="0" w:space="0" w:color="000000"/>
-                <w:top w:val="none" w:sz="0" w:space="0" w:color="000000"/>
-                <w:left w:val="none" w:sz="0" w:space="0" w:color="000000"/>
-                <w:right w:val="none" w:sz="0" w:space="0" w:color="000000"/>
-              </w:pBdr>
-              <w:spacing w:after="100" w:before="100" w:line="240"/>
-              <w:ind w:left="100" w:right="100" w:firstLine="0" w:firstLineChars="0"/>
-              <w:rPr>
-                <w:rFonts w:ascii="Helvetica" w:hAnsi="Helvetica" w:eastAsia="Helvetica" w:cs="Helvetica"/>
-                <w:i w:val="false"/>
-                <w:b w:val="false"/>
-                <w:u w:val="none"/>
-                <w:sz w:val="22"/>
-                <w:szCs w:val="22"/>
-                <w:color w:val="000000"/>
-              </w:rPr>
-            </w:pPr>
-            <w:r>
-              <w:rPr>
-                <w:rFonts w:ascii="Helvetica" w:hAnsi="Helvetica" w:eastAsia="Helvetica" w:cs="Helvetica"/>
-                <w:i w:val="false"/>
-                <w:b w:val="false"/>
-                <w:u w:val="none"/>
-                <w:sz w:val="22"/>
-                <w:szCs w:val="22"/>
-                <w:color w:val="000000"/>
-              </w:rPr>
-              <w:t xml:space="preserve">0.078</w:t>
+              <w:t xml:space="preserve">0.60</w:t>
+            </w:r>
+          </w:p>
+        </w:tc>
+        <w:tc>
+          <w:tcPr>
+            <w:tcBorders>
+              <w:bottom w:val="none" w:sz="0" w:space="0" w:color="000000"/>
+              <w:top w:val="none" w:sz="0" w:space="0" w:color="000000"/>
+              <w:left w:val="none" w:sz="0" w:space="0" w:color="000000"/>
+              <w:right w:val="none" w:sz="0" w:space="0" w:color="000000"/>
+            </w:tcBorders>
+            <w:shd w:val="clear" w:color="auto" w:fill="FFFFFF"/>
+            <w:tcMar>
+              <w:top w:w="0" w:type="dxa"/>
+              <w:bottom w:w="0" w:type="dxa"/>
+              <w:left w:w="0" w:type="dxa"/>
+              <w:right w:w="0" w:type="dxa"/>
+            </w:tcMar>
+            <w:vAlign w:val="top"/>
+          </w:tcPr>
+          <w:p>
+            <w:pPr>
+              <w:pStyle w:val="Normal"/>
+              <w:jc w:val="center"/>
+              <w:pBdr>
+                <w:bottom w:val="none" w:sz="0" w:space="0" w:color="000000"/>
+                <w:top w:val="none" w:sz="0" w:space="0" w:color="000000"/>
+                <w:left w:val="none" w:sz="0" w:space="0" w:color="000000"/>
+                <w:right w:val="none" w:sz="0" w:space="0" w:color="000000"/>
+              </w:pBdr>
+              <w:spacing w:after="100" w:before="100" w:line="240"/>
+              <w:ind w:left="100" w:right="100" w:firstLine="0" w:firstLineChars="0"/>
+              <w:rPr>
+                <w:rFonts w:ascii="Helvetica" w:hAnsi="Helvetica" w:eastAsia="Helvetica" w:cs="Helvetica"/>
+                <w:i w:val="false"/>
+                <w:b w:val="false"/>
+                <w:u w:val="none"/>
+                <w:sz w:val="22"/>
+                <w:szCs w:val="22"/>
+                <w:color w:val="000000"/>
+              </w:rPr>
+            </w:pPr>
+            <w:r>
+              <w:rPr>
+                <w:rFonts w:ascii="Helvetica" w:hAnsi="Helvetica" w:eastAsia="Helvetica" w:cs="Helvetica"/>
+                <w:i w:val="false"/>
+                <w:b w:val="false"/>
+                <w:u w:val="none"/>
+                <w:sz w:val="22"/>
+                <w:szCs w:val="22"/>
+                <w:color w:val="000000"/>
+              </w:rPr>
+              <w:t xml:space="preserve">0.33, 1.07</w:t>
+            </w:r>
+          </w:p>
+        </w:tc>
+        <w:tc>
+          <w:tcPr>
+            <w:tcBorders>
+              <w:bottom w:val="none" w:sz="0" w:space="0" w:color="000000"/>
+              <w:top w:val="none" w:sz="0" w:space="0" w:color="000000"/>
+              <w:left w:val="none" w:sz="0" w:space="0" w:color="000000"/>
+              <w:right w:val="none" w:sz="0" w:space="0" w:color="000000"/>
+            </w:tcBorders>
+            <w:shd w:val="clear" w:color="auto" w:fill="FFFFFF"/>
+            <w:tcMar>
+              <w:top w:w="0" w:type="dxa"/>
+              <w:bottom w:w="0" w:type="dxa"/>
+              <w:left w:w="0" w:type="dxa"/>
+              <w:right w:w="0" w:type="dxa"/>
+            </w:tcMar>
+            <w:vAlign w:val="top"/>
+          </w:tcPr>
+          <w:p>
+            <w:pPr>
+              <w:pStyle w:val="Normal"/>
+              <w:jc w:val="center"/>
+              <w:pBdr>
+                <w:bottom w:val="none" w:sz="0" w:space="0" w:color="000000"/>
+                <w:top w:val="none" w:sz="0" w:space="0" w:color="000000"/>
+                <w:left w:val="none" w:sz="0" w:space="0" w:color="000000"/>
+                <w:right w:val="none" w:sz="0" w:space="0" w:color="000000"/>
+              </w:pBdr>
+              <w:spacing w:after="100" w:before="100" w:line="240"/>
+              <w:ind w:left="100" w:right="100" w:firstLine="0" w:firstLineChars="0"/>
+              <w:rPr>
+                <w:rFonts w:ascii="Helvetica" w:hAnsi="Helvetica" w:eastAsia="Helvetica" w:cs="Helvetica"/>
+                <w:i w:val="false"/>
+                <w:b w:val="false"/>
+                <w:u w:val="none"/>
+                <w:sz w:val="22"/>
+                <w:szCs w:val="22"/>
+                <w:color w:val="000000"/>
+              </w:rPr>
+            </w:pPr>
+            <w:r>
+              <w:rPr>
+                <w:rFonts w:ascii="Helvetica" w:hAnsi="Helvetica" w:eastAsia="Helvetica" w:cs="Helvetica"/>
+                <w:i w:val="false"/>
+                <w:b w:val="false"/>
+                <w:u w:val="none"/>
+                <w:sz w:val="22"/>
+                <w:szCs w:val="22"/>
+                <w:color w:val="000000"/>
+              </w:rPr>
+              <w:t xml:space="preserve">0.084</w:t>
             </w:r>
           </w:p>
         </w:tc>
@@ -16665,7 +16665,7 @@
                 <w:szCs w:val="22"/>
                 <w:color w:val="000000"/>
               </w:rPr>
-              <w:t xml:space="preserve">0.870</w:t>
+              <w:t xml:space="preserve">&gt;0.999</w:t>
             </w:r>
           </w:p>
         </w:tc>
@@ -17042,60 +17042,60 @@
                 <w:szCs w:val="22"/>
                 <w:color w:val="000000"/>
               </w:rPr>
-              <w:t xml:space="preserve">1.61</w:t>
-            </w:r>
-          </w:p>
-        </w:tc>
-        <w:tc>
-          <w:tcPr>
-            <w:tcBorders>
-              <w:bottom w:val="none" w:sz="0" w:space="0" w:color="000000"/>
-              <w:top w:val="none" w:sz="0" w:space="0" w:color="000000"/>
-              <w:left w:val="none" w:sz="0" w:space="0" w:color="000000"/>
-              <w:right w:val="none" w:sz="0" w:space="0" w:color="000000"/>
-            </w:tcBorders>
-            <w:shd w:val="clear" w:color="auto" w:fill="FFFFFF"/>
-            <w:tcMar>
-              <w:top w:w="0" w:type="dxa"/>
-              <w:bottom w:w="0" w:type="dxa"/>
-              <w:left w:w="0" w:type="dxa"/>
-              <w:right w:w="0" w:type="dxa"/>
-            </w:tcMar>
-            <w:vAlign w:val="top"/>
-          </w:tcPr>
-          <w:p>
-            <w:pPr>
-              <w:pStyle w:val="Normal"/>
-              <w:jc w:val="center"/>
-              <w:pBdr>
-                <w:bottom w:val="none" w:sz="0" w:space="0" w:color="000000"/>
-                <w:top w:val="none" w:sz="0" w:space="0" w:color="000000"/>
-                <w:left w:val="none" w:sz="0" w:space="0" w:color="000000"/>
-                <w:right w:val="none" w:sz="0" w:space="0" w:color="000000"/>
-              </w:pBdr>
-              <w:spacing w:after="100" w:before="100" w:line="240"/>
-              <w:ind w:left="100" w:right="100" w:firstLine="0" w:firstLineChars="0"/>
-              <w:rPr>
-                <w:rFonts w:ascii="Helvetica" w:hAnsi="Helvetica" w:eastAsia="Helvetica" w:cs="Helvetica"/>
-                <w:i w:val="false"/>
-                <w:b w:val="false"/>
-                <w:u w:val="none"/>
-                <w:sz w:val="22"/>
-                <w:szCs w:val="22"/>
-                <w:color w:val="000000"/>
-              </w:rPr>
-            </w:pPr>
-            <w:r>
-              <w:rPr>
-                <w:rFonts w:ascii="Helvetica" w:hAnsi="Helvetica" w:eastAsia="Helvetica" w:cs="Helvetica"/>
-                <w:i w:val="false"/>
-                <w:b w:val="false"/>
-                <w:u w:val="none"/>
-                <w:sz w:val="22"/>
-                <w:szCs w:val="22"/>
-                <w:color w:val="000000"/>
-              </w:rPr>
-              <w:t xml:space="preserve">1.09, 2.37</w:t>
+              <w:t xml:space="preserve">1.60</w:t>
+            </w:r>
+          </w:p>
+        </w:tc>
+        <w:tc>
+          <w:tcPr>
+            <w:tcBorders>
+              <w:bottom w:val="none" w:sz="0" w:space="0" w:color="000000"/>
+              <w:top w:val="none" w:sz="0" w:space="0" w:color="000000"/>
+              <w:left w:val="none" w:sz="0" w:space="0" w:color="000000"/>
+              <w:right w:val="none" w:sz="0" w:space="0" w:color="000000"/>
+            </w:tcBorders>
+            <w:shd w:val="clear" w:color="auto" w:fill="FFFFFF"/>
+            <w:tcMar>
+              <w:top w:w="0" w:type="dxa"/>
+              <w:bottom w:w="0" w:type="dxa"/>
+              <w:left w:w="0" w:type="dxa"/>
+              <w:right w:w="0" w:type="dxa"/>
+            </w:tcMar>
+            <w:vAlign w:val="top"/>
+          </w:tcPr>
+          <w:p>
+            <w:pPr>
+              <w:pStyle w:val="Normal"/>
+              <w:jc w:val="center"/>
+              <w:pBdr>
+                <w:bottom w:val="none" w:sz="0" w:space="0" w:color="000000"/>
+                <w:top w:val="none" w:sz="0" w:space="0" w:color="000000"/>
+                <w:left w:val="none" w:sz="0" w:space="0" w:color="000000"/>
+                <w:right w:val="none" w:sz="0" w:space="0" w:color="000000"/>
+              </w:pBdr>
+              <w:spacing w:after="100" w:before="100" w:line="240"/>
+              <w:ind w:left="100" w:right="100" w:firstLine="0" w:firstLineChars="0"/>
+              <w:rPr>
+                <w:rFonts w:ascii="Helvetica" w:hAnsi="Helvetica" w:eastAsia="Helvetica" w:cs="Helvetica"/>
+                <w:i w:val="false"/>
+                <w:b w:val="false"/>
+                <w:u w:val="none"/>
+                <w:sz w:val="22"/>
+                <w:szCs w:val="22"/>
+                <w:color w:val="000000"/>
+              </w:rPr>
+            </w:pPr>
+            <w:r>
+              <w:rPr>
+                <w:rFonts w:ascii="Helvetica" w:hAnsi="Helvetica" w:eastAsia="Helvetica" w:cs="Helvetica"/>
+                <w:i w:val="false"/>
+                <w:b w:val="false"/>
+                <w:u w:val="none"/>
+                <w:sz w:val="22"/>
+                <w:szCs w:val="22"/>
+                <w:color w:val="000000"/>
+              </w:rPr>
+              <w:t xml:space="preserve">1.09, 2.36</w:t>
             </w:r>
           </w:p>
         </w:tc>
@@ -17525,113 +17525,113 @@
                 <w:szCs w:val="22"/>
                 <w:color w:val="000000"/>
               </w:rPr>
-              <w:t xml:space="preserve">1.16</w:t>
-            </w:r>
-          </w:p>
-        </w:tc>
-        <w:tc>
-          <w:tcPr>
-            <w:tcBorders>
-              <w:bottom w:val="none" w:sz="0" w:space="0" w:color="000000"/>
-              <w:top w:val="none" w:sz="0" w:space="0" w:color="000000"/>
-              <w:left w:val="none" w:sz="0" w:space="0" w:color="000000"/>
-              <w:right w:val="none" w:sz="0" w:space="0" w:color="000000"/>
-            </w:tcBorders>
-            <w:shd w:val="clear" w:color="auto" w:fill="FFFFFF"/>
-            <w:tcMar>
-              <w:top w:w="0" w:type="dxa"/>
-              <w:bottom w:w="0" w:type="dxa"/>
-              <w:left w:w="0" w:type="dxa"/>
-              <w:right w:w="0" w:type="dxa"/>
-            </w:tcMar>
-            <w:vAlign w:val="top"/>
-          </w:tcPr>
-          <w:p>
-            <w:pPr>
-              <w:pStyle w:val="Normal"/>
-              <w:jc w:val="center"/>
-              <w:pBdr>
-                <w:bottom w:val="none" w:sz="0" w:space="0" w:color="000000"/>
-                <w:top w:val="none" w:sz="0" w:space="0" w:color="000000"/>
-                <w:left w:val="none" w:sz="0" w:space="0" w:color="000000"/>
-                <w:right w:val="none" w:sz="0" w:space="0" w:color="000000"/>
-              </w:pBdr>
-              <w:spacing w:after="100" w:before="100" w:line="240"/>
-              <w:ind w:left="100" w:right="100" w:firstLine="0" w:firstLineChars="0"/>
-              <w:rPr>
-                <w:rFonts w:ascii="Helvetica" w:hAnsi="Helvetica" w:eastAsia="Helvetica" w:cs="Helvetica"/>
-                <w:i w:val="false"/>
-                <w:b w:val="false"/>
-                <w:u w:val="none"/>
-                <w:sz w:val="22"/>
-                <w:szCs w:val="22"/>
-                <w:color w:val="000000"/>
-              </w:rPr>
-            </w:pPr>
-            <w:r>
-              <w:rPr>
-                <w:rFonts w:ascii="Helvetica" w:hAnsi="Helvetica" w:eastAsia="Helvetica" w:cs="Helvetica"/>
-                <w:i w:val="false"/>
-                <w:b w:val="false"/>
-                <w:u w:val="none"/>
-                <w:sz w:val="22"/>
-                <w:szCs w:val="22"/>
-                <w:color w:val="000000"/>
-              </w:rPr>
-              <w:t xml:space="preserve">0.69, 1.94</w:t>
-            </w:r>
-          </w:p>
-        </w:tc>
-        <w:tc>
-          <w:tcPr>
-            <w:tcBorders>
-              <w:bottom w:val="none" w:sz="0" w:space="0" w:color="000000"/>
-              <w:top w:val="none" w:sz="0" w:space="0" w:color="000000"/>
-              <w:left w:val="none" w:sz="0" w:space="0" w:color="000000"/>
-              <w:right w:val="none" w:sz="0" w:space="0" w:color="000000"/>
-            </w:tcBorders>
-            <w:shd w:val="clear" w:color="auto" w:fill="FFFFFF"/>
-            <w:tcMar>
-              <w:top w:w="0" w:type="dxa"/>
-              <w:bottom w:w="0" w:type="dxa"/>
-              <w:left w:w="0" w:type="dxa"/>
-              <w:right w:w="0" w:type="dxa"/>
-            </w:tcMar>
-            <w:vAlign w:val="top"/>
-          </w:tcPr>
-          <w:p>
-            <w:pPr>
-              <w:pStyle w:val="Normal"/>
-              <w:jc w:val="center"/>
-              <w:pBdr>
-                <w:bottom w:val="none" w:sz="0" w:space="0" w:color="000000"/>
-                <w:top w:val="none" w:sz="0" w:space="0" w:color="000000"/>
-                <w:left w:val="none" w:sz="0" w:space="0" w:color="000000"/>
-                <w:right w:val="none" w:sz="0" w:space="0" w:color="000000"/>
-              </w:pBdr>
-              <w:spacing w:after="100" w:before="100" w:line="240"/>
-              <w:ind w:left="100" w:right="100" w:firstLine="0" w:firstLineChars="0"/>
-              <w:rPr>
-                <w:rFonts w:ascii="Helvetica" w:hAnsi="Helvetica" w:eastAsia="Helvetica" w:cs="Helvetica"/>
-                <w:i w:val="false"/>
-                <w:b w:val="false"/>
-                <w:u w:val="none"/>
-                <w:sz w:val="22"/>
-                <w:szCs w:val="22"/>
-                <w:color w:val="000000"/>
-              </w:rPr>
-            </w:pPr>
-            <w:r>
-              <w:rPr>
-                <w:rFonts w:ascii="Helvetica" w:hAnsi="Helvetica" w:eastAsia="Helvetica" w:cs="Helvetica"/>
-                <w:i w:val="false"/>
-                <w:b w:val="false"/>
-                <w:u w:val="none"/>
-                <w:sz w:val="22"/>
-                <w:szCs w:val="22"/>
-                <w:color w:val="000000"/>
-              </w:rPr>
-              <w:t xml:space="preserve">0.570</w:t>
+              <w:t xml:space="preserve">1.15</w:t>
+            </w:r>
+          </w:p>
+        </w:tc>
+        <w:tc>
+          <w:tcPr>
+            <w:tcBorders>
+              <w:bottom w:val="none" w:sz="0" w:space="0" w:color="000000"/>
+              <w:top w:val="none" w:sz="0" w:space="0" w:color="000000"/>
+              <w:left w:val="none" w:sz="0" w:space="0" w:color="000000"/>
+              <w:right w:val="none" w:sz="0" w:space="0" w:color="000000"/>
+            </w:tcBorders>
+            <w:shd w:val="clear" w:color="auto" w:fill="FFFFFF"/>
+            <w:tcMar>
+              <w:top w:w="0" w:type="dxa"/>
+              <w:bottom w:w="0" w:type="dxa"/>
+              <w:left w:w="0" w:type="dxa"/>
+              <w:right w:w="0" w:type="dxa"/>
+            </w:tcMar>
+            <w:vAlign w:val="top"/>
+          </w:tcPr>
+          <w:p>
+            <w:pPr>
+              <w:pStyle w:val="Normal"/>
+              <w:jc w:val="center"/>
+              <w:pBdr>
+                <w:bottom w:val="none" w:sz="0" w:space="0" w:color="000000"/>
+                <w:top w:val="none" w:sz="0" w:space="0" w:color="000000"/>
+                <w:left w:val="none" w:sz="0" w:space="0" w:color="000000"/>
+                <w:right w:val="none" w:sz="0" w:space="0" w:color="000000"/>
+              </w:pBdr>
+              <w:spacing w:after="100" w:before="100" w:line="240"/>
+              <w:ind w:left="100" w:right="100" w:firstLine="0" w:firstLineChars="0"/>
+              <w:rPr>
+                <w:rFonts w:ascii="Helvetica" w:hAnsi="Helvetica" w:eastAsia="Helvetica" w:cs="Helvetica"/>
+                <w:i w:val="false"/>
+                <w:b w:val="false"/>
+                <w:u w:val="none"/>
+                <w:sz w:val="22"/>
+                <w:szCs w:val="22"/>
+                <w:color w:val="000000"/>
+              </w:rPr>
+            </w:pPr>
+            <w:r>
+              <w:rPr>
+                <w:rFonts w:ascii="Helvetica" w:hAnsi="Helvetica" w:eastAsia="Helvetica" w:cs="Helvetica"/>
+                <w:i w:val="false"/>
+                <w:b w:val="false"/>
+                <w:u w:val="none"/>
+                <w:sz w:val="22"/>
+                <w:szCs w:val="22"/>
+                <w:color w:val="000000"/>
+              </w:rPr>
+              <w:t xml:space="preserve">0.69, 1.92</w:t>
+            </w:r>
+          </w:p>
+        </w:tc>
+        <w:tc>
+          <w:tcPr>
+            <w:tcBorders>
+              <w:bottom w:val="none" w:sz="0" w:space="0" w:color="000000"/>
+              <w:top w:val="none" w:sz="0" w:space="0" w:color="000000"/>
+              <w:left w:val="none" w:sz="0" w:space="0" w:color="000000"/>
+              <w:right w:val="none" w:sz="0" w:space="0" w:color="000000"/>
+            </w:tcBorders>
+            <w:shd w:val="clear" w:color="auto" w:fill="FFFFFF"/>
+            <w:tcMar>
+              <w:top w:w="0" w:type="dxa"/>
+              <w:bottom w:w="0" w:type="dxa"/>
+              <w:left w:w="0" w:type="dxa"/>
+              <w:right w:w="0" w:type="dxa"/>
+            </w:tcMar>
+            <w:vAlign w:val="top"/>
+          </w:tcPr>
+          <w:p>
+            <w:pPr>
+              <w:pStyle w:val="Normal"/>
+              <w:jc w:val="center"/>
+              <w:pBdr>
+                <w:bottom w:val="none" w:sz="0" w:space="0" w:color="000000"/>
+                <w:top w:val="none" w:sz="0" w:space="0" w:color="000000"/>
+                <w:left w:val="none" w:sz="0" w:space="0" w:color="000000"/>
+                <w:right w:val="none" w:sz="0" w:space="0" w:color="000000"/>
+              </w:pBdr>
+              <w:spacing w:after="100" w:before="100" w:line="240"/>
+              <w:ind w:left="100" w:right="100" w:firstLine="0" w:firstLineChars="0"/>
+              <w:rPr>
+                <w:rFonts w:ascii="Helvetica" w:hAnsi="Helvetica" w:eastAsia="Helvetica" w:cs="Helvetica"/>
+                <w:i w:val="false"/>
+                <w:b w:val="false"/>
+                <w:u w:val="none"/>
+                <w:sz w:val="22"/>
+                <w:szCs w:val="22"/>
+                <w:color w:val="000000"/>
+              </w:rPr>
+            </w:pPr>
+            <w:r>
+              <w:rPr>
+                <w:rFonts w:ascii="Helvetica" w:hAnsi="Helvetica" w:eastAsia="Helvetica" w:cs="Helvetica"/>
+                <w:i w:val="false"/>
+                <w:b w:val="false"/>
+                <w:u w:val="none"/>
+                <w:sz w:val="22"/>
+                <w:szCs w:val="22"/>
+                <w:color w:val="000000"/>
+              </w:rPr>
+              <w:t xml:space="preserve">0.600</w:t>
             </w:r>
           </w:p>
         </w:tc>
@@ -17690,7 +17690,7 @@
                 <w:szCs w:val="22"/>
                 <w:color w:val="000000"/>
               </w:rPr>
-              <w:t xml:space="preserve">ckd_epi_gfr_cre_cys</w:t>
+              <w:t xml:space="preserve">baseline_cre_egfr</w:t>
             </w:r>
           </w:p>
         </w:tc>
@@ -17796,7 +17796,7 @@
                 <w:szCs w:val="22"/>
                 <w:color w:val="000000"/>
               </w:rPr>
-              <w:t xml:space="preserve">0.98</w:t>
+              <w:t xml:space="preserve">0.99</w:t>
             </w:r>
           </w:p>
         </w:tc>
@@ -17849,7 +17849,7 @@
                 <w:szCs w:val="22"/>
                 <w:color w:val="000000"/>
               </w:rPr>
-              <w:t xml:space="preserve">0.97, 0.99</w:t>
+              <w:t xml:space="preserve">0.98, 1.00</w:t>
             </w:r>
           </w:p>
         </w:tc>
@@ -17902,7 +17902,7 @@
                 <w:szCs w:val="22"/>
                 <w:color w:val="000000"/>
               </w:rPr>
-              <w:t xml:space="preserve">&lt;0.001</w:t>
+              <w:t xml:space="preserve">0.025</w:t>
             </w:r>
           </w:p>
         </w:tc>
@@ -18008,7 +18008,7 @@
                 <w:szCs w:val="22"/>
                 <w:color w:val="000000"/>
               </w:rPr>
-              <w:t xml:space="preserve">0.98</w:t>
+              <w:t xml:space="preserve">0.99</w:t>
             </w:r>
           </w:p>
         </w:tc>
@@ -18114,7 +18114,7 @@
                 <w:szCs w:val="22"/>
                 <w:color w:val="000000"/>
               </w:rPr>
-              <w:t xml:space="preserve">0.025</w:t>
+              <w:t xml:space="preserve">0.064</w:t>
             </w:r>
           </w:p>
         </w:tc>
